--- a/TPI AySO Virtualizacion.docx
+++ b/TPI AySO Virtualizacion.docx
@@ -603,7 +603,7 @@
       <w:pPr>
         <w:numPr>
           <w:ilvl w:val="0"/>
-          <w:numId w:val="1"/>
+          <w:numId w:val="7"/>
         </w:numPr>
         <w:spacing w:after="200" w:line="360" w:lineRule="auto"/>
         <w:ind w:left="720" w:hanging="360"/>
@@ -624,6 +624,11 @@
         </w:rPr>
         <w:t xml:space="preserve">INTRODUCCIÓN:</w:t>
       </w:r>
+      <w:r>
+        <w:rPr>
+          <w:rtl w:val="0"/>
+        </w:rPr>
+      </w:r>
     </w:p>
     <w:p>
       <w:pPr>
@@ -670,21 +675,7 @@
           <w:rFonts w:ascii="Arial" w:cs="Arial" w:eastAsia="Arial" w:hAnsi="Arial"/>
           <w:rtl w:val="0"/>
         </w:rPr>
-        <w:t xml:space="preserve">Nuestros objetivos para este trabajo es comprender el funcionamiento de una máquina virtual (en especial dentro de un entorno de </w:t>
-      </w:r>
-      <w:r>
-        <w:rPr>
-          <w:rFonts w:ascii="Arial" w:cs="Arial" w:eastAsia="Arial" w:hAnsi="Arial"/>
-          <w:rtl w:val="0"/>
-        </w:rPr>
-        <w:t xml:space="preserve">hypervisores</w:t>
-      </w:r>
-      <w:r>
-        <w:rPr>
-          <w:rFonts w:ascii="Arial" w:cs="Arial" w:eastAsia="Arial" w:hAnsi="Arial"/>
-          <w:rtl w:val="0"/>
-        </w:rPr>
-        <w:t xml:space="preserve"> tipo 2). Poder realizar la instalación y ejecución de una máquina virtual en nuestro sistema operativo. Y, por último, poder utilizar esa máquina virtual para el desarrollo de una aplicación a través de un lenguaje de programación instalado en la misma (python).</w:t>
+        <w:t xml:space="preserve">Nuestros objetivos para este trabajo es comprender el funcionamiento de una máquina virtual (en especial dentro de un entorno de hypervisores tipo 2). Poder realizar la instalación y ejecución de una máquina virtual en nuestro sistema operativo. Y, por último, poder utilizar esa máquina virtual para el desarrollo de una aplicación a través de un lenguaje de programación instalado en la misma (python).</w:t>
       </w:r>
     </w:p>
     <w:p>
@@ -705,7 +696,7 @@
       <w:pPr>
         <w:numPr>
           <w:ilvl w:val="0"/>
-          <w:numId w:val="1"/>
+          <w:numId w:val="7"/>
         </w:numPr>
         <w:spacing w:after="200" w:line="360" w:lineRule="auto"/>
         <w:ind w:left="720" w:hanging="360"/>
@@ -726,6 +717,11 @@
         </w:rPr>
         <w:t xml:space="preserve">MARCO TEÓRICO:</w:t>
       </w:r>
+      <w:r>
+        <w:rPr>
+          <w:rtl w:val="0"/>
+        </w:rPr>
+      </w:r>
     </w:p>
     <w:p>
       <w:pPr>
@@ -905,21 +901,7 @@
           <w:rFonts w:ascii="Arial" w:cs="Arial" w:eastAsia="Arial" w:hAnsi="Arial"/>
           <w:rtl w:val="0"/>
         </w:rPr>
-        <w:t xml:space="preserve">Existen 2 tipo de </w:t>
-      </w:r>
-      <w:r>
-        <w:rPr>
-          <w:rFonts w:ascii="Arial" w:cs="Arial" w:eastAsia="Arial" w:hAnsi="Arial"/>
-          <w:rtl w:val="0"/>
-        </w:rPr>
-        <w:t xml:space="preserve">hypervisores</w:t>
-      </w:r>
-      <w:r>
-        <w:rPr>
-          <w:rFonts w:ascii="Arial" w:cs="Arial" w:eastAsia="Arial" w:hAnsi="Arial"/>
-          <w:rtl w:val="0"/>
-        </w:rPr>
-        <w:t xml:space="preserve">:</w:t>
+        <w:t xml:space="preserve">Existen 2 tipo de hypervisores:</w:t>
       </w:r>
     </w:p>
     <w:p>
@@ -967,27 +949,13 @@
           <w:rFonts w:ascii="Arial" w:cs="Arial" w:eastAsia="Arial" w:hAnsi="Arial"/>
           <w:rtl w:val="0"/>
         </w:rPr>
-        <w:t xml:space="preserve">Diferencias entre </w:t>
-      </w:r>
-      <w:r>
-        <w:rPr>
-          <w:rFonts w:ascii="Arial" w:cs="Arial" w:eastAsia="Arial" w:hAnsi="Arial"/>
-          <w:rtl w:val="0"/>
-        </w:rPr>
-        <w:t xml:space="preserve">hypervisores</w:t>
-      </w:r>
-      <w:r>
-        <w:rPr>
-          <w:rFonts w:ascii="Arial" w:cs="Arial" w:eastAsia="Arial" w:hAnsi="Arial"/>
-          <w:rtl w:val="0"/>
-        </w:rPr>
-        <w:t xml:space="preserve"> tipo 1 y tipo 2:</w:t>
+        <w:t xml:space="preserve">Diferencias entre hypervisores tipo 1 y tipo 2:</w:t>
       </w:r>
     </w:p>
     <w:sdt>
       <w:sdtPr>
         <w:lock w:val="contentLocked"/>
-        <w:id w:val="292102480"/>
+        <w:id w:val="-1209325242"/>
         <w:tag w:val="goog_rdk_0"/>
       </w:sdtPr>
       <w:sdtContent>
@@ -1037,7 +1005,6 @@
                 <w:pPr>
                   <w:keepNext w:val="0"/>
                   <w:keepLines w:val="0"/>
-                  <w:pageBreakBefore w:val="0"/>
                   <w:widowControl w:val="0"/>
                   <w:pBdr>
                     <w:top w:space="0" w:sz="0" w:val="nil"/>
@@ -1059,14 +1026,7 @@
                     <w:rFonts w:ascii="Arial" w:cs="Arial" w:eastAsia="Arial" w:hAnsi="Arial"/>
                     <w:rtl w:val="0"/>
                   </w:rPr>
-                  <w:t xml:space="preserve">Hypervisores</w:t>
-                </w:r>
-                <w:r>
-                  <w:rPr>
-                    <w:rFonts w:ascii="Arial" w:cs="Arial" w:eastAsia="Arial" w:hAnsi="Arial"/>
-                    <w:rtl w:val="0"/>
-                  </w:rPr>
-                  <w:t xml:space="preserve"> tipo 1</w:t>
+                  <w:t xml:space="preserve">Hypervisores tipo 1</w:t>
                 </w:r>
               </w:p>
             </w:tc>
@@ -1095,14 +1055,7 @@
                     <w:rFonts w:ascii="Arial" w:cs="Arial" w:eastAsia="Arial" w:hAnsi="Arial"/>
                     <w:rtl w:val="0"/>
                   </w:rPr>
-                  <w:t xml:space="preserve">Hypervisores</w:t>
-                </w:r>
-                <w:r>
-                  <w:rPr>
-                    <w:rFonts w:ascii="Arial" w:cs="Arial" w:eastAsia="Arial" w:hAnsi="Arial"/>
-                    <w:rtl w:val="0"/>
-                  </w:rPr>
-                  <w:t xml:space="preserve"> tipo 2</w:t>
+                  <w:t xml:space="preserve">Hypervisores tipo 2</w:t>
                 </w:r>
               </w:p>
             </w:tc>
@@ -1127,7 +1080,6 @@
                 <w:pPr>
                   <w:keepNext w:val="0"/>
                   <w:keepLines w:val="0"/>
-                  <w:pageBreakBefore w:val="0"/>
                   <w:widowControl w:val="0"/>
                   <w:pBdr>
                     <w:top w:space="0" w:sz="0" w:val="nil"/>
@@ -1168,7 +1120,6 @@
                 <w:pPr>
                   <w:keepNext w:val="0"/>
                   <w:keepLines w:val="0"/>
-                  <w:pageBreakBefore w:val="0"/>
                   <w:widowControl w:val="0"/>
                   <w:pBdr>
                     <w:top w:space="0" w:sz="0" w:val="nil"/>
@@ -1215,7 +1166,6 @@
                 <w:pPr>
                   <w:keepNext w:val="0"/>
                   <w:keepLines w:val="0"/>
-                  <w:pageBreakBefore w:val="0"/>
                   <w:widowControl w:val="0"/>
                   <w:pBdr>
                     <w:top w:space="0" w:sz="0" w:val="nil"/>
@@ -1256,7 +1206,6 @@
                 <w:pPr>
                   <w:keepNext w:val="0"/>
                   <w:keepLines w:val="0"/>
-                  <w:pageBreakBefore w:val="0"/>
                   <w:widowControl w:val="0"/>
                   <w:pBdr>
                     <w:top w:space="0" w:sz="0" w:val="nil"/>
@@ -1303,7 +1252,6 @@
                 <w:pPr>
                   <w:keepNext w:val="0"/>
                   <w:keepLines w:val="0"/>
-                  <w:pageBreakBefore w:val="0"/>
                   <w:widowControl w:val="0"/>
                   <w:pBdr>
                     <w:top w:space="0" w:sz="0" w:val="nil"/>
@@ -1344,7 +1292,6 @@
                 <w:pPr>
                   <w:keepNext w:val="0"/>
                   <w:keepLines w:val="0"/>
-                  <w:pageBreakBefore w:val="0"/>
                   <w:widowControl w:val="0"/>
                   <w:pBdr>
                     <w:top w:space="0" w:sz="0" w:val="nil"/>
@@ -1391,7 +1338,6 @@
                 <w:pPr>
                   <w:keepNext w:val="0"/>
                   <w:keepLines w:val="0"/>
-                  <w:pageBreakBefore w:val="0"/>
                   <w:widowControl w:val="0"/>
                   <w:pBdr>
                     <w:top w:space="0" w:sz="0" w:val="nil"/>
@@ -1432,7 +1378,6 @@
                 <w:pPr>
                   <w:keepNext w:val="0"/>
                   <w:keepLines w:val="0"/>
-                  <w:pageBreakBefore w:val="0"/>
                   <w:widowControl w:val="0"/>
                   <w:pBdr>
                     <w:top w:space="0" w:sz="0" w:val="nil"/>
@@ -1479,7 +1424,6 @@
                 <w:pPr>
                   <w:keepNext w:val="0"/>
                   <w:keepLines w:val="0"/>
-                  <w:pageBreakBefore w:val="0"/>
                   <w:widowControl w:val="0"/>
                   <w:pBdr>
                     <w:top w:space="0" w:sz="0" w:val="nil"/>
@@ -1520,7 +1464,6 @@
                 <w:pPr>
                   <w:keepNext w:val="0"/>
                   <w:keepLines w:val="0"/>
-                  <w:pageBreakBefore w:val="0"/>
                   <w:widowControl w:val="0"/>
                   <w:pBdr>
                     <w:top w:space="0" w:sz="0" w:val="nil"/>
@@ -1991,9 +1934,9 @@
       <w:pPr>
         <w:numPr>
           <w:ilvl w:val="0"/>
-          <w:numId w:val="2"/>
+          <w:numId w:val="8"/>
         </w:numPr>
-        <w:spacing w:after="0" w:afterAutospacing="0" w:line="360" w:lineRule="auto"/>
+        <w:spacing w:after="0" w:line="360" w:lineRule="auto"/>
         <w:ind w:left="720" w:hanging="360"/>
         <w:rPr>
           <w:rFonts w:ascii="Arial" w:cs="Arial" w:eastAsia="Arial" w:hAnsi="Arial"/>
@@ -2021,9 +1964,9 @@
       <w:pPr>
         <w:numPr>
           <w:ilvl w:val="0"/>
-          <w:numId w:val="2"/>
+          <w:numId w:val="8"/>
         </w:numPr>
-        <w:spacing w:after="0" w:afterAutospacing="0" w:line="360" w:lineRule="auto"/>
+        <w:spacing w:after="0" w:line="360" w:lineRule="auto"/>
         <w:ind w:left="720" w:hanging="360"/>
         <w:rPr>
           <w:rFonts w:ascii="Arial" w:cs="Arial" w:eastAsia="Arial" w:hAnsi="Arial"/>
@@ -2051,7 +1994,7 @@
       <w:pPr>
         <w:numPr>
           <w:ilvl w:val="0"/>
-          <w:numId w:val="2"/>
+          <w:numId w:val="8"/>
         </w:numPr>
         <w:spacing w:after="200" w:line="360" w:lineRule="auto"/>
         <w:ind w:left="720" w:hanging="360"/>
@@ -2095,7 +2038,7 @@
       <w:pPr>
         <w:numPr>
           <w:ilvl w:val="0"/>
-          <w:numId w:val="1"/>
+          <w:numId w:val="7"/>
         </w:numPr>
         <w:spacing w:after="200" w:line="360" w:lineRule="auto"/>
         <w:ind w:left="720" w:hanging="360"/>
@@ -2115,6 +2058,11 @@
         </w:rPr>
         <w:t xml:space="preserve">CASO PRÁCTICO:</w:t>
       </w:r>
+      <w:r>
+        <w:rPr>
+          <w:rtl w:val="0"/>
+        </w:rPr>
+      </w:r>
     </w:p>
     <w:p>
       <w:pPr>
@@ -2131,30 +2079,1491 @@
         </w:rPr>
         <w:t xml:space="preserve">En este caso vamos a realizar un programa en python que le permita al usuario obtener el promedio de res valores ingresados, todo ejecutado desde un entorno virtual para poder ver cómo se realizaría en la vida real para desarrollar un software. Para realizar esto primero vamos a descargar e instalar un hypervisor (VirtualBox) y la imagen de un SO (Ubuntu) el cual va a ser el SO que instalaremos en nuestra VM. Luego, a través de la terminal generamos el archivo python en cual desarrollaremos el programa. Todo esto será subido a un repositorio de github.</w:t>
       </w:r>
-      <w:r>
-        <w:rPr>
-          <w:rtl w:val="0"/>
-        </w:rPr>
-      </w:r>
-    </w:p>
-    <w:p>
-      <w:pPr>
-        <w:spacing w:after="200" w:line="360" w:lineRule="auto"/>
-        <w:ind w:firstLine="0"/>
-        <w:rPr>
-          <w:rFonts w:ascii="Arial" w:cs="Arial" w:eastAsia="Arial" w:hAnsi="Arial"/>
-        </w:rPr>
-      </w:pPr>
-      <w:r>
-        <w:rPr>
-          <w:rtl w:val="0"/>
-        </w:rPr>
-      </w:r>
-    </w:p>
-    <w:p>
-      <w:pPr>
-        <w:spacing w:after="200" w:line="360" w:lineRule="auto"/>
-        <w:ind w:firstLine="0"/>
+    </w:p>
+    <w:p>
+      <w:pPr>
+        <w:spacing w:after="200" w:line="360" w:lineRule="auto"/>
+        <w:ind w:left="720"/>
+        <w:rPr>
+          <w:rFonts w:ascii="Arial" w:cs="Arial" w:eastAsia="Arial" w:hAnsi="Arial"/>
+        </w:rPr>
+      </w:pPr>
+      <w:r>
+        <w:rPr>
+          <w:rFonts w:ascii="Arial" w:cs="Arial" w:eastAsia="Arial" w:hAnsi="Arial"/>
+          <w:rtl w:val="0"/>
+        </w:rPr>
+        <w:t xml:space="preserve"> </w:t>
+      </w:r>
+      <w:r>
+        <w:rPr>
+          <w:rFonts w:ascii="Arial" w:cs="Arial" w:eastAsia="Arial" w:hAnsi="Arial"/>
+        </w:rPr>
+        <w:drawing>
+          <wp:inline distB="114300" distT="114300" distL="114300" distR="114300">
+            <wp:extent cx="5850255" cy="3289300"/>
+            <wp:effectExtent b="0" l="0" r="0" t="0"/>
+            <wp:docPr id="7" name="image11.png"/>
+            <a:graphic>
+              <a:graphicData uri="http://schemas.openxmlformats.org/drawingml/2006/picture">
+                <pic:pic>
+                  <pic:nvPicPr>
+                    <pic:cNvPr id="0" name="image11.png"/>
+                    <pic:cNvPicPr preferRelativeResize="0"/>
+                  </pic:nvPicPr>
+                  <pic:blipFill>
+                    <a:blip r:embed="rId10"/>
+                    <a:srcRect b="0" l="0" r="0" t="0"/>
+                    <a:stretch>
+                      <a:fillRect/>
+                    </a:stretch>
+                  </pic:blipFill>
+                  <pic:spPr>
+                    <a:xfrm>
+                      <a:off x="0" y="0"/>
+                      <a:ext cx="5850255" cy="3289300"/>
+                    </a:xfrm>
+                    <a:prstGeom prst="rect"/>
+                    <a:ln/>
+                  </pic:spPr>
+                </pic:pic>
+              </a:graphicData>
+            </a:graphic>
+          </wp:inline>
+        </w:drawing>
+      </w:r>
+      <w:r>
+        <w:rPr>
+          <w:rtl w:val="0"/>
+        </w:rPr>
+      </w:r>
+    </w:p>
+    <w:p>
+      <w:pPr>
+        <w:numPr>
+          <w:ilvl w:val="0"/>
+          <w:numId w:val="10"/>
+        </w:numPr>
+        <w:spacing w:after="200" w:line="360" w:lineRule="auto"/>
+        <w:ind w:left="720" w:hanging="360"/>
+        <w:rPr>
+          <w:rFonts w:ascii="Arial" w:cs="Arial" w:eastAsia="Arial" w:hAnsi="Arial"/>
+        </w:rPr>
+      </w:pPr>
+      <w:r>
+        <w:rPr>
+          <w:rFonts w:ascii="Arial" w:cs="Arial" w:eastAsia="Arial" w:hAnsi="Arial"/>
+          <w:rtl w:val="0"/>
+        </w:rPr>
+        <w:t xml:space="preserve">Validación de virtualización habilitada desde el administrador de tareas.</w:t>
+      </w:r>
+    </w:p>
+    <w:p>
+      <w:pPr>
+        <w:spacing w:after="200" w:line="360" w:lineRule="auto"/>
+        <w:ind w:left="720"/>
+        <w:rPr>
+          <w:rFonts w:ascii="Arial" w:cs="Arial" w:eastAsia="Arial" w:hAnsi="Arial"/>
+        </w:rPr>
+      </w:pPr>
+      <w:r>
+        <w:rPr>
+          <w:rtl w:val="0"/>
+        </w:rPr>
+      </w:r>
+    </w:p>
+    <w:p>
+      <w:pPr>
+        <w:spacing w:after="200" w:line="360" w:lineRule="auto"/>
+        <w:ind w:firstLine="0"/>
+        <w:rPr>
+          <w:rFonts w:ascii="Arial" w:cs="Arial" w:eastAsia="Arial" w:hAnsi="Arial"/>
+        </w:rPr>
+      </w:pPr>
+      <w:r>
+        <w:rPr>
+          <w:rFonts w:ascii="Arial" w:cs="Arial" w:eastAsia="Arial" w:hAnsi="Arial"/>
+        </w:rPr>
+        <w:drawing>
+          <wp:inline distB="114300" distT="114300" distL="114300" distR="114300">
+            <wp:extent cx="5850255" cy="6083300"/>
+            <wp:effectExtent b="0" l="0" r="0" t="0"/>
+            <wp:docPr id="12" name="image12.png"/>
+            <a:graphic>
+              <a:graphicData uri="http://schemas.openxmlformats.org/drawingml/2006/picture">
+                <pic:pic>
+                  <pic:nvPicPr>
+                    <pic:cNvPr id="0" name="image12.png"/>
+                    <pic:cNvPicPr preferRelativeResize="0"/>
+                  </pic:nvPicPr>
+                  <pic:blipFill>
+                    <a:blip r:embed="rId11"/>
+                    <a:srcRect b="0" l="0" r="0" t="0"/>
+                    <a:stretch>
+                      <a:fillRect/>
+                    </a:stretch>
+                  </pic:blipFill>
+                  <pic:spPr>
+                    <a:xfrm>
+                      <a:off x="0" y="0"/>
+                      <a:ext cx="5850255" cy="6083300"/>
+                    </a:xfrm>
+                    <a:prstGeom prst="rect"/>
+                    <a:ln/>
+                  </pic:spPr>
+                </pic:pic>
+              </a:graphicData>
+            </a:graphic>
+          </wp:inline>
+        </w:drawing>
+      </w:r>
+      <w:r>
+        <w:rPr>
+          <w:rtl w:val="0"/>
+        </w:rPr>
+      </w:r>
+    </w:p>
+    <w:p>
+      <w:pPr>
+        <w:numPr>
+          <w:ilvl w:val="0"/>
+          <w:numId w:val="6"/>
+        </w:numPr>
+        <w:spacing w:after="200" w:line="360" w:lineRule="auto"/>
+        <w:ind w:left="720" w:hanging="360"/>
+        <w:rPr>
+          <w:rFonts w:ascii="Arial" w:cs="Arial" w:eastAsia="Arial" w:hAnsi="Arial"/>
+          <w:u w:val="none"/>
+        </w:rPr>
+      </w:pPr>
+      <w:r>
+        <w:rPr>
+          <w:rFonts w:ascii="Arial" w:cs="Arial" w:eastAsia="Arial" w:hAnsi="Arial"/>
+          <w:rtl w:val="0"/>
+        </w:rPr>
+        <w:t xml:space="preserve">Desde la url </w:t>
+      </w:r>
+      <w:hyperlink r:id="rId12">
+        <w:r>
+          <w:rPr>
+            <w:rFonts w:ascii="Arial" w:cs="Arial" w:eastAsia="Arial" w:hAnsi="Arial"/>
+            <w:color w:val="1155cc"/>
+            <w:u w:val="single"/>
+            <w:rtl w:val="0"/>
+          </w:rPr>
+          <w:t xml:space="preserve">https://www.virtualbox.org/wiki/Downloads</w:t>
+        </w:r>
+      </w:hyperlink>
+      <w:r>
+        <w:rPr>
+          <w:rFonts w:ascii="Arial" w:cs="Arial" w:eastAsia="Arial" w:hAnsi="Arial"/>
+          <w:rtl w:val="0"/>
+        </w:rPr>
+        <w:t xml:space="preserve"> descargamos la </w:t>
+      </w:r>
+      <w:r>
+        <w:rPr>
+          <w:rFonts w:ascii="Arial" w:cs="Arial" w:eastAsia="Arial" w:hAnsi="Arial"/>
+          <w:rtl w:val="0"/>
+        </w:rPr>
+        <w:t xml:space="preserve">versión</w:t>
+      </w:r>
+      <w:r>
+        <w:rPr>
+          <w:rFonts w:ascii="Arial" w:cs="Arial" w:eastAsia="Arial" w:hAnsi="Arial"/>
+          <w:rtl w:val="0"/>
+        </w:rPr>
+        <w:t xml:space="preserve"> para windows.</w:t>
+      </w:r>
+    </w:p>
+    <w:p>
+      <w:pPr>
+        <w:spacing w:after="200" w:line="360" w:lineRule="auto"/>
+        <w:ind w:left="720"/>
+        <w:rPr>
+          <w:rFonts w:ascii="Arial" w:cs="Arial" w:eastAsia="Arial" w:hAnsi="Arial"/>
+        </w:rPr>
+      </w:pPr>
+      <w:r>
+        <w:rPr>
+          <w:rFonts w:ascii="Arial" w:cs="Arial" w:eastAsia="Arial" w:hAnsi="Arial"/>
+        </w:rPr>
+        <w:drawing>
+          <wp:inline distB="114300" distT="114300" distL="114300" distR="114300">
+            <wp:extent cx="4619625" cy="3752850"/>
+            <wp:effectExtent b="0" l="0" r="0" t="0"/>
+            <wp:docPr id="9" name="image6.png"/>
+            <a:graphic>
+              <a:graphicData uri="http://schemas.openxmlformats.org/drawingml/2006/picture">
+                <pic:pic>
+                  <pic:nvPicPr>
+                    <pic:cNvPr id="0" name="image6.png"/>
+                    <pic:cNvPicPr preferRelativeResize="0"/>
+                  </pic:nvPicPr>
+                  <pic:blipFill>
+                    <a:blip r:embed="rId13"/>
+                    <a:srcRect b="0" l="0" r="0" t="0"/>
+                    <a:stretch>
+                      <a:fillRect/>
+                    </a:stretch>
+                  </pic:blipFill>
+                  <pic:spPr>
+                    <a:xfrm>
+                      <a:off x="0" y="0"/>
+                      <a:ext cx="4619625" cy="3752850"/>
+                    </a:xfrm>
+                    <a:prstGeom prst="rect"/>
+                    <a:ln/>
+                  </pic:spPr>
+                </pic:pic>
+              </a:graphicData>
+            </a:graphic>
+          </wp:inline>
+        </w:drawing>
+      </w:r>
+      <w:r>
+        <w:rPr>
+          <w:rtl w:val="0"/>
+        </w:rPr>
+      </w:r>
+    </w:p>
+    <w:p>
+      <w:pPr>
+        <w:numPr>
+          <w:ilvl w:val="0"/>
+          <w:numId w:val="6"/>
+        </w:numPr>
+        <w:spacing w:after="200" w:line="360" w:lineRule="auto"/>
+        <w:ind w:left="720" w:hanging="360"/>
+        <w:rPr>
+          <w:rFonts w:ascii="Arial" w:cs="Arial" w:eastAsia="Arial" w:hAnsi="Arial"/>
+          <w:u w:val="none"/>
+        </w:rPr>
+      </w:pPr>
+      <w:r>
+        <w:rPr>
+          <w:rFonts w:ascii="Arial" w:cs="Arial" w:eastAsia="Arial" w:hAnsi="Arial"/>
+          <w:rtl w:val="0"/>
+        </w:rPr>
+        <w:t xml:space="preserve">Luego ejecutamos el archivo.exe e </w:t>
+      </w:r>
+      <w:r>
+        <w:rPr>
+          <w:rFonts w:ascii="Arial" w:cs="Arial" w:eastAsia="Arial" w:hAnsi="Arial"/>
+          <w:rtl w:val="0"/>
+        </w:rPr>
+        <w:t xml:space="preserve">instalamos</w:t>
+      </w:r>
+      <w:r>
+        <w:rPr>
+          <w:rFonts w:ascii="Arial" w:cs="Arial" w:eastAsia="Arial" w:hAnsi="Arial"/>
+          <w:rtl w:val="0"/>
+        </w:rPr>
+        <w:t xml:space="preserve"> virtualbox</w:t>
+      </w:r>
+    </w:p>
+    <w:p>
+      <w:pPr>
+        <w:spacing w:after="200" w:line="360" w:lineRule="auto"/>
+        <w:ind w:firstLine="0"/>
+        <w:rPr>
+          <w:rFonts w:ascii="Arial" w:cs="Arial" w:eastAsia="Arial" w:hAnsi="Arial"/>
+        </w:rPr>
+      </w:pPr>
+      <w:r>
+        <w:rPr>
+          <w:rFonts w:ascii="Arial" w:cs="Arial" w:eastAsia="Arial" w:hAnsi="Arial"/>
+        </w:rPr>
+        <w:drawing>
+          <wp:inline distB="114300" distT="114300" distL="114300" distR="114300">
+            <wp:extent cx="5850255" cy="3441700"/>
+            <wp:effectExtent b="0" l="0" r="0" t="0"/>
+            <wp:docPr id="1" name="image7.png"/>
+            <a:graphic>
+              <a:graphicData uri="http://schemas.openxmlformats.org/drawingml/2006/picture">
+                <pic:pic>
+                  <pic:nvPicPr>
+                    <pic:cNvPr id="0" name="image7.png"/>
+                    <pic:cNvPicPr preferRelativeResize="0"/>
+                  </pic:nvPicPr>
+                  <pic:blipFill>
+                    <a:blip r:embed="rId14"/>
+                    <a:srcRect b="0" l="0" r="0" t="0"/>
+                    <a:stretch>
+                      <a:fillRect/>
+                    </a:stretch>
+                  </pic:blipFill>
+                  <pic:spPr>
+                    <a:xfrm>
+                      <a:off x="0" y="0"/>
+                      <a:ext cx="5850255" cy="3441700"/>
+                    </a:xfrm>
+                    <a:prstGeom prst="rect"/>
+                    <a:ln/>
+                  </pic:spPr>
+                </pic:pic>
+              </a:graphicData>
+            </a:graphic>
+          </wp:inline>
+        </w:drawing>
+      </w:r>
+      <w:r>
+        <w:rPr>
+          <w:rtl w:val="0"/>
+        </w:rPr>
+      </w:r>
+    </w:p>
+    <w:p>
+      <w:pPr>
+        <w:numPr>
+          <w:ilvl w:val="0"/>
+          <w:numId w:val="6"/>
+        </w:numPr>
+        <w:spacing w:after="200" w:line="360" w:lineRule="auto"/>
+        <w:ind w:left="720" w:hanging="360"/>
+        <w:rPr>
+          <w:rFonts w:ascii="Arial" w:cs="Arial" w:eastAsia="Arial" w:hAnsi="Arial"/>
+          <w:u w:val="none"/>
+        </w:rPr>
+      </w:pPr>
+      <w:r>
+        <w:rPr>
+          <w:rFonts w:ascii="Arial" w:cs="Arial" w:eastAsia="Arial" w:hAnsi="Arial"/>
+          <w:rtl w:val="0"/>
+        </w:rPr>
+        <w:t xml:space="preserve">Descargamos la imagen de Linux ubuntu desde https://ubuntu.com/download/desktop</w:t>
+      </w:r>
+    </w:p>
+    <w:p>
+      <w:pPr>
+        <w:spacing w:after="200" w:line="360" w:lineRule="auto"/>
+        <w:ind w:left="0" w:firstLine="0"/>
+        <w:rPr>
+          <w:rFonts w:ascii="Arial" w:cs="Arial" w:eastAsia="Arial" w:hAnsi="Arial"/>
+        </w:rPr>
+      </w:pPr>
+      <w:r>
+        <w:rPr>
+          <w:rtl w:val="0"/>
+        </w:rPr>
+      </w:r>
+    </w:p>
+    <w:p>
+      <w:pPr>
+        <w:spacing w:after="200" w:line="360" w:lineRule="auto"/>
+        <w:ind w:left="0" w:firstLine="0"/>
+        <w:rPr>
+          <w:rFonts w:ascii="Arial" w:cs="Arial" w:eastAsia="Arial" w:hAnsi="Arial"/>
+        </w:rPr>
+      </w:pPr>
+      <w:r>
+        <w:rPr>
+          <w:rFonts w:ascii="Arial" w:cs="Arial" w:eastAsia="Arial" w:hAnsi="Arial"/>
+        </w:rPr>
+        <w:drawing>
+          <wp:inline distB="114300" distT="114300" distL="114300" distR="114300">
+            <wp:extent cx="5850255" cy="4559300"/>
+            <wp:effectExtent b="0" l="0" r="0" t="0"/>
+            <wp:docPr id="6" name="image8.png"/>
+            <a:graphic>
+              <a:graphicData uri="http://schemas.openxmlformats.org/drawingml/2006/picture">
+                <pic:pic>
+                  <pic:nvPicPr>
+                    <pic:cNvPr id="0" name="image8.png"/>
+                    <pic:cNvPicPr preferRelativeResize="0"/>
+                  </pic:nvPicPr>
+                  <pic:blipFill>
+                    <a:blip r:embed="rId15"/>
+                    <a:srcRect b="0" l="0" r="0" t="0"/>
+                    <a:stretch>
+                      <a:fillRect/>
+                    </a:stretch>
+                  </pic:blipFill>
+                  <pic:spPr>
+                    <a:xfrm>
+                      <a:off x="0" y="0"/>
+                      <a:ext cx="5850255" cy="4559300"/>
+                    </a:xfrm>
+                    <a:prstGeom prst="rect"/>
+                    <a:ln/>
+                  </pic:spPr>
+                </pic:pic>
+              </a:graphicData>
+            </a:graphic>
+          </wp:inline>
+        </w:drawing>
+      </w:r>
+      <w:r>
+        <w:rPr>
+          <w:rtl w:val="0"/>
+        </w:rPr>
+      </w:r>
+    </w:p>
+    <w:p>
+      <w:pPr>
+        <w:numPr>
+          <w:ilvl w:val="0"/>
+          <w:numId w:val="2"/>
+        </w:numPr>
+        <w:spacing w:after="0" w:afterAutospacing="0" w:line="360" w:lineRule="auto"/>
+        <w:ind w:left="720" w:hanging="360"/>
+        <w:rPr>
+          <w:rFonts w:ascii="Arial" w:cs="Arial" w:eastAsia="Arial" w:hAnsi="Arial"/>
+          <w:u w:val="none"/>
+        </w:rPr>
+      </w:pPr>
+      <w:r>
+        <w:rPr>
+          <w:rFonts w:ascii="Arial" w:cs="Arial" w:eastAsia="Arial" w:hAnsi="Arial"/>
+          <w:rtl w:val="0"/>
+        </w:rPr>
+        <w:t xml:space="preserve">Iniciamos VirtualBox y creamos una nueva máquina virtual, con la imagen de ubuntu descargada previamente. </w:t>
+      </w:r>
+      <w:r>
+        <w:rPr>
+          <w:rFonts w:ascii="Arial" w:cs="Arial" w:eastAsia="Arial" w:hAnsi="Arial"/>
+        </w:rPr>
+        <w:drawing>
+          <wp:inline distB="114300" distT="114300" distL="114300" distR="114300">
+            <wp:extent cx="5850255" cy="4559300"/>
+            <wp:effectExtent b="0" l="0" r="0" t="0"/>
+            <wp:docPr id="3" name="image5.png"/>
+            <a:graphic>
+              <a:graphicData uri="http://schemas.openxmlformats.org/drawingml/2006/picture">
+                <pic:pic>
+                  <pic:nvPicPr>
+                    <pic:cNvPr id="0" name="image5.png"/>
+                    <pic:cNvPicPr preferRelativeResize="0"/>
+                  </pic:nvPicPr>
+                  <pic:blipFill>
+                    <a:blip r:embed="rId16"/>
+                    <a:srcRect b="0" l="0" r="0" t="0"/>
+                    <a:stretch>
+                      <a:fillRect/>
+                    </a:stretch>
+                  </pic:blipFill>
+                  <pic:spPr>
+                    <a:xfrm>
+                      <a:off x="0" y="0"/>
+                      <a:ext cx="5850255" cy="4559300"/>
+                    </a:xfrm>
+                    <a:prstGeom prst="rect"/>
+                    <a:ln/>
+                  </pic:spPr>
+                </pic:pic>
+              </a:graphicData>
+            </a:graphic>
+          </wp:inline>
+        </w:drawing>
+      </w:r>
+      <w:r>
+        <w:rPr>
+          <w:rFonts w:ascii="Arial" w:cs="Arial" w:eastAsia="Arial" w:hAnsi="Arial"/>
+          <w:rtl w:val="0"/>
+        </w:rPr>
+        <w:t xml:space="preserve"> </w:t>
+      </w:r>
+    </w:p>
+    <w:p>
+      <w:pPr>
+        <w:numPr>
+          <w:ilvl w:val="0"/>
+          <w:numId w:val="2"/>
+        </w:numPr>
+        <w:spacing w:after="200" w:line="360" w:lineRule="auto"/>
+        <w:ind w:left="720" w:hanging="360"/>
+        <w:rPr>
+          <w:rFonts w:ascii="Arial" w:cs="Arial" w:eastAsia="Arial" w:hAnsi="Arial"/>
+          <w:u w:val="none"/>
+        </w:rPr>
+      </w:pPr>
+      <w:r>
+        <w:rPr>
+          <w:rFonts w:ascii="Arial" w:cs="Arial" w:eastAsia="Arial" w:hAnsi="Arial"/>
+          <w:rtl w:val="0"/>
+        </w:rPr>
+        <w:t xml:space="preserve">confuiguramos usuario y password para poder ingresar</w:t>
+      </w:r>
+    </w:p>
+    <w:p>
+      <w:pPr>
+        <w:spacing w:after="200" w:line="360" w:lineRule="auto"/>
+        <w:ind w:left="0" w:firstLine="0"/>
+        <w:rPr>
+          <w:rFonts w:ascii="Arial" w:cs="Arial" w:eastAsia="Arial" w:hAnsi="Arial"/>
+        </w:rPr>
+      </w:pPr>
+      <w:r>
+        <w:rPr>
+          <w:rFonts w:ascii="Arial" w:cs="Arial" w:eastAsia="Arial" w:hAnsi="Arial"/>
+        </w:rPr>
+        <w:drawing>
+          <wp:inline distB="114300" distT="114300" distL="114300" distR="114300">
+            <wp:extent cx="5850255" cy="4559300"/>
+            <wp:effectExtent b="0" l="0" r="0" t="0"/>
+            <wp:docPr id="2" name="image4.png"/>
+            <a:graphic>
+              <a:graphicData uri="http://schemas.openxmlformats.org/drawingml/2006/picture">
+                <pic:pic>
+                  <pic:nvPicPr>
+                    <pic:cNvPr id="0" name="image4.png"/>
+                    <pic:cNvPicPr preferRelativeResize="0"/>
+                  </pic:nvPicPr>
+                  <pic:blipFill>
+                    <a:blip r:embed="rId17"/>
+                    <a:srcRect b="0" l="0" r="0" t="0"/>
+                    <a:stretch>
+                      <a:fillRect/>
+                    </a:stretch>
+                  </pic:blipFill>
+                  <pic:spPr>
+                    <a:xfrm>
+                      <a:off x="0" y="0"/>
+                      <a:ext cx="5850255" cy="4559300"/>
+                    </a:xfrm>
+                    <a:prstGeom prst="rect"/>
+                    <a:ln/>
+                  </pic:spPr>
+                </pic:pic>
+              </a:graphicData>
+            </a:graphic>
+          </wp:inline>
+        </w:drawing>
+      </w:r>
+      <w:r>
+        <w:rPr>
+          <w:rtl w:val="0"/>
+        </w:rPr>
+      </w:r>
+    </w:p>
+    <w:p>
+      <w:pPr>
+        <w:numPr>
+          <w:ilvl w:val="0"/>
+          <w:numId w:val="1"/>
+        </w:numPr>
+        <w:spacing w:after="200" w:line="360" w:lineRule="auto"/>
+        <w:ind w:left="720" w:hanging="360"/>
+        <w:rPr>
+          <w:rFonts w:ascii="Arial" w:cs="Arial" w:eastAsia="Arial" w:hAnsi="Arial"/>
+          <w:u w:val="none"/>
+        </w:rPr>
+      </w:pPr>
+      <w:r>
+        <w:rPr>
+          <w:rFonts w:ascii="Arial" w:cs="Arial" w:eastAsia="Arial" w:hAnsi="Arial"/>
+          <w:rtl w:val="0"/>
+        </w:rPr>
+        <w:t xml:space="preserve">Definimos las especificaciones técnicas memoria, cpu, disco en base a lo que dimensionamos como requerimiento básico.</w:t>
+      </w:r>
+    </w:p>
+    <w:p>
+      <w:pPr>
+        <w:spacing w:after="200" w:line="360" w:lineRule="auto"/>
+        <w:ind w:left="0" w:firstLine="0"/>
+        <w:rPr>
+          <w:rFonts w:ascii="Arial" w:cs="Arial" w:eastAsia="Arial" w:hAnsi="Arial"/>
+        </w:rPr>
+      </w:pPr>
+      <w:r>
+        <w:rPr>
+          <w:rFonts w:ascii="Arial" w:cs="Arial" w:eastAsia="Arial" w:hAnsi="Arial"/>
+        </w:rPr>
+        <w:drawing>
+          <wp:inline distB="114300" distT="114300" distL="114300" distR="114300">
+            <wp:extent cx="5850255" cy="4584700"/>
+            <wp:effectExtent b="0" l="0" r="0" t="0"/>
+            <wp:docPr id="5" name="image1.png"/>
+            <a:graphic>
+              <a:graphicData uri="http://schemas.openxmlformats.org/drawingml/2006/picture">
+                <pic:pic>
+                  <pic:nvPicPr>
+                    <pic:cNvPr id="0" name="image1.png"/>
+                    <pic:cNvPicPr preferRelativeResize="0"/>
+                  </pic:nvPicPr>
+                  <pic:blipFill>
+                    <a:blip r:embed="rId18"/>
+                    <a:srcRect b="0" l="0" r="0" t="0"/>
+                    <a:stretch>
+                      <a:fillRect/>
+                    </a:stretch>
+                  </pic:blipFill>
+                  <pic:spPr>
+                    <a:xfrm>
+                      <a:off x="0" y="0"/>
+                      <a:ext cx="5850255" cy="4584700"/>
+                    </a:xfrm>
+                    <a:prstGeom prst="rect"/>
+                    <a:ln/>
+                  </pic:spPr>
+                </pic:pic>
+              </a:graphicData>
+            </a:graphic>
+          </wp:inline>
+        </w:drawing>
+      </w:r>
+      <w:r>
+        <w:rPr>
+          <w:rtl w:val="0"/>
+        </w:rPr>
+      </w:r>
+    </w:p>
+    <w:p>
+      <w:pPr>
+        <w:numPr>
+          <w:ilvl w:val="0"/>
+          <w:numId w:val="3"/>
+        </w:numPr>
+        <w:spacing w:after="200" w:line="360" w:lineRule="auto"/>
+        <w:ind w:left="720" w:hanging="360"/>
+        <w:rPr>
+          <w:rFonts w:ascii="Arial" w:cs="Arial" w:eastAsia="Arial" w:hAnsi="Arial"/>
+          <w:u w:val="none"/>
+        </w:rPr>
+      </w:pPr>
+      <w:r>
+        <w:rPr>
+          <w:rFonts w:ascii="Arial" w:cs="Arial" w:eastAsia="Arial" w:hAnsi="Arial"/>
+          <w:rtl w:val="0"/>
+        </w:rPr>
+        <w:t xml:space="preserve">Una vez iniciada la instalación de ubuntu, aguardamos a que termine.</w:t>
+      </w:r>
+    </w:p>
+    <w:p>
+      <w:pPr>
+        <w:spacing w:after="200" w:line="360" w:lineRule="auto"/>
+        <w:ind w:left="0" w:firstLine="0"/>
+        <w:rPr>
+          <w:rFonts w:ascii="Arial" w:cs="Arial" w:eastAsia="Arial" w:hAnsi="Arial"/>
+        </w:rPr>
+      </w:pPr>
+      <w:r>
+        <w:rPr>
+          <w:rFonts w:ascii="Arial" w:cs="Arial" w:eastAsia="Arial" w:hAnsi="Arial"/>
+        </w:rPr>
+        <w:drawing>
+          <wp:inline distB="114300" distT="114300" distL="114300" distR="114300">
+            <wp:extent cx="5850255" cy="4406900"/>
+            <wp:effectExtent b="0" l="0" r="0" t="0"/>
+            <wp:docPr id="4" name="image9.png"/>
+            <a:graphic>
+              <a:graphicData uri="http://schemas.openxmlformats.org/drawingml/2006/picture">
+                <pic:pic>
+                  <pic:nvPicPr>
+                    <pic:cNvPr id="0" name="image9.png"/>
+                    <pic:cNvPicPr preferRelativeResize="0"/>
+                  </pic:nvPicPr>
+                  <pic:blipFill>
+                    <a:blip r:embed="rId19"/>
+                    <a:srcRect b="0" l="0" r="0" t="0"/>
+                    <a:stretch>
+                      <a:fillRect/>
+                    </a:stretch>
+                  </pic:blipFill>
+                  <pic:spPr>
+                    <a:xfrm>
+                      <a:off x="0" y="0"/>
+                      <a:ext cx="5850255" cy="4406900"/>
+                    </a:xfrm>
+                    <a:prstGeom prst="rect"/>
+                    <a:ln/>
+                  </pic:spPr>
+                </pic:pic>
+              </a:graphicData>
+            </a:graphic>
+          </wp:inline>
+        </w:drawing>
+      </w:r>
+      <w:r>
+        <w:rPr>
+          <w:rtl w:val="0"/>
+        </w:rPr>
+      </w:r>
+    </w:p>
+    <w:p>
+      <w:pPr>
+        <w:spacing w:after="200" w:line="360" w:lineRule="auto"/>
+        <w:ind w:left="720"/>
+        <w:rPr>
+          <w:rFonts w:ascii="Arial" w:cs="Arial" w:eastAsia="Arial" w:hAnsi="Arial"/>
+        </w:rPr>
+      </w:pPr>
+      <w:r>
+        <w:rPr>
+          <w:rFonts w:ascii="Arial" w:cs="Arial" w:eastAsia="Arial" w:hAnsi="Arial"/>
+        </w:rPr>
+        <w:drawing>
+          <wp:inline distB="114300" distT="114300" distL="114300" distR="114300">
+            <wp:extent cx="5850255" cy="4419600"/>
+            <wp:effectExtent b="0" l="0" r="0" t="0"/>
+            <wp:docPr id="10" name="image3.png"/>
+            <a:graphic>
+              <a:graphicData uri="http://schemas.openxmlformats.org/drawingml/2006/picture">
+                <pic:pic>
+                  <pic:nvPicPr>
+                    <pic:cNvPr id="0" name="image3.png"/>
+                    <pic:cNvPicPr preferRelativeResize="0"/>
+                  </pic:nvPicPr>
+                  <pic:blipFill>
+                    <a:blip r:embed="rId20"/>
+                    <a:srcRect b="0" l="0" r="0" t="0"/>
+                    <a:stretch>
+                      <a:fillRect/>
+                    </a:stretch>
+                  </pic:blipFill>
+                  <pic:spPr>
+                    <a:xfrm>
+                      <a:off x="0" y="0"/>
+                      <a:ext cx="5850255" cy="4419600"/>
+                    </a:xfrm>
+                    <a:prstGeom prst="rect"/>
+                    <a:ln/>
+                  </pic:spPr>
+                </pic:pic>
+              </a:graphicData>
+            </a:graphic>
+          </wp:inline>
+        </w:drawing>
+      </w:r>
+      <w:r>
+        <w:rPr>
+          <w:rtl w:val="0"/>
+        </w:rPr>
+      </w:r>
+    </w:p>
+    <w:p>
+      <w:pPr>
+        <w:numPr>
+          <w:ilvl w:val="0"/>
+          <w:numId w:val="5"/>
+        </w:numPr>
+        <w:spacing w:after="0" w:afterAutospacing="0" w:line="360" w:lineRule="auto"/>
+        <w:ind w:left="720" w:hanging="360"/>
+        <w:rPr>
+          <w:rFonts w:ascii="Arial" w:cs="Arial" w:eastAsia="Arial" w:hAnsi="Arial"/>
+          <w:u w:val="none"/>
+        </w:rPr>
+      </w:pPr>
+      <w:r>
+        <w:rPr>
+          <w:rFonts w:ascii="Arial" w:cs="Arial" w:eastAsia="Arial" w:hAnsi="Arial"/>
+          <w:rtl w:val="0"/>
+        </w:rPr>
+        <w:t xml:space="preserve">Luego instalamos python y pip.</w:t>
+        <w:br w:type="textWrapping"/>
+      </w:r>
+      <w:r>
+        <w:rPr>
+          <w:rFonts w:ascii="Arial" w:cs="Arial" w:eastAsia="Arial" w:hAnsi="Arial"/>
+        </w:rPr>
+        <w:drawing>
+          <wp:inline distB="114300" distT="114300" distL="114300" distR="114300">
+            <wp:extent cx="5850255" cy="4394200"/>
+            <wp:effectExtent b="0" l="0" r="0" t="0"/>
+            <wp:docPr id="8" name="image10.png"/>
+            <a:graphic>
+              <a:graphicData uri="http://schemas.openxmlformats.org/drawingml/2006/picture">
+                <pic:pic>
+                  <pic:nvPicPr>
+                    <pic:cNvPr id="0" name="image10.png"/>
+                    <pic:cNvPicPr preferRelativeResize="0"/>
+                  </pic:nvPicPr>
+                  <pic:blipFill>
+                    <a:blip r:embed="rId21"/>
+                    <a:srcRect b="0" l="0" r="0" t="0"/>
+                    <a:stretch>
+                      <a:fillRect/>
+                    </a:stretch>
+                  </pic:blipFill>
+                  <pic:spPr>
+                    <a:xfrm>
+                      <a:off x="0" y="0"/>
+                      <a:ext cx="5850255" cy="4394200"/>
+                    </a:xfrm>
+                    <a:prstGeom prst="rect"/>
+                    <a:ln/>
+                  </pic:spPr>
+                </pic:pic>
+              </a:graphicData>
+            </a:graphic>
+          </wp:inline>
+        </w:drawing>
+      </w:r>
+      <w:r>
+        <w:rPr>
+          <w:rtl w:val="0"/>
+        </w:rPr>
+      </w:r>
+    </w:p>
+    <w:p>
+      <w:pPr>
+        <w:numPr>
+          <w:ilvl w:val="0"/>
+          <w:numId w:val="5"/>
+        </w:numPr>
+        <w:spacing w:after="0" w:afterAutospacing="0" w:line="360" w:lineRule="auto"/>
+        <w:ind w:left="720" w:hanging="360"/>
+        <w:rPr>
+          <w:rFonts w:ascii="Arial" w:cs="Arial" w:eastAsia="Arial" w:hAnsi="Arial"/>
+          <w:u w:val="none"/>
+        </w:rPr>
+      </w:pPr>
+      <w:r>
+        <w:rPr>
+          <w:rFonts w:ascii="Arial" w:cs="Arial" w:eastAsia="Arial" w:hAnsi="Arial"/>
+          <w:rtl w:val="0"/>
+        </w:rPr>
+        <w:t xml:space="preserve">Probamos la instalación de python con la aplicación nuestro repositorio.</w:t>
+        <w:br w:type="textWrapping"/>
+      </w:r>
+    </w:p>
+    <w:p>
+      <w:pPr>
+        <w:numPr>
+          <w:ilvl w:val="0"/>
+          <w:numId w:val="7"/>
+        </w:numPr>
+        <w:spacing w:after="200" w:line="360" w:lineRule="auto"/>
+        <w:ind w:left="720" w:hanging="360"/>
+        <w:rPr>
+          <w:rFonts w:ascii="Arial" w:cs="Arial" w:eastAsia="Arial" w:hAnsi="Arial"/>
+          <w:b w:val="1"/>
+          <w:bCs w:val="1"/>
+          <w:u w:val="none"/>
+        </w:rPr>
+      </w:pPr>
+      <w:r>
+        <w:rPr>
+          <w:rFonts w:ascii="Arial" w:cs="Arial" w:eastAsia="Arial" w:hAnsi="Arial"/>
+          <w:b w:val="1"/>
+          <w:bCs w:val="1"/>
+          <w:u w:val="single"/>
+          <w:rtl w:val="0"/>
+        </w:rPr>
+        <w:t xml:space="preserve">METODOLOGÍA UTILIZADA</w:t>
+      </w:r>
+    </w:p>
+    <w:p>
+      <w:pPr>
+        <w:spacing w:after="240" w:before="240" w:line="360" w:lineRule="auto"/>
+        <w:ind w:firstLine="0"/>
+        <w:rPr>
+          <w:rFonts w:ascii="Arial" w:cs="Arial" w:eastAsia="Arial" w:hAnsi="Arial"/>
+        </w:rPr>
+      </w:pPr>
+      <w:r>
+        <w:rPr>
+          <w:rFonts w:ascii="Arial" w:cs="Arial" w:eastAsia="Arial" w:hAnsi="Arial"/>
+          <w:rtl w:val="0"/>
+        </w:rPr>
+        <w:t xml:space="preserve">El desarrollo del proyecto se llevó a cabo mediante un enfoque secuencial y estructurado, abarcando desde la preparación del entorno de virtualización hasta la ejecución de la aplicación de prueba. Las etapas se detallan a continuación:</w:t>
+      </w:r>
+    </w:p>
+    <w:p>
+      <w:pPr>
+        <w:numPr>
+          <w:ilvl w:val="0"/>
+          <w:numId w:val="4"/>
+        </w:numPr>
+        <w:spacing w:after="0" w:afterAutospacing="0" w:before="240" w:line="360" w:lineRule="auto"/>
+        <w:ind w:left="720" w:hanging="360"/>
+        <w:rPr>
+          <w:rFonts w:ascii="Arial" w:cs="Arial" w:eastAsia="Arial" w:hAnsi="Arial"/>
+        </w:rPr>
+      </w:pPr>
+      <w:r>
+        <w:rPr>
+          <w:rFonts w:ascii="Arial" w:cs="Arial" w:eastAsia="Arial" w:hAnsi="Arial"/>
+          <w:b w:val="1"/>
+          <w:bCs w:val="1"/>
+          <w:rtl w:val="0"/>
+        </w:rPr>
+        <w:t xml:space="preserve">Aprovisionamiento del Hipervisor:</w:t>
+      </w:r>
+      <w:r>
+        <w:rPr>
+          <w:rFonts w:ascii="Arial" w:cs="Arial" w:eastAsia="Arial" w:hAnsi="Arial"/>
+          <w:rtl w:val="0"/>
+        </w:rPr>
+        <w:t xml:space="preserve"> Se procedió con la descarga del instalador de </w:t>
+      </w:r>
+      <w:r>
+        <w:rPr>
+          <w:rFonts w:ascii="Arial" w:cs="Arial" w:eastAsia="Arial" w:hAnsi="Arial"/>
+          <w:b w:val="1"/>
+          <w:bCs w:val="1"/>
+          <w:rtl w:val="0"/>
+        </w:rPr>
+        <w:t xml:space="preserve">VirtualBox</w:t>
+      </w:r>
+      <w:r>
+        <w:rPr>
+          <w:rFonts w:ascii="Arial" w:cs="Arial" w:eastAsia="Arial" w:hAnsi="Arial"/>
+          <w:rtl w:val="0"/>
+        </w:rPr>
+        <w:t xml:space="preserve"> desde su sitio web oficial, garantizando la integridad y seguridad del software. Posteriormente, se realizó la instalación en el sistema operativo Host (</w:t>
+      </w:r>
+      <w:r>
+        <w:rPr>
+          <w:rFonts w:ascii="Arial" w:cs="Arial" w:eastAsia="Arial" w:hAnsi="Arial"/>
+          <w:b w:val="1"/>
+          <w:bCs w:val="1"/>
+          <w:rtl w:val="0"/>
+        </w:rPr>
+        <w:t xml:space="preserve">Windows</w:t>
+      </w:r>
+      <w:r>
+        <w:rPr>
+          <w:rFonts w:ascii="Arial" w:cs="Arial" w:eastAsia="Arial" w:hAnsi="Arial"/>
+          <w:rtl w:val="0"/>
+        </w:rPr>
+        <w:t xml:space="preserve">)</w:t>
+      </w:r>
+    </w:p>
+    <w:p>
+      <w:pPr>
+        <w:numPr>
+          <w:ilvl w:val="0"/>
+          <w:numId w:val="4"/>
+        </w:numPr>
+        <w:spacing w:after="0" w:afterAutospacing="0" w:before="0" w:beforeAutospacing="0" w:line="360" w:lineRule="auto"/>
+        <w:ind w:left="720" w:hanging="360"/>
+        <w:rPr>
+          <w:rFonts w:ascii="Arial" w:cs="Arial" w:eastAsia="Arial" w:hAnsi="Arial"/>
+        </w:rPr>
+      </w:pPr>
+      <w:r>
+        <w:rPr>
+          <w:rFonts w:ascii="Arial" w:cs="Arial" w:eastAsia="Arial" w:hAnsi="Arial"/>
+          <w:b w:val="1"/>
+          <w:bCs w:val="1"/>
+          <w:rtl w:val="0"/>
+        </w:rPr>
+        <w:t xml:space="preserve">Obtención del Sistema Operativo Invitado:</w:t>
+      </w:r>
+      <w:r>
+        <w:rPr>
+          <w:rFonts w:ascii="Arial" w:cs="Arial" w:eastAsia="Arial" w:hAnsi="Arial"/>
+          <w:rtl w:val="0"/>
+        </w:rPr>
+        <w:t xml:space="preserve"> Se descargó la imagen ISO oficial de </w:t>
+      </w:r>
+      <w:r>
+        <w:rPr>
+          <w:rFonts w:ascii="Arial" w:cs="Arial" w:eastAsia="Arial" w:hAnsi="Arial"/>
+          <w:b w:val="1"/>
+          <w:bCs w:val="1"/>
+          <w:rtl w:val="0"/>
+        </w:rPr>
+        <w:t xml:space="preserve">Ubuntu LTS</w:t>
+      </w:r>
+      <w:r>
+        <w:rPr>
+          <w:rFonts w:ascii="Arial" w:cs="Arial" w:eastAsia="Arial" w:hAnsi="Arial"/>
+          <w:rtl w:val="0"/>
+        </w:rPr>
+        <w:t xml:space="preserve"> (Long Term Support) para asegurar un entorno de ejecución estable, documentado y con soporte extendido.</w:t>
+      </w:r>
+    </w:p>
+    <w:p>
+      <w:pPr>
+        <w:numPr>
+          <w:ilvl w:val="0"/>
+          <w:numId w:val="4"/>
+        </w:numPr>
+        <w:spacing w:after="0" w:afterAutospacing="0" w:before="0" w:beforeAutospacing="0" w:line="360" w:lineRule="auto"/>
+        <w:ind w:left="720" w:hanging="360"/>
+        <w:rPr>
+          <w:rFonts w:ascii="Arial" w:cs="Arial" w:eastAsia="Arial" w:hAnsi="Arial"/>
+        </w:rPr>
+      </w:pPr>
+      <w:r>
+        <w:rPr>
+          <w:rFonts w:ascii="Arial" w:cs="Arial" w:eastAsia="Arial" w:hAnsi="Arial"/>
+          <w:b w:val="1"/>
+          <w:bCs w:val="1"/>
+          <w:rtl w:val="0"/>
+        </w:rPr>
+        <w:t xml:space="preserve">Dimensionamiento de Recursos con Asistencia de IA:</w:t>
+      </w:r>
+      <w:r>
+        <w:rPr>
+          <w:rFonts w:ascii="Arial" w:cs="Arial" w:eastAsia="Arial" w:hAnsi="Arial"/>
+          <w:rtl w:val="0"/>
+        </w:rPr>
+        <w:t xml:space="preserve"> Con el objetivo de optimizar el rendimiento del sistema y evitar el estrangulamiento (</w:t>
+      </w:r>
+      <w:r>
+        <w:rPr>
+          <w:rFonts w:ascii="Arial" w:cs="Arial" w:eastAsia="Arial" w:hAnsi="Arial"/>
+          <w:i w:val="1"/>
+          <w:iCs w:val="1"/>
+          <w:rtl w:val="0"/>
+        </w:rPr>
+        <w:t xml:space="preserve">throttling</w:t>
+      </w:r>
+      <w:r>
+        <w:rPr>
+          <w:rFonts w:ascii="Arial" w:cs="Arial" w:eastAsia="Arial" w:hAnsi="Arial"/>
+          <w:rtl w:val="0"/>
+        </w:rPr>
+        <w:t xml:space="preserve">) de la máquina Host, se utilizó </w:t>
+      </w:r>
+      <w:r>
+        <w:rPr>
+          <w:rFonts w:ascii="Arial" w:cs="Arial" w:eastAsia="Arial" w:hAnsi="Arial"/>
+          <w:b w:val="1"/>
+          <w:bCs w:val="1"/>
+          <w:rtl w:val="0"/>
+        </w:rPr>
+        <w:t xml:space="preserve">Gemini</w:t>
+      </w:r>
+      <w:r>
+        <w:rPr>
+          <w:rFonts w:ascii="Arial" w:cs="Arial" w:eastAsia="Arial" w:hAnsi="Arial"/>
+          <w:rtl w:val="0"/>
+        </w:rPr>
+        <w:t xml:space="preserve"> como herramienta de asistencia para la estimación de recursos. En base a las especificaciones del hardware físico, se determinó la asignación óptima de memoria RAM, núcleos de CPU y almacenamiento para la máquina virtual (VM).</w:t>
+      </w:r>
+    </w:p>
+    <w:p>
+      <w:pPr>
+        <w:numPr>
+          <w:ilvl w:val="0"/>
+          <w:numId w:val="4"/>
+        </w:numPr>
+        <w:spacing w:after="0" w:afterAutospacing="0" w:before="0" w:beforeAutospacing="0" w:line="360" w:lineRule="auto"/>
+        <w:ind w:left="720" w:hanging="360"/>
+        <w:rPr>
+          <w:rFonts w:ascii="Arial" w:cs="Arial" w:eastAsia="Arial" w:hAnsi="Arial"/>
+        </w:rPr>
+      </w:pPr>
+      <w:r>
+        <w:rPr>
+          <w:rFonts w:ascii="Arial" w:cs="Arial" w:eastAsia="Arial" w:hAnsi="Arial"/>
+          <w:b w:val="1"/>
+          <w:bCs w:val="1"/>
+          <w:rtl w:val="0"/>
+        </w:rPr>
+        <w:t xml:space="preserve">Despliegue y Configuración del Entorno de Desarrollo:</w:t>
+      </w:r>
+      <w:r>
+        <w:rPr>
+          <w:rFonts w:ascii="Arial" w:cs="Arial" w:eastAsia="Arial" w:hAnsi="Arial"/>
+          <w:rtl w:val="0"/>
+        </w:rPr>
+        <w:t xml:space="preserve"> Una vez inicializado el sistema operativo invitado, se utilizó la interfaz de línea de comandos (CLI) para actualizar los repositorios e instalar </w:t>
+      </w:r>
+      <w:r>
+        <w:rPr>
+          <w:rFonts w:ascii="Arial" w:cs="Arial" w:eastAsia="Arial" w:hAnsi="Arial"/>
+          <w:b w:val="1"/>
+          <w:bCs w:val="1"/>
+          <w:rtl w:val="0"/>
+        </w:rPr>
+        <w:t xml:space="preserve">Python</w:t>
+      </w:r>
+      <w:r>
+        <w:rPr>
+          <w:rFonts w:ascii="Arial" w:cs="Arial" w:eastAsia="Arial" w:hAnsi="Arial"/>
+          <w:rtl w:val="0"/>
+        </w:rPr>
+        <w:t xml:space="preserve"> junto con su gestor de paquetes </w:t>
+      </w:r>
+      <w:r>
+        <w:rPr>
+          <w:rFonts w:ascii="Arial" w:cs="Arial" w:eastAsia="Arial" w:hAnsi="Arial"/>
+          <w:b w:val="1"/>
+          <w:bCs w:val="1"/>
+          <w:rtl w:val="0"/>
+        </w:rPr>
+        <w:t xml:space="preserve">pip</w:t>
+      </w:r>
+      <w:r>
+        <w:rPr>
+          <w:rFonts w:ascii="Arial" w:cs="Arial" w:eastAsia="Arial" w:hAnsi="Arial"/>
+          <w:rtl w:val="0"/>
+        </w:rPr>
+        <w:t xml:space="preserve">. Esto proveyó el </w:t>
+      </w:r>
+      <w:r>
+        <w:rPr>
+          <w:rFonts w:ascii="Arial" w:cs="Arial" w:eastAsia="Arial" w:hAnsi="Arial"/>
+          <w:i w:val="1"/>
+          <w:iCs w:val="1"/>
+          <w:rtl w:val="0"/>
+        </w:rPr>
+        <w:t xml:space="preserve">runtime</w:t>
+      </w:r>
+      <w:r>
+        <w:rPr>
+          <w:rFonts w:ascii="Arial" w:cs="Arial" w:eastAsia="Arial" w:hAnsi="Arial"/>
+          <w:rtl w:val="0"/>
+        </w:rPr>
+        <w:t xml:space="preserve"> necesario para la ejecución de scripts.</w:t>
+      </w:r>
+    </w:p>
+    <w:p>
+      <w:pPr>
+        <w:numPr>
+          <w:ilvl w:val="0"/>
+          <w:numId w:val="4"/>
+        </w:numPr>
+        <w:spacing w:after="240" w:before="0" w:beforeAutospacing="0" w:line="360" w:lineRule="auto"/>
+        <w:ind w:left="720" w:hanging="360"/>
+        <w:rPr>
+          <w:rFonts w:ascii="Arial" w:cs="Arial" w:eastAsia="Arial" w:hAnsi="Arial"/>
+        </w:rPr>
+      </w:pPr>
+      <w:r>
+        <w:rPr>
+          <w:rFonts w:ascii="Arial" w:cs="Arial" w:eastAsia="Arial" w:hAnsi="Arial"/>
+          <w:b w:val="1"/>
+          <w:bCs w:val="1"/>
+          <w:rtl w:val="0"/>
+        </w:rPr>
+        <w:t xml:space="preserve">Clonación y Ejecución de la Aplicación:</w:t>
+      </w:r>
+      <w:r>
+        <w:rPr>
+          <w:rFonts w:ascii="Arial" w:cs="Arial" w:eastAsia="Arial" w:hAnsi="Arial"/>
+          <w:rtl w:val="0"/>
+        </w:rPr>
+        <w:t xml:space="preserve"> Finalmente, se utilizó </w:t>
+      </w:r>
+      <w:r>
+        <w:rPr>
+          <w:rFonts w:ascii="Arial" w:cs="Arial" w:eastAsia="Arial" w:hAnsi="Arial"/>
+          <w:b w:val="1"/>
+          <w:bCs w:val="1"/>
+          <w:rtl w:val="0"/>
+        </w:rPr>
+        <w:t xml:space="preserve">Git</w:t>
+      </w:r>
+      <w:r>
+        <w:rPr>
+          <w:rFonts w:ascii="Arial" w:cs="Arial" w:eastAsia="Arial" w:hAnsi="Arial"/>
+          <w:rtl w:val="0"/>
+        </w:rPr>
+        <w:t xml:space="preserve"> (o descarga directa) para obtener desde un repositorio de GitHub el código fuente de la aplicación </w:t>
+      </w:r>
+      <w:r>
+        <w:rPr>
+          <w:rFonts w:ascii="Roboto Mono" w:cs="Roboto Mono" w:eastAsia="Roboto Mono" w:hAnsi="Roboto Mono"/>
+          <w:color w:val="188038"/>
+          <w:rtl w:val="0"/>
+        </w:rPr>
+        <w:t xml:space="preserve">promedio.py</w:t>
+      </w:r>
+      <w:r>
+        <w:rPr>
+          <w:rFonts w:ascii="Arial" w:cs="Arial" w:eastAsia="Arial" w:hAnsi="Arial"/>
+          <w:rtl w:val="0"/>
+        </w:rPr>
+        <w:t xml:space="preserve">, procediendo a su ejecución en el entorno aislado de la VM.</w:t>
+      </w:r>
+    </w:p>
+    <w:p>
+      <w:pPr>
+        <w:spacing w:after="200" w:line="360" w:lineRule="auto"/>
+        <w:ind w:left="0" w:firstLine="0"/>
+        <w:rPr>
+          <w:rFonts w:ascii="Arial" w:cs="Arial" w:eastAsia="Arial" w:hAnsi="Arial"/>
+        </w:rPr>
+      </w:pPr>
+      <w:r>
+        <w:rPr>
+          <w:rFonts w:ascii="Arial" w:cs="Arial" w:eastAsia="Arial" w:hAnsi="Arial"/>
+          <w:rtl w:val="0"/>
+        </w:rPr>
+        <w:br w:type="textWrapping"/>
+      </w:r>
+    </w:p>
+    <w:p>
+      <w:pPr>
+        <w:numPr>
+          <w:ilvl w:val="0"/>
+          <w:numId w:val="7"/>
+        </w:numPr>
+        <w:spacing w:after="200" w:line="360" w:lineRule="auto"/>
+        <w:ind w:left="720" w:hanging="360"/>
+        <w:rPr>
+          <w:rFonts w:ascii="Arial" w:cs="Arial" w:eastAsia="Arial" w:hAnsi="Arial"/>
+          <w:u w:val="none"/>
+        </w:rPr>
+      </w:pPr>
+      <w:r>
+        <w:rPr>
+          <w:rFonts w:ascii="Arial" w:cs="Arial" w:eastAsia="Arial" w:hAnsi="Arial"/>
+          <w:b w:val="1"/>
+          <w:bCs w:val="1"/>
+          <w:u w:val="single"/>
+          <w:rtl w:val="0"/>
+        </w:rPr>
+        <w:t xml:space="preserve">Resultados Obtenidos</w:t>
+      </w:r>
+      <w:r>
+        <w:rPr>
+          <w:rFonts w:ascii="Arial" w:cs="Arial" w:eastAsia="Arial" w:hAnsi="Arial"/>
+          <w:rtl w:val="0"/>
+        </w:rPr>
+        <w:t xml:space="preserve">  </w:t>
+      </w:r>
+    </w:p>
+    <w:p>
+      <w:pPr>
+        <w:spacing w:after="240" w:before="240" w:line="360" w:lineRule="auto"/>
+        <w:ind w:firstLine="0"/>
+        <w:rPr>
+          <w:rFonts w:ascii="Arial" w:cs="Arial" w:eastAsia="Arial" w:hAnsi="Arial"/>
+        </w:rPr>
+      </w:pPr>
+      <w:r>
+        <w:rPr>
+          <w:rFonts w:ascii="Arial" w:cs="Arial" w:eastAsia="Arial" w:hAnsi="Arial"/>
+          <w:rtl w:val="0"/>
+        </w:rPr>
+        <w:t xml:space="preserve">Los indicadores de éxito del trabajo práctico se consolidaron en los siguientes puntos:</w:t>
+      </w:r>
+    </w:p>
+    <w:p>
+      <w:pPr>
+        <w:numPr>
+          <w:ilvl w:val="0"/>
+          <w:numId w:val="9"/>
+        </w:numPr>
+        <w:spacing w:after="0" w:afterAutospacing="0" w:before="240" w:line="360" w:lineRule="auto"/>
+        <w:ind w:left="720" w:hanging="360"/>
+        <w:rPr>
+          <w:rFonts w:ascii="Arial" w:cs="Arial" w:eastAsia="Arial" w:hAnsi="Arial"/>
+        </w:rPr>
+      </w:pPr>
+      <w:r>
+        <w:rPr>
+          <w:rFonts w:ascii="Arial" w:cs="Arial" w:eastAsia="Arial" w:hAnsi="Arial"/>
+          <w:b w:val="1"/>
+          <w:bCs w:val="1"/>
+          <w:rtl w:val="0"/>
+        </w:rPr>
+        <w:t xml:space="preserve">Estabilidad del Entorno Virtual:</w:t>
+      </w:r>
+      <w:r>
+        <w:rPr>
+          <w:rFonts w:ascii="Arial" w:cs="Arial" w:eastAsia="Arial" w:hAnsi="Arial"/>
+          <w:rtl w:val="0"/>
+        </w:rPr>
+        <w:t xml:space="preserve"> El sistema operativo invitado (Ubuntu) se ejecutó de manera fluida y correcta. No se presentaron fallos ni degradación crítica en el rendimiento del sistema Host, validando que el dimensionamiento previo de recursos fue adecuado.</w:t>
+      </w:r>
+    </w:p>
+    <w:p>
+      <w:pPr>
+        <w:numPr>
+          <w:ilvl w:val="0"/>
+          <w:numId w:val="9"/>
+        </w:numPr>
+        <w:spacing w:after="0" w:afterAutospacing="0" w:before="0" w:beforeAutospacing="0" w:line="360" w:lineRule="auto"/>
+        <w:ind w:left="720" w:hanging="360"/>
+        <w:rPr>
+          <w:rFonts w:ascii="Arial" w:cs="Arial" w:eastAsia="Arial" w:hAnsi="Arial"/>
+        </w:rPr>
+      </w:pPr>
+      <w:r>
+        <w:rPr>
+          <w:rFonts w:ascii="Arial" w:cs="Arial" w:eastAsia="Arial" w:hAnsi="Arial"/>
+          <w:b w:val="1"/>
+          <w:bCs w:val="1"/>
+          <w:rtl w:val="0"/>
+        </w:rPr>
+        <w:t xml:space="preserve">Correcto Funcionamiento Python</w:t>
+      </w:r>
+      <w:r>
+        <w:rPr>
+          <w:rFonts w:ascii="Arial" w:cs="Arial" w:eastAsia="Arial" w:hAnsi="Arial"/>
+          <w:rtl w:val="0"/>
+        </w:rPr>
+        <w:t xml:space="preserve"> </w:t>
+      </w:r>
+      <w:r>
+        <w:rPr>
+          <w:rFonts w:ascii="Arial" w:cs="Arial" w:eastAsia="Arial" w:hAnsi="Arial"/>
+          <w:b w:val="1"/>
+          <w:bCs w:val="1"/>
+          <w:rtl w:val="0"/>
+        </w:rPr>
+        <w:t xml:space="preserve">:</w:t>
+      </w:r>
+      <w:r>
+        <w:rPr>
+          <w:rFonts w:ascii="Arial" w:cs="Arial" w:eastAsia="Arial" w:hAnsi="Arial"/>
+          <w:rtl w:val="0"/>
+        </w:rPr>
+        <w:t xml:space="preserve"> La instalación de Python y pip por terminal fue exitosa. La aplicación </w:t>
+      </w:r>
+      <w:r>
+        <w:rPr>
+          <w:rFonts w:ascii="Roboto Mono" w:cs="Roboto Mono" w:eastAsia="Roboto Mono" w:hAnsi="Roboto Mono"/>
+          <w:color w:val="188038"/>
+          <w:rtl w:val="0"/>
+        </w:rPr>
+        <w:t xml:space="preserve">promedio.py</w:t>
+      </w:r>
+      <w:r>
+        <w:rPr>
+          <w:rFonts w:ascii="Arial" w:cs="Arial" w:eastAsia="Arial" w:hAnsi="Arial"/>
+          <w:rtl w:val="0"/>
+        </w:rPr>
+        <w:t xml:space="preserve"> se ejecutó sin lanzar excepciones de dependencias o de entorno, procesando los datos de manera correcta.</w:t>
+      </w:r>
+    </w:p>
+    <w:p>
+      <w:pPr>
+        <w:numPr>
+          <w:ilvl w:val="0"/>
+          <w:numId w:val="9"/>
+        </w:numPr>
+        <w:spacing w:after="240" w:before="0" w:beforeAutospacing="0" w:line="360" w:lineRule="auto"/>
+        <w:ind w:left="720" w:hanging="360"/>
+        <w:rPr>
+          <w:rFonts w:ascii="Arial" w:cs="Arial" w:eastAsia="Arial" w:hAnsi="Arial"/>
+        </w:rPr>
+      </w:pPr>
+      <w:r>
+        <w:rPr>
+          <w:rFonts w:ascii="Arial" w:cs="Arial" w:eastAsia="Arial" w:hAnsi="Arial"/>
+          <w:b w:val="1"/>
+          <w:bCs w:val="1"/>
+          <w:rtl w:val="0"/>
+        </w:rPr>
+        <w:t xml:space="preserve">Comprensión de la Arquitectura Host-Guest:</w:t>
+      </w:r>
+      <w:r>
+        <w:rPr>
+          <w:rFonts w:ascii="Arial" w:cs="Arial" w:eastAsia="Arial" w:hAnsi="Arial"/>
+          <w:rtl w:val="0"/>
+        </w:rPr>
+        <w:t xml:space="preserve"> Se logró un entendimiento práctico de la interacción entre el sistema Host y el Guest. Se validaron conceptos clave como el aislamiento de procesos</w:t>
+      </w:r>
+    </w:p>
+    <w:p>
+      <w:pPr>
+        <w:spacing w:after="200" w:line="360" w:lineRule="auto"/>
+        <w:ind w:left="0" w:firstLine="0"/>
+        <w:rPr>
+          <w:rFonts w:ascii="Arial" w:cs="Arial" w:eastAsia="Arial" w:hAnsi="Arial"/>
+        </w:rPr>
+      </w:pPr>
+      <w:r>
+        <w:rPr>
+          <w:rtl w:val="0"/>
+        </w:rPr>
+      </w:r>
+    </w:p>
+    <w:p>
+      <w:pPr>
+        <w:spacing w:after="200" w:line="360" w:lineRule="auto"/>
+        <w:ind w:left="0" w:firstLine="0"/>
+        <w:rPr>
+          <w:rFonts w:ascii="Arial" w:cs="Arial" w:eastAsia="Arial" w:hAnsi="Arial"/>
+        </w:rPr>
+      </w:pPr>
+      <w:r>
+        <w:rPr>
+          <w:rtl w:val="0"/>
+        </w:rPr>
+      </w:r>
+    </w:p>
+    <w:p>
+      <w:pPr>
+        <w:numPr>
+          <w:ilvl w:val="0"/>
+          <w:numId w:val="7"/>
+        </w:numPr>
+        <w:spacing w:after="200" w:line="360" w:lineRule="auto"/>
+        <w:ind w:left="720" w:hanging="360"/>
+        <w:rPr>
+          <w:rFonts w:ascii="Arial" w:cs="Arial" w:eastAsia="Arial" w:hAnsi="Arial"/>
+          <w:u w:val="none"/>
+        </w:rPr>
+      </w:pPr>
+      <w:r>
+        <w:rPr>
+          <w:rFonts w:ascii="Arial" w:cs="Arial" w:eastAsia="Arial" w:hAnsi="Arial"/>
+          <w:b w:val="1"/>
+          <w:bCs w:val="1"/>
+          <w:u w:val="single"/>
+          <w:rtl w:val="0"/>
+        </w:rPr>
+        <w:t xml:space="preserve">Conclusiones</w:t>
+      </w:r>
+    </w:p>
+    <w:p>
+      <w:pPr>
+        <w:spacing w:after="240" w:before="240" w:line="360" w:lineRule="auto"/>
+        <w:ind w:firstLine="0"/>
+        <w:rPr>
+          <w:rFonts w:ascii="Arial" w:cs="Arial" w:eastAsia="Arial" w:hAnsi="Arial"/>
+        </w:rPr>
+      </w:pPr>
+      <w:r>
+        <w:rPr>
+          <w:rFonts w:ascii="Arial" w:cs="Arial" w:eastAsia="Arial" w:hAnsi="Arial"/>
+          <w:rtl w:val="0"/>
+        </w:rPr>
+        <w:t xml:space="preserve">La virtualización se consolida como una herramienta indispensable en el ámbito del desarrollo de software, ya que permite generar </w:t>
+      </w:r>
+      <w:r>
+        <w:rPr>
+          <w:rFonts w:ascii="Arial" w:cs="Arial" w:eastAsia="Arial" w:hAnsi="Arial"/>
+          <w:b w:val="1"/>
+          <w:bCs w:val="1"/>
+          <w:rtl w:val="0"/>
+        </w:rPr>
+        <w:t xml:space="preserve">entornos de ejecución aislados y controlados</w:t>
+      </w:r>
+      <w:r>
+        <w:rPr>
+          <w:rFonts w:ascii="Arial" w:cs="Arial" w:eastAsia="Arial" w:hAnsi="Arial"/>
+          <w:rtl w:val="0"/>
+        </w:rPr>
+        <w:t xml:space="preserve">. Esto facilita la realización de pruebas de compatibilidad sobre diferentes sistemas operativos, con la ventaja crítica de que el sistema Guest no comparte el </w:t>
+      </w:r>
+      <w:r>
+        <w:rPr>
+          <w:rFonts w:ascii="Arial" w:cs="Arial" w:eastAsia="Arial" w:hAnsi="Arial"/>
+          <w:i w:val="1"/>
+          <w:iCs w:val="1"/>
+          <w:rtl w:val="0"/>
+        </w:rPr>
+        <w:t xml:space="preserve">kernel</w:t>
+      </w:r>
+      <w:r>
+        <w:rPr>
+          <w:rFonts w:ascii="Arial" w:cs="Arial" w:eastAsia="Arial" w:hAnsi="Arial"/>
+          <w:rtl w:val="0"/>
+        </w:rPr>
+        <w:t xml:space="preserve"> con el sistema Host, garantizando que cualquier fallo catastrófico en la VM no afecte la estabilidad de la máquina física.</w:t>
+      </w:r>
+    </w:p>
+    <w:p>
+      <w:pPr>
+        <w:spacing w:after="240" w:before="240" w:line="360" w:lineRule="auto"/>
+        <w:ind w:firstLine="0"/>
+        <w:rPr>
+          <w:rFonts w:ascii="Arial" w:cs="Arial" w:eastAsia="Arial" w:hAnsi="Arial"/>
+        </w:rPr>
+      </w:pPr>
+      <w:r>
+        <w:rPr>
+          <w:rFonts w:ascii="Arial" w:cs="Arial" w:eastAsia="Arial" w:hAnsi="Arial"/>
+          <w:rtl w:val="0"/>
+        </w:rPr>
+        <w:t xml:space="preserve">No obstante, la experiencia de este laboratorio demuestra que la virtualización requiere una planificación rigurosa de los recursos de hardware. Al momento de dimensionar una máquina virtual, es mandatorio evaluar tanto los requisitos mínimos del sistema operativo elegido como la carga de trabajo de las aplicaciones que se van a ejecutar en ella. Validar la disponibilidad de hardware real (RAM y CPU) antes del despliegue es un paso mandatorio para asegurar la viabilidad de cualquier proyecto de infraestructura virtual.</w:t>
+      </w:r>
+    </w:p>
+    <w:p>
+      <w:pPr>
+        <w:spacing w:after="200" w:line="360" w:lineRule="auto"/>
+        <w:ind w:left="0" w:firstLine="0"/>
         <w:rPr>
           <w:rFonts w:ascii="Arial" w:cs="Arial" w:eastAsia="Arial" w:hAnsi="Arial"/>
         </w:rPr>
@@ -2166,9 +3575,9 @@
       </w:r>
     </w:p>
     <w:sectPr>
-      <w:headerReference r:id="rId10" w:type="default"/>
-      <w:headerReference r:id="rId11" w:type="first"/>
-      <w:footerReference r:id="rId12" w:type="first"/>
+      <w:headerReference r:id="rId22" w:type="default"/>
+      <w:headerReference r:id="rId23" w:type="first"/>
+      <w:footerReference r:id="rId24" w:type="first"/>
       <w:pgSz w:h="15840" w:w="12240" w:orient="portrait"/>
       <w:pgMar w:bottom="1440" w:top="1440" w:left="1440" w:right="1587" w:header="720" w:footer="720"/>
       <w:pgNumType w:start="1"/>
@@ -2279,20 +3688,20 @@
         <wp:anchor allowOverlap="1" behindDoc="0" distB="114300" distT="114300" distL="114300" distR="114300" hidden="0" layoutInCell="1" locked="0" relativeHeight="0" simplePos="0">
           <wp:simplePos x="0" y="0"/>
           <wp:positionH relativeFrom="column">
-            <wp:posOffset>13</wp:posOffset>
+            <wp:posOffset>14</wp:posOffset>
           </wp:positionH>
           <wp:positionV relativeFrom="paragraph">
-            <wp:posOffset>-295263</wp:posOffset>
+            <wp:posOffset>-295262</wp:posOffset>
           </wp:positionV>
           <wp:extent cx="1783007" cy="747713"/>
           <wp:effectExtent b="0" l="0" r="0" t="0"/>
           <wp:wrapNone/>
-          <wp:docPr id="1" name="image1.png"/>
+          <wp:docPr id="11" name="image2.png"/>
           <a:graphic>
             <a:graphicData uri="http://schemas.openxmlformats.org/drawingml/2006/picture">
               <pic:pic>
                 <pic:nvPicPr>
-                  <pic:cNvPr id="0" name="image1.png"/>
+                  <pic:cNvPr id="0" name="image2.png"/>
                   <pic:cNvPicPr preferRelativeResize="0"/>
                 </pic:nvPicPr>
                 <pic:blipFill>
@@ -2325,6 +3734,666 @@
   <w:abstractNum w:abstractNumId="1">
     <w:lvl w:ilvl="0">
       <w:start w:val="1"/>
+      <w:numFmt w:val="bullet"/>
+      <w:lvlText w:val="●"/>
+      <w:lvlJc w:val="left"/>
+      <w:pPr>
+        <w:ind w:left="720" w:hanging="360"/>
+      </w:pPr>
+      <w:rPr>
+        <w:u w:val="none"/>
+      </w:rPr>
+    </w:lvl>
+    <w:lvl w:ilvl="1">
+      <w:start w:val="1"/>
+      <w:numFmt w:val="bullet"/>
+      <w:lvlText w:val="○"/>
+      <w:lvlJc w:val="left"/>
+      <w:pPr>
+        <w:ind w:left="1440" w:hanging="360"/>
+      </w:pPr>
+      <w:rPr>
+        <w:u w:val="none"/>
+      </w:rPr>
+    </w:lvl>
+    <w:lvl w:ilvl="2">
+      <w:start w:val="1"/>
+      <w:numFmt w:val="bullet"/>
+      <w:lvlText w:val="■"/>
+      <w:lvlJc w:val="left"/>
+      <w:pPr>
+        <w:ind w:left="2160" w:hanging="360"/>
+      </w:pPr>
+      <w:rPr>
+        <w:u w:val="none"/>
+      </w:rPr>
+    </w:lvl>
+    <w:lvl w:ilvl="3">
+      <w:start w:val="1"/>
+      <w:numFmt w:val="bullet"/>
+      <w:lvlText w:val="●"/>
+      <w:lvlJc w:val="left"/>
+      <w:pPr>
+        <w:ind w:left="2880" w:hanging="360"/>
+      </w:pPr>
+      <w:rPr>
+        <w:u w:val="none"/>
+      </w:rPr>
+    </w:lvl>
+    <w:lvl w:ilvl="4">
+      <w:start w:val="1"/>
+      <w:numFmt w:val="bullet"/>
+      <w:lvlText w:val="○"/>
+      <w:lvlJc w:val="left"/>
+      <w:pPr>
+        <w:ind w:left="3600" w:hanging="360"/>
+      </w:pPr>
+      <w:rPr>
+        <w:u w:val="none"/>
+      </w:rPr>
+    </w:lvl>
+    <w:lvl w:ilvl="5">
+      <w:start w:val="1"/>
+      <w:numFmt w:val="bullet"/>
+      <w:lvlText w:val="■"/>
+      <w:lvlJc w:val="left"/>
+      <w:pPr>
+        <w:ind w:left="4320" w:hanging="360"/>
+      </w:pPr>
+      <w:rPr>
+        <w:u w:val="none"/>
+      </w:rPr>
+    </w:lvl>
+    <w:lvl w:ilvl="6">
+      <w:start w:val="1"/>
+      <w:numFmt w:val="bullet"/>
+      <w:lvlText w:val="●"/>
+      <w:lvlJc w:val="left"/>
+      <w:pPr>
+        <w:ind w:left="5040" w:hanging="360"/>
+      </w:pPr>
+      <w:rPr>
+        <w:u w:val="none"/>
+      </w:rPr>
+    </w:lvl>
+    <w:lvl w:ilvl="7">
+      <w:start w:val="1"/>
+      <w:numFmt w:val="bullet"/>
+      <w:lvlText w:val="○"/>
+      <w:lvlJc w:val="left"/>
+      <w:pPr>
+        <w:ind w:left="5760" w:hanging="360"/>
+      </w:pPr>
+      <w:rPr>
+        <w:u w:val="none"/>
+      </w:rPr>
+    </w:lvl>
+    <w:lvl w:ilvl="8">
+      <w:start w:val="1"/>
+      <w:numFmt w:val="bullet"/>
+      <w:lvlText w:val="■"/>
+      <w:lvlJc w:val="left"/>
+      <w:pPr>
+        <w:ind w:left="6480" w:hanging="360"/>
+      </w:pPr>
+      <w:rPr>
+        <w:u w:val="none"/>
+      </w:rPr>
+    </w:lvl>
+  </w:abstractNum>
+  <w:abstractNum w:abstractNumId="2">
+    <w:lvl w:ilvl="0">
+      <w:start w:val="1"/>
+      <w:numFmt w:val="bullet"/>
+      <w:lvlText w:val="●"/>
+      <w:lvlJc w:val="left"/>
+      <w:pPr>
+        <w:ind w:left="720" w:hanging="360"/>
+      </w:pPr>
+      <w:rPr>
+        <w:u w:val="none"/>
+      </w:rPr>
+    </w:lvl>
+    <w:lvl w:ilvl="1">
+      <w:start w:val="1"/>
+      <w:numFmt w:val="bullet"/>
+      <w:lvlText w:val="○"/>
+      <w:lvlJc w:val="left"/>
+      <w:pPr>
+        <w:ind w:left="1440" w:hanging="360"/>
+      </w:pPr>
+      <w:rPr>
+        <w:u w:val="none"/>
+      </w:rPr>
+    </w:lvl>
+    <w:lvl w:ilvl="2">
+      <w:start w:val="1"/>
+      <w:numFmt w:val="bullet"/>
+      <w:lvlText w:val="■"/>
+      <w:lvlJc w:val="left"/>
+      <w:pPr>
+        <w:ind w:left="2160" w:hanging="360"/>
+      </w:pPr>
+      <w:rPr>
+        <w:u w:val="none"/>
+      </w:rPr>
+    </w:lvl>
+    <w:lvl w:ilvl="3">
+      <w:start w:val="1"/>
+      <w:numFmt w:val="bullet"/>
+      <w:lvlText w:val="●"/>
+      <w:lvlJc w:val="left"/>
+      <w:pPr>
+        <w:ind w:left="2880" w:hanging="360"/>
+      </w:pPr>
+      <w:rPr>
+        <w:u w:val="none"/>
+      </w:rPr>
+    </w:lvl>
+    <w:lvl w:ilvl="4">
+      <w:start w:val="1"/>
+      <w:numFmt w:val="bullet"/>
+      <w:lvlText w:val="○"/>
+      <w:lvlJc w:val="left"/>
+      <w:pPr>
+        <w:ind w:left="3600" w:hanging="360"/>
+      </w:pPr>
+      <w:rPr>
+        <w:u w:val="none"/>
+      </w:rPr>
+    </w:lvl>
+    <w:lvl w:ilvl="5">
+      <w:start w:val="1"/>
+      <w:numFmt w:val="bullet"/>
+      <w:lvlText w:val="■"/>
+      <w:lvlJc w:val="left"/>
+      <w:pPr>
+        <w:ind w:left="4320" w:hanging="360"/>
+      </w:pPr>
+      <w:rPr>
+        <w:u w:val="none"/>
+      </w:rPr>
+    </w:lvl>
+    <w:lvl w:ilvl="6">
+      <w:start w:val="1"/>
+      <w:numFmt w:val="bullet"/>
+      <w:lvlText w:val="●"/>
+      <w:lvlJc w:val="left"/>
+      <w:pPr>
+        <w:ind w:left="5040" w:hanging="360"/>
+      </w:pPr>
+      <w:rPr>
+        <w:u w:val="none"/>
+      </w:rPr>
+    </w:lvl>
+    <w:lvl w:ilvl="7">
+      <w:start w:val="1"/>
+      <w:numFmt w:val="bullet"/>
+      <w:lvlText w:val="○"/>
+      <w:lvlJc w:val="left"/>
+      <w:pPr>
+        <w:ind w:left="5760" w:hanging="360"/>
+      </w:pPr>
+      <w:rPr>
+        <w:u w:val="none"/>
+      </w:rPr>
+    </w:lvl>
+    <w:lvl w:ilvl="8">
+      <w:start w:val="1"/>
+      <w:numFmt w:val="bullet"/>
+      <w:lvlText w:val="■"/>
+      <w:lvlJc w:val="left"/>
+      <w:pPr>
+        <w:ind w:left="6480" w:hanging="360"/>
+      </w:pPr>
+      <w:rPr>
+        <w:u w:val="none"/>
+      </w:rPr>
+    </w:lvl>
+  </w:abstractNum>
+  <w:abstractNum w:abstractNumId="3">
+    <w:lvl w:ilvl="0">
+      <w:start w:val="1"/>
+      <w:numFmt w:val="bullet"/>
+      <w:lvlText w:val="●"/>
+      <w:lvlJc w:val="left"/>
+      <w:pPr>
+        <w:ind w:left="720" w:hanging="360"/>
+      </w:pPr>
+      <w:rPr>
+        <w:u w:val="none"/>
+      </w:rPr>
+    </w:lvl>
+    <w:lvl w:ilvl="1">
+      <w:start w:val="1"/>
+      <w:numFmt w:val="bullet"/>
+      <w:lvlText w:val="○"/>
+      <w:lvlJc w:val="left"/>
+      <w:pPr>
+        <w:ind w:left="1440" w:hanging="360"/>
+      </w:pPr>
+      <w:rPr>
+        <w:u w:val="none"/>
+      </w:rPr>
+    </w:lvl>
+    <w:lvl w:ilvl="2">
+      <w:start w:val="1"/>
+      <w:numFmt w:val="bullet"/>
+      <w:lvlText w:val="■"/>
+      <w:lvlJc w:val="left"/>
+      <w:pPr>
+        <w:ind w:left="2160" w:hanging="360"/>
+      </w:pPr>
+      <w:rPr>
+        <w:u w:val="none"/>
+      </w:rPr>
+    </w:lvl>
+    <w:lvl w:ilvl="3">
+      <w:start w:val="1"/>
+      <w:numFmt w:val="bullet"/>
+      <w:lvlText w:val="●"/>
+      <w:lvlJc w:val="left"/>
+      <w:pPr>
+        <w:ind w:left="2880" w:hanging="360"/>
+      </w:pPr>
+      <w:rPr>
+        <w:u w:val="none"/>
+      </w:rPr>
+    </w:lvl>
+    <w:lvl w:ilvl="4">
+      <w:start w:val="1"/>
+      <w:numFmt w:val="bullet"/>
+      <w:lvlText w:val="○"/>
+      <w:lvlJc w:val="left"/>
+      <w:pPr>
+        <w:ind w:left="3600" w:hanging="360"/>
+      </w:pPr>
+      <w:rPr>
+        <w:u w:val="none"/>
+      </w:rPr>
+    </w:lvl>
+    <w:lvl w:ilvl="5">
+      <w:start w:val="1"/>
+      <w:numFmt w:val="bullet"/>
+      <w:lvlText w:val="■"/>
+      <w:lvlJc w:val="left"/>
+      <w:pPr>
+        <w:ind w:left="4320" w:hanging="360"/>
+      </w:pPr>
+      <w:rPr>
+        <w:u w:val="none"/>
+      </w:rPr>
+    </w:lvl>
+    <w:lvl w:ilvl="6">
+      <w:start w:val="1"/>
+      <w:numFmt w:val="bullet"/>
+      <w:lvlText w:val="●"/>
+      <w:lvlJc w:val="left"/>
+      <w:pPr>
+        <w:ind w:left="5040" w:hanging="360"/>
+      </w:pPr>
+      <w:rPr>
+        <w:u w:val="none"/>
+      </w:rPr>
+    </w:lvl>
+    <w:lvl w:ilvl="7">
+      <w:start w:val="1"/>
+      <w:numFmt w:val="bullet"/>
+      <w:lvlText w:val="○"/>
+      <w:lvlJc w:val="left"/>
+      <w:pPr>
+        <w:ind w:left="5760" w:hanging="360"/>
+      </w:pPr>
+      <w:rPr>
+        <w:u w:val="none"/>
+      </w:rPr>
+    </w:lvl>
+    <w:lvl w:ilvl="8">
+      <w:start w:val="1"/>
+      <w:numFmt w:val="bullet"/>
+      <w:lvlText w:val="■"/>
+      <w:lvlJc w:val="left"/>
+      <w:pPr>
+        <w:ind w:left="6480" w:hanging="360"/>
+      </w:pPr>
+      <w:rPr>
+        <w:u w:val="none"/>
+      </w:rPr>
+    </w:lvl>
+  </w:abstractNum>
+  <w:abstractNum w:abstractNumId="4">
+    <w:lvl w:ilvl="0">
+      <w:start w:val="1"/>
+      <w:numFmt w:val="bullet"/>
+      <w:lvlText w:val="●"/>
+      <w:lvlJc w:val="left"/>
+      <w:pPr>
+        <w:ind w:left="720" w:hanging="360"/>
+      </w:pPr>
+      <w:rPr>
+        <w:u w:val="none"/>
+      </w:rPr>
+    </w:lvl>
+    <w:lvl w:ilvl="1">
+      <w:start w:val="1"/>
+      <w:numFmt w:val="bullet"/>
+      <w:lvlText w:val="○"/>
+      <w:lvlJc w:val="left"/>
+      <w:pPr>
+        <w:ind w:left="1440" w:hanging="360"/>
+      </w:pPr>
+      <w:rPr>
+        <w:u w:val="none"/>
+      </w:rPr>
+    </w:lvl>
+    <w:lvl w:ilvl="2">
+      <w:start w:val="1"/>
+      <w:numFmt w:val="bullet"/>
+      <w:lvlText w:val="■"/>
+      <w:lvlJc w:val="left"/>
+      <w:pPr>
+        <w:ind w:left="2160" w:hanging="360"/>
+      </w:pPr>
+      <w:rPr>
+        <w:u w:val="none"/>
+      </w:rPr>
+    </w:lvl>
+    <w:lvl w:ilvl="3">
+      <w:start w:val="1"/>
+      <w:numFmt w:val="bullet"/>
+      <w:lvlText w:val="●"/>
+      <w:lvlJc w:val="left"/>
+      <w:pPr>
+        <w:ind w:left="2880" w:hanging="360"/>
+      </w:pPr>
+      <w:rPr>
+        <w:u w:val="none"/>
+      </w:rPr>
+    </w:lvl>
+    <w:lvl w:ilvl="4">
+      <w:start w:val="1"/>
+      <w:numFmt w:val="bullet"/>
+      <w:lvlText w:val="○"/>
+      <w:lvlJc w:val="left"/>
+      <w:pPr>
+        <w:ind w:left="3600" w:hanging="360"/>
+      </w:pPr>
+      <w:rPr>
+        <w:u w:val="none"/>
+      </w:rPr>
+    </w:lvl>
+    <w:lvl w:ilvl="5">
+      <w:start w:val="1"/>
+      <w:numFmt w:val="bullet"/>
+      <w:lvlText w:val="■"/>
+      <w:lvlJc w:val="left"/>
+      <w:pPr>
+        <w:ind w:left="4320" w:hanging="360"/>
+      </w:pPr>
+      <w:rPr>
+        <w:u w:val="none"/>
+      </w:rPr>
+    </w:lvl>
+    <w:lvl w:ilvl="6">
+      <w:start w:val="1"/>
+      <w:numFmt w:val="bullet"/>
+      <w:lvlText w:val="●"/>
+      <w:lvlJc w:val="left"/>
+      <w:pPr>
+        <w:ind w:left="5040" w:hanging="360"/>
+      </w:pPr>
+      <w:rPr>
+        <w:u w:val="none"/>
+      </w:rPr>
+    </w:lvl>
+    <w:lvl w:ilvl="7">
+      <w:start w:val="1"/>
+      <w:numFmt w:val="bullet"/>
+      <w:lvlText w:val="○"/>
+      <w:lvlJc w:val="left"/>
+      <w:pPr>
+        <w:ind w:left="5760" w:hanging="360"/>
+      </w:pPr>
+      <w:rPr>
+        <w:u w:val="none"/>
+      </w:rPr>
+    </w:lvl>
+    <w:lvl w:ilvl="8">
+      <w:start w:val="1"/>
+      <w:numFmt w:val="bullet"/>
+      <w:lvlText w:val="■"/>
+      <w:lvlJc w:val="left"/>
+      <w:pPr>
+        <w:ind w:left="6480" w:hanging="360"/>
+      </w:pPr>
+      <w:rPr>
+        <w:u w:val="none"/>
+      </w:rPr>
+    </w:lvl>
+  </w:abstractNum>
+  <w:abstractNum w:abstractNumId="5">
+    <w:lvl w:ilvl="0">
+      <w:start w:val="1"/>
+      <w:numFmt w:val="bullet"/>
+      <w:lvlText w:val="●"/>
+      <w:lvlJc w:val="left"/>
+      <w:pPr>
+        <w:ind w:left="720" w:hanging="360"/>
+      </w:pPr>
+      <w:rPr>
+        <w:u w:val="none"/>
+      </w:rPr>
+    </w:lvl>
+    <w:lvl w:ilvl="1">
+      <w:start w:val="1"/>
+      <w:numFmt w:val="bullet"/>
+      <w:lvlText w:val="○"/>
+      <w:lvlJc w:val="left"/>
+      <w:pPr>
+        <w:ind w:left="1440" w:hanging="360"/>
+      </w:pPr>
+      <w:rPr>
+        <w:u w:val="none"/>
+      </w:rPr>
+    </w:lvl>
+    <w:lvl w:ilvl="2">
+      <w:start w:val="1"/>
+      <w:numFmt w:val="bullet"/>
+      <w:lvlText w:val="■"/>
+      <w:lvlJc w:val="left"/>
+      <w:pPr>
+        <w:ind w:left="2160" w:hanging="360"/>
+      </w:pPr>
+      <w:rPr>
+        <w:u w:val="none"/>
+      </w:rPr>
+    </w:lvl>
+    <w:lvl w:ilvl="3">
+      <w:start w:val="1"/>
+      <w:numFmt w:val="bullet"/>
+      <w:lvlText w:val="●"/>
+      <w:lvlJc w:val="left"/>
+      <w:pPr>
+        <w:ind w:left="2880" w:hanging="360"/>
+      </w:pPr>
+      <w:rPr>
+        <w:u w:val="none"/>
+      </w:rPr>
+    </w:lvl>
+    <w:lvl w:ilvl="4">
+      <w:start w:val="1"/>
+      <w:numFmt w:val="bullet"/>
+      <w:lvlText w:val="○"/>
+      <w:lvlJc w:val="left"/>
+      <w:pPr>
+        <w:ind w:left="3600" w:hanging="360"/>
+      </w:pPr>
+      <w:rPr>
+        <w:u w:val="none"/>
+      </w:rPr>
+    </w:lvl>
+    <w:lvl w:ilvl="5">
+      <w:start w:val="1"/>
+      <w:numFmt w:val="bullet"/>
+      <w:lvlText w:val="■"/>
+      <w:lvlJc w:val="left"/>
+      <w:pPr>
+        <w:ind w:left="4320" w:hanging="360"/>
+      </w:pPr>
+      <w:rPr>
+        <w:u w:val="none"/>
+      </w:rPr>
+    </w:lvl>
+    <w:lvl w:ilvl="6">
+      <w:start w:val="1"/>
+      <w:numFmt w:val="bullet"/>
+      <w:lvlText w:val="●"/>
+      <w:lvlJc w:val="left"/>
+      <w:pPr>
+        <w:ind w:left="5040" w:hanging="360"/>
+      </w:pPr>
+      <w:rPr>
+        <w:u w:val="none"/>
+      </w:rPr>
+    </w:lvl>
+    <w:lvl w:ilvl="7">
+      <w:start w:val="1"/>
+      <w:numFmt w:val="bullet"/>
+      <w:lvlText w:val="○"/>
+      <w:lvlJc w:val="left"/>
+      <w:pPr>
+        <w:ind w:left="5760" w:hanging="360"/>
+      </w:pPr>
+      <w:rPr>
+        <w:u w:val="none"/>
+      </w:rPr>
+    </w:lvl>
+    <w:lvl w:ilvl="8">
+      <w:start w:val="1"/>
+      <w:numFmt w:val="bullet"/>
+      <w:lvlText w:val="■"/>
+      <w:lvlJc w:val="left"/>
+      <w:pPr>
+        <w:ind w:left="6480" w:hanging="360"/>
+      </w:pPr>
+      <w:rPr>
+        <w:u w:val="none"/>
+      </w:rPr>
+    </w:lvl>
+  </w:abstractNum>
+  <w:abstractNum w:abstractNumId="6">
+    <w:lvl w:ilvl="0">
+      <w:start w:val="1"/>
+      <w:numFmt w:val="bullet"/>
+      <w:lvlText w:val="●"/>
+      <w:lvlJc w:val="left"/>
+      <w:pPr>
+        <w:ind w:left="720" w:hanging="360"/>
+      </w:pPr>
+      <w:rPr>
+        <w:u w:val="none"/>
+      </w:rPr>
+    </w:lvl>
+    <w:lvl w:ilvl="1">
+      <w:start w:val="1"/>
+      <w:numFmt w:val="bullet"/>
+      <w:lvlText w:val="○"/>
+      <w:lvlJc w:val="left"/>
+      <w:pPr>
+        <w:ind w:left="1440" w:hanging="360"/>
+      </w:pPr>
+      <w:rPr>
+        <w:u w:val="none"/>
+      </w:rPr>
+    </w:lvl>
+    <w:lvl w:ilvl="2">
+      <w:start w:val="1"/>
+      <w:numFmt w:val="bullet"/>
+      <w:lvlText w:val="■"/>
+      <w:lvlJc w:val="left"/>
+      <w:pPr>
+        <w:ind w:left="2160" w:hanging="360"/>
+      </w:pPr>
+      <w:rPr>
+        <w:u w:val="none"/>
+      </w:rPr>
+    </w:lvl>
+    <w:lvl w:ilvl="3">
+      <w:start w:val="1"/>
+      <w:numFmt w:val="bullet"/>
+      <w:lvlText w:val="●"/>
+      <w:lvlJc w:val="left"/>
+      <w:pPr>
+        <w:ind w:left="2880" w:hanging="360"/>
+      </w:pPr>
+      <w:rPr>
+        <w:u w:val="none"/>
+      </w:rPr>
+    </w:lvl>
+    <w:lvl w:ilvl="4">
+      <w:start w:val="1"/>
+      <w:numFmt w:val="bullet"/>
+      <w:lvlText w:val="○"/>
+      <w:lvlJc w:val="left"/>
+      <w:pPr>
+        <w:ind w:left="3600" w:hanging="360"/>
+      </w:pPr>
+      <w:rPr>
+        <w:u w:val="none"/>
+      </w:rPr>
+    </w:lvl>
+    <w:lvl w:ilvl="5">
+      <w:start w:val="1"/>
+      <w:numFmt w:val="bullet"/>
+      <w:lvlText w:val="■"/>
+      <w:lvlJc w:val="left"/>
+      <w:pPr>
+        <w:ind w:left="4320" w:hanging="360"/>
+      </w:pPr>
+      <w:rPr>
+        <w:u w:val="none"/>
+      </w:rPr>
+    </w:lvl>
+    <w:lvl w:ilvl="6">
+      <w:start w:val="1"/>
+      <w:numFmt w:val="bullet"/>
+      <w:lvlText w:val="●"/>
+      <w:lvlJc w:val="left"/>
+      <w:pPr>
+        <w:ind w:left="5040" w:hanging="360"/>
+      </w:pPr>
+      <w:rPr>
+        <w:u w:val="none"/>
+      </w:rPr>
+    </w:lvl>
+    <w:lvl w:ilvl="7">
+      <w:start w:val="1"/>
+      <w:numFmt w:val="bullet"/>
+      <w:lvlText w:val="○"/>
+      <w:lvlJc w:val="left"/>
+      <w:pPr>
+        <w:ind w:left="5760" w:hanging="360"/>
+      </w:pPr>
+      <w:rPr>
+        <w:u w:val="none"/>
+      </w:rPr>
+    </w:lvl>
+    <w:lvl w:ilvl="8">
+      <w:start w:val="1"/>
+      <w:numFmt w:val="bullet"/>
+      <w:lvlText w:val="■"/>
+      <w:lvlJc w:val="left"/>
+      <w:pPr>
+        <w:ind w:left="6480" w:hanging="360"/>
+      </w:pPr>
+      <w:rPr>
+        <w:u w:val="none"/>
+      </w:rPr>
+    </w:lvl>
+  </w:abstractNum>
+  <w:abstractNum w:abstractNumId="7">
+    <w:lvl w:ilvl="0">
+      <w:start w:val="1"/>
       <w:numFmt w:val="decimal"/>
       <w:lvlText w:val="%1."/>
       <w:lvlJc w:val="left"/>
@@ -2432,7 +4501,7 @@
       </w:rPr>
     </w:lvl>
   </w:abstractNum>
-  <w:abstractNum w:abstractNumId="2">
+  <w:abstractNum w:abstractNumId="8">
     <w:lvl w:ilvl="0">
       <w:start w:val="1"/>
       <w:numFmt w:val="bullet"/>
@@ -2533,6 +4602,226 @@
       <w:start w:val="1"/>
       <w:numFmt w:val="bullet"/>
       <w:lvlText w:val="-"/>
+      <w:lvlJc w:val="left"/>
+      <w:pPr>
+        <w:ind w:left="6480" w:hanging="360"/>
+      </w:pPr>
+      <w:rPr>
+        <w:u w:val="none"/>
+      </w:rPr>
+    </w:lvl>
+  </w:abstractNum>
+  <w:abstractNum w:abstractNumId="9">
+    <w:lvl w:ilvl="0">
+      <w:start w:val="1"/>
+      <w:numFmt w:val="bullet"/>
+      <w:lvlText w:val="●"/>
+      <w:lvlJc w:val="left"/>
+      <w:pPr>
+        <w:ind w:left="720" w:hanging="360"/>
+      </w:pPr>
+      <w:rPr>
+        <w:u w:val="none"/>
+      </w:rPr>
+    </w:lvl>
+    <w:lvl w:ilvl="1">
+      <w:start w:val="1"/>
+      <w:numFmt w:val="bullet"/>
+      <w:lvlText w:val="○"/>
+      <w:lvlJc w:val="left"/>
+      <w:pPr>
+        <w:ind w:left="1440" w:hanging="360"/>
+      </w:pPr>
+      <w:rPr>
+        <w:u w:val="none"/>
+      </w:rPr>
+    </w:lvl>
+    <w:lvl w:ilvl="2">
+      <w:start w:val="1"/>
+      <w:numFmt w:val="bullet"/>
+      <w:lvlText w:val="■"/>
+      <w:lvlJc w:val="left"/>
+      <w:pPr>
+        <w:ind w:left="2160" w:hanging="360"/>
+      </w:pPr>
+      <w:rPr>
+        <w:u w:val="none"/>
+      </w:rPr>
+    </w:lvl>
+    <w:lvl w:ilvl="3">
+      <w:start w:val="1"/>
+      <w:numFmt w:val="bullet"/>
+      <w:lvlText w:val="●"/>
+      <w:lvlJc w:val="left"/>
+      <w:pPr>
+        <w:ind w:left="2880" w:hanging="360"/>
+      </w:pPr>
+      <w:rPr>
+        <w:u w:val="none"/>
+      </w:rPr>
+    </w:lvl>
+    <w:lvl w:ilvl="4">
+      <w:start w:val="1"/>
+      <w:numFmt w:val="bullet"/>
+      <w:lvlText w:val="○"/>
+      <w:lvlJc w:val="left"/>
+      <w:pPr>
+        <w:ind w:left="3600" w:hanging="360"/>
+      </w:pPr>
+      <w:rPr>
+        <w:u w:val="none"/>
+      </w:rPr>
+    </w:lvl>
+    <w:lvl w:ilvl="5">
+      <w:start w:val="1"/>
+      <w:numFmt w:val="bullet"/>
+      <w:lvlText w:val="■"/>
+      <w:lvlJc w:val="left"/>
+      <w:pPr>
+        <w:ind w:left="4320" w:hanging="360"/>
+      </w:pPr>
+      <w:rPr>
+        <w:u w:val="none"/>
+      </w:rPr>
+    </w:lvl>
+    <w:lvl w:ilvl="6">
+      <w:start w:val="1"/>
+      <w:numFmt w:val="bullet"/>
+      <w:lvlText w:val="●"/>
+      <w:lvlJc w:val="left"/>
+      <w:pPr>
+        <w:ind w:left="5040" w:hanging="360"/>
+      </w:pPr>
+      <w:rPr>
+        <w:u w:val="none"/>
+      </w:rPr>
+    </w:lvl>
+    <w:lvl w:ilvl="7">
+      <w:start w:val="1"/>
+      <w:numFmt w:val="bullet"/>
+      <w:lvlText w:val="○"/>
+      <w:lvlJc w:val="left"/>
+      <w:pPr>
+        <w:ind w:left="5760" w:hanging="360"/>
+      </w:pPr>
+      <w:rPr>
+        <w:u w:val="none"/>
+      </w:rPr>
+    </w:lvl>
+    <w:lvl w:ilvl="8">
+      <w:start w:val="1"/>
+      <w:numFmt w:val="bullet"/>
+      <w:lvlText w:val="■"/>
+      <w:lvlJc w:val="left"/>
+      <w:pPr>
+        <w:ind w:left="6480" w:hanging="360"/>
+      </w:pPr>
+      <w:rPr>
+        <w:u w:val="none"/>
+      </w:rPr>
+    </w:lvl>
+  </w:abstractNum>
+  <w:abstractNum w:abstractNumId="10">
+    <w:lvl w:ilvl="0">
+      <w:start w:val="1"/>
+      <w:numFmt w:val="bullet"/>
+      <w:lvlText w:val="●"/>
+      <w:lvlJc w:val="left"/>
+      <w:pPr>
+        <w:ind w:left="720" w:hanging="360"/>
+      </w:pPr>
+      <w:rPr>
+        <w:u w:val="none"/>
+      </w:rPr>
+    </w:lvl>
+    <w:lvl w:ilvl="1">
+      <w:start w:val="1"/>
+      <w:numFmt w:val="bullet"/>
+      <w:lvlText w:val="○"/>
+      <w:lvlJc w:val="left"/>
+      <w:pPr>
+        <w:ind w:left="1440" w:hanging="360"/>
+      </w:pPr>
+      <w:rPr>
+        <w:u w:val="none"/>
+      </w:rPr>
+    </w:lvl>
+    <w:lvl w:ilvl="2">
+      <w:start w:val="1"/>
+      <w:numFmt w:val="bullet"/>
+      <w:lvlText w:val="■"/>
+      <w:lvlJc w:val="left"/>
+      <w:pPr>
+        <w:ind w:left="2160" w:hanging="360"/>
+      </w:pPr>
+      <w:rPr>
+        <w:u w:val="none"/>
+      </w:rPr>
+    </w:lvl>
+    <w:lvl w:ilvl="3">
+      <w:start w:val="1"/>
+      <w:numFmt w:val="bullet"/>
+      <w:lvlText w:val="●"/>
+      <w:lvlJc w:val="left"/>
+      <w:pPr>
+        <w:ind w:left="2880" w:hanging="360"/>
+      </w:pPr>
+      <w:rPr>
+        <w:u w:val="none"/>
+      </w:rPr>
+    </w:lvl>
+    <w:lvl w:ilvl="4">
+      <w:start w:val="1"/>
+      <w:numFmt w:val="bullet"/>
+      <w:lvlText w:val="○"/>
+      <w:lvlJc w:val="left"/>
+      <w:pPr>
+        <w:ind w:left="3600" w:hanging="360"/>
+      </w:pPr>
+      <w:rPr>
+        <w:u w:val="none"/>
+      </w:rPr>
+    </w:lvl>
+    <w:lvl w:ilvl="5">
+      <w:start w:val="1"/>
+      <w:numFmt w:val="bullet"/>
+      <w:lvlText w:val="■"/>
+      <w:lvlJc w:val="left"/>
+      <w:pPr>
+        <w:ind w:left="4320" w:hanging="360"/>
+      </w:pPr>
+      <w:rPr>
+        <w:u w:val="none"/>
+      </w:rPr>
+    </w:lvl>
+    <w:lvl w:ilvl="6">
+      <w:start w:val="1"/>
+      <w:numFmt w:val="bullet"/>
+      <w:lvlText w:val="●"/>
+      <w:lvlJc w:val="left"/>
+      <w:pPr>
+        <w:ind w:left="5040" w:hanging="360"/>
+      </w:pPr>
+      <w:rPr>
+        <w:u w:val="none"/>
+      </w:rPr>
+    </w:lvl>
+    <w:lvl w:ilvl="7">
+      <w:start w:val="1"/>
+      <w:numFmt w:val="bullet"/>
+      <w:lvlText w:val="○"/>
+      <w:lvlJc w:val="left"/>
+      <w:pPr>
+        <w:ind w:left="5760" w:hanging="360"/>
+      </w:pPr>
+      <w:rPr>
+        <w:u w:val="none"/>
+      </w:rPr>
+    </w:lvl>
+    <w:lvl w:ilvl="8">
+      <w:start w:val="1"/>
+      <w:numFmt w:val="bullet"/>
+      <w:lvlText w:val="■"/>
       <w:lvlJc w:val="left"/>
       <w:pPr>
         <w:ind w:left="6480" w:hanging="360"/>
@@ -2547,6 +4836,30 @@
   </w:num>
   <w:num w:numId="2">
     <w:abstractNumId w:val="2"/>
+  </w:num>
+  <w:num w:numId="3">
+    <w:abstractNumId w:val="3"/>
+  </w:num>
+  <w:num w:numId="4">
+    <w:abstractNumId w:val="4"/>
+  </w:num>
+  <w:num w:numId="5">
+    <w:abstractNumId w:val="5"/>
+  </w:num>
+  <w:num w:numId="6">
+    <w:abstractNumId w:val="6"/>
+  </w:num>
+  <w:num w:numId="7">
+    <w:abstractNumId w:val="7"/>
+  </w:num>
+  <w:num w:numId="8">
+    <w:abstractNumId w:val="8"/>
+  </w:num>
+  <w:num w:numId="9">
+    <w:abstractNumId w:val="9"/>
+  </w:num>
+  <w:num w:numId="10">
+    <w:abstractNumId w:val="10"/>
   </w:num>
 </w:numbering>
 </file>
@@ -3042,7 +5355,7 @@
 
 <file path=customXML/item1.xml><?xml version="1.0" encoding="utf-8"?>
 <go:gDocsCustomXmlDataStorage xmlns:go="http://customooxmlschemas.google.com/" xmlns:r="http://schemas.openxmlformats.org/officeDocument/2006/relationships" uri="GoogleDocsCustomDataVersion2">
-  <go:docsCustomData xmlns:go="http://customooxmlschemas.google.com/" roundtripDataSignature="AMtx7mj915lxhtg8IdSfOqPOYcl6nEi94Q==">CgMxLjAaHwoBMBIaChgICVIUChJ0YWJsZS51ZjI3amxyZHdlNGI4AHIhMURxUm03QkR2SS1PY3daZjdqOG51WTNac3MwSHBHZzlM</go:docsCustomData>
+  <go:docsCustomData xmlns:go="http://customooxmlschemas.google.com/" roundtripDataSignature="AMtx7mghKyiWbcVNyBgbJSzo9DEwhT++zg==">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</go:docsCustomData>
 </go:gDocsCustomXmlDataStorage>
 </file>
 

--- a/TPI AySO Virtualizacion.docx
+++ b/TPI AySO Virtualizacion.docx
@@ -249,7 +249,7 @@
           <w:rFonts w:ascii="Arial" w:cs="Arial" w:eastAsia="Arial" w:hAnsi="Arial"/>
           <w:rtl w:val="0"/>
         </w:rPr>
-        <w:t xml:space="preserve">Maximiliano Javier Castillo - Legajo: []</w:t>
+        <w:t xml:space="preserve">Maximiliano Javier Castillo - Legajo: [103062]</w:t>
       </w:r>
     </w:p>
     <w:p>
@@ -290,6 +290,7 @@
         <w:ind w:firstLine="0"/>
         <w:rPr>
           <w:rFonts w:ascii="Arial" w:cs="Arial" w:eastAsia="Arial" w:hAnsi="Arial"/>
+          <w:u w:val="single"/>
         </w:rPr>
       </w:pPr>
       <w:r>
@@ -298,137 +299,136 @@
       <w:r>
         <w:rPr>
           <w:rFonts w:ascii="Arial" w:cs="Arial" w:eastAsia="Arial" w:hAnsi="Arial"/>
-          <w:rtl w:val="0"/>
-        </w:rPr>
-        <w:t xml:space="preserve">Índice </w:t>
-      </w:r>
-    </w:p>
-    <w:p>
-      <w:pPr>
-        <w:spacing w:after="200" w:line="360" w:lineRule="auto"/>
-        <w:ind w:firstLine="0"/>
-        <w:rPr>
-          <w:rFonts w:ascii="Arial" w:cs="Arial" w:eastAsia="Arial" w:hAnsi="Arial"/>
-        </w:rPr>
-      </w:pPr>
-      <w:r>
-        <w:rPr>
-          <w:rFonts w:ascii="Arial" w:cs="Arial" w:eastAsia="Arial" w:hAnsi="Arial"/>
-          <w:rtl w:val="0"/>
-        </w:rPr>
-        <w:t xml:space="preserve">1. Introducción </w:t>
-      </w:r>
-    </w:p>
-    <w:p>
-      <w:pPr>
-        <w:spacing w:after="200" w:line="360" w:lineRule="auto"/>
-        <w:ind w:firstLine="0"/>
-        <w:rPr>
-          <w:rFonts w:ascii="Arial" w:cs="Arial" w:eastAsia="Arial" w:hAnsi="Arial"/>
-        </w:rPr>
-      </w:pPr>
-      <w:r>
-        <w:rPr>
-          <w:rFonts w:ascii="Arial" w:cs="Arial" w:eastAsia="Arial" w:hAnsi="Arial"/>
-          <w:rtl w:val="0"/>
-        </w:rPr>
-        <w:t xml:space="preserve">2. Marco Teórico</w:t>
-      </w:r>
-    </w:p>
-    <w:p>
-      <w:pPr>
-        <w:spacing w:after="200" w:line="360" w:lineRule="auto"/>
-        <w:ind w:firstLine="0"/>
-        <w:rPr>
-          <w:rFonts w:ascii="Arial" w:cs="Arial" w:eastAsia="Arial" w:hAnsi="Arial"/>
-        </w:rPr>
-      </w:pPr>
-      <w:r>
-        <w:rPr>
-          <w:rFonts w:ascii="Arial" w:cs="Arial" w:eastAsia="Arial" w:hAnsi="Arial"/>
-          <w:rtl w:val="0"/>
-        </w:rPr>
-        <w:t xml:space="preserve"> 3. Caso Práctico </w:t>
-      </w:r>
-    </w:p>
-    <w:p>
-      <w:pPr>
-        <w:spacing w:after="200" w:line="360" w:lineRule="auto"/>
-        <w:ind w:firstLine="0"/>
-        <w:rPr>
-          <w:rFonts w:ascii="Arial" w:cs="Arial" w:eastAsia="Arial" w:hAnsi="Arial"/>
-        </w:rPr>
-      </w:pPr>
-      <w:r>
-        <w:rPr>
-          <w:rFonts w:ascii="Arial" w:cs="Arial" w:eastAsia="Arial" w:hAnsi="Arial"/>
-          <w:rtl w:val="0"/>
-        </w:rPr>
-        <w:t xml:space="preserve">4. Metodología Utilizada </w:t>
-      </w:r>
-    </w:p>
-    <w:p>
-      <w:pPr>
-        <w:spacing w:after="200" w:line="360" w:lineRule="auto"/>
-        <w:ind w:firstLine="0"/>
-        <w:rPr>
-          <w:rFonts w:ascii="Arial" w:cs="Arial" w:eastAsia="Arial" w:hAnsi="Arial"/>
-        </w:rPr>
-      </w:pPr>
-      <w:r>
-        <w:rPr>
-          <w:rFonts w:ascii="Arial" w:cs="Arial" w:eastAsia="Arial" w:hAnsi="Arial"/>
-          <w:rtl w:val="0"/>
-        </w:rPr>
-        <w:t xml:space="preserve">5. Resultados Obtenidos </w:t>
-      </w:r>
-    </w:p>
-    <w:p>
-      <w:pPr>
-        <w:spacing w:after="200" w:line="360" w:lineRule="auto"/>
-        <w:ind w:firstLine="0"/>
-        <w:rPr>
-          <w:rFonts w:ascii="Arial" w:cs="Arial" w:eastAsia="Arial" w:hAnsi="Arial"/>
-        </w:rPr>
-      </w:pPr>
-      <w:r>
-        <w:rPr>
-          <w:rFonts w:ascii="Arial" w:cs="Arial" w:eastAsia="Arial" w:hAnsi="Arial"/>
-          <w:rtl w:val="0"/>
-        </w:rPr>
-        <w:t xml:space="preserve">6. Conclusiones</w:t>
-      </w:r>
-    </w:p>
-    <w:p>
-      <w:pPr>
-        <w:spacing w:after="200" w:line="360" w:lineRule="auto"/>
-        <w:ind w:firstLine="0"/>
-        <w:rPr>
-          <w:rFonts w:ascii="Arial" w:cs="Arial" w:eastAsia="Arial" w:hAnsi="Arial"/>
-        </w:rPr>
-      </w:pPr>
-      <w:r>
-        <w:rPr>
-          <w:rFonts w:ascii="Arial" w:cs="Arial" w:eastAsia="Arial" w:hAnsi="Arial"/>
-          <w:rtl w:val="0"/>
-        </w:rPr>
-        <w:t xml:space="preserve">7. Bibliografía </w:t>
-      </w:r>
-    </w:p>
-    <w:p>
-      <w:pPr>
-        <w:spacing w:after="200" w:line="360" w:lineRule="auto"/>
-        <w:ind w:firstLine="0"/>
-        <w:rPr>
-          <w:rFonts w:ascii="Arial" w:cs="Arial" w:eastAsia="Arial" w:hAnsi="Arial"/>
-        </w:rPr>
-      </w:pPr>
-      <w:r>
-        <w:rPr>
-          <w:rFonts w:ascii="Arial" w:cs="Arial" w:eastAsia="Arial" w:hAnsi="Arial"/>
-          <w:rtl w:val="0"/>
-        </w:rPr>
-        <w:t xml:space="preserve">8. Anexos </w:t>
+          <w:u w:val="single"/>
+          <w:rtl w:val="0"/>
+        </w:rPr>
+        <w:t xml:space="preserve">ÍNDICE </w:t>
+      </w:r>
+    </w:p>
+    <w:p>
+      <w:pPr>
+        <w:spacing w:after="200" w:line="360" w:lineRule="auto"/>
+        <w:ind w:firstLine="0"/>
+        <w:rPr>
+          <w:rFonts w:ascii="Arial" w:cs="Arial" w:eastAsia="Arial" w:hAnsi="Arial"/>
+        </w:rPr>
+      </w:pPr>
+      <w:r>
+        <w:rPr>
+          <w:rFonts w:ascii="Arial" w:cs="Arial" w:eastAsia="Arial" w:hAnsi="Arial"/>
+          <w:rtl w:val="0"/>
+        </w:rPr>
+        <w:t xml:space="preserve">1. Introducción                                                           3</w:t>
+      </w:r>
+    </w:p>
+    <w:p>
+      <w:pPr>
+        <w:spacing w:after="200" w:line="360" w:lineRule="auto"/>
+        <w:ind w:firstLine="0"/>
+        <w:rPr>
+          <w:rFonts w:ascii="Arial" w:cs="Arial" w:eastAsia="Arial" w:hAnsi="Arial"/>
+        </w:rPr>
+      </w:pPr>
+      <w:r>
+        <w:rPr>
+          <w:rFonts w:ascii="Arial" w:cs="Arial" w:eastAsia="Arial" w:hAnsi="Arial"/>
+          <w:rtl w:val="0"/>
+        </w:rPr>
+        <w:t xml:space="preserve">2. Marco Teórico                                                        3</w:t>
+      </w:r>
+    </w:p>
+    <w:p>
+      <w:pPr>
+        <w:spacing w:after="200" w:line="360" w:lineRule="auto"/>
+        <w:ind w:firstLine="0"/>
+        <w:rPr>
+          <w:rFonts w:ascii="Arial" w:cs="Arial" w:eastAsia="Arial" w:hAnsi="Arial"/>
+        </w:rPr>
+      </w:pPr>
+      <w:r>
+        <w:rPr>
+          <w:rFonts w:ascii="Arial" w:cs="Arial" w:eastAsia="Arial" w:hAnsi="Arial"/>
+          <w:rtl w:val="0"/>
+        </w:rPr>
+        <w:t xml:space="preserve"> 3. Caso Práctico                                                       6</w:t>
+      </w:r>
+    </w:p>
+    <w:p>
+      <w:pPr>
+        <w:spacing w:after="200" w:line="360" w:lineRule="auto"/>
+        <w:ind w:firstLine="0"/>
+        <w:rPr>
+          <w:rFonts w:ascii="Arial" w:cs="Arial" w:eastAsia="Arial" w:hAnsi="Arial"/>
+        </w:rPr>
+      </w:pPr>
+      <w:r>
+        <w:rPr>
+          <w:rFonts w:ascii="Arial" w:cs="Arial" w:eastAsia="Arial" w:hAnsi="Arial"/>
+          <w:rtl w:val="0"/>
+        </w:rPr>
+        <w:t xml:space="preserve">4. Metodología Utilizada                                          16</w:t>
+      </w:r>
+    </w:p>
+    <w:p>
+      <w:pPr>
+        <w:spacing w:after="200" w:line="360" w:lineRule="auto"/>
+        <w:ind w:firstLine="0"/>
+        <w:rPr>
+          <w:rFonts w:ascii="Arial" w:cs="Arial" w:eastAsia="Arial" w:hAnsi="Arial"/>
+        </w:rPr>
+      </w:pPr>
+      <w:r>
+        <w:rPr>
+          <w:rFonts w:ascii="Arial" w:cs="Arial" w:eastAsia="Arial" w:hAnsi="Arial"/>
+          <w:rtl w:val="0"/>
+        </w:rPr>
+        <w:t xml:space="preserve">5. Resultados Obtenidos                                         17</w:t>
+      </w:r>
+    </w:p>
+    <w:p>
+      <w:pPr>
+        <w:spacing w:after="200" w:line="360" w:lineRule="auto"/>
+        <w:ind w:firstLine="0"/>
+        <w:rPr>
+          <w:rFonts w:ascii="Arial" w:cs="Arial" w:eastAsia="Arial" w:hAnsi="Arial"/>
+        </w:rPr>
+      </w:pPr>
+      <w:r>
+        <w:rPr>
+          <w:rFonts w:ascii="Arial" w:cs="Arial" w:eastAsia="Arial" w:hAnsi="Arial"/>
+          <w:rtl w:val="0"/>
+        </w:rPr>
+        <w:t xml:space="preserve">6. Conclusiones                                                       18</w:t>
+      </w:r>
+    </w:p>
+    <w:p>
+      <w:pPr>
+        <w:spacing w:after="200" w:line="360" w:lineRule="auto"/>
+        <w:ind w:firstLine="0"/>
+        <w:rPr>
+          <w:rFonts w:ascii="Arial" w:cs="Arial" w:eastAsia="Arial" w:hAnsi="Arial"/>
+        </w:rPr>
+      </w:pPr>
+      <w:r>
+        <w:rPr>
+          <w:rFonts w:ascii="Arial" w:cs="Arial" w:eastAsia="Arial" w:hAnsi="Arial"/>
+          <w:rtl w:val="0"/>
+        </w:rPr>
+        <w:t xml:space="preserve">7. Bibliografía                                                           18</w:t>
+      </w:r>
+    </w:p>
+    <w:p>
+      <w:pPr>
+        <w:spacing w:after="200" w:line="360" w:lineRule="auto"/>
+        <w:ind w:firstLine="0"/>
+        <w:rPr>
+          <w:rFonts w:ascii="Arial" w:cs="Arial" w:eastAsia="Arial" w:hAnsi="Arial"/>
+        </w:rPr>
+      </w:pPr>
+      <w:r>
+        <w:rPr>
+          <w:rtl w:val="0"/>
+        </w:rPr>
       </w:r>
     </w:p>
     <w:p>
@@ -603,7 +603,7 @@
       <w:pPr>
         <w:numPr>
           <w:ilvl w:val="0"/>
-          <w:numId w:val="7"/>
+          <w:numId w:val="8"/>
         </w:numPr>
         <w:spacing w:after="200" w:line="360" w:lineRule="auto"/>
         <w:ind w:left="720" w:hanging="360"/>
@@ -696,7 +696,7 @@
       <w:pPr>
         <w:numPr>
           <w:ilvl w:val="0"/>
-          <w:numId w:val="7"/>
+          <w:numId w:val="8"/>
         </w:numPr>
         <w:spacing w:after="200" w:line="360" w:lineRule="auto"/>
         <w:ind w:left="720" w:hanging="360"/>
@@ -955,7 +955,7 @@
     <w:sdt>
       <w:sdtPr>
         <w:lock w:val="contentLocked"/>
-        <w:id w:val="-1209325242"/>
+        <w:id w:val="-1224736795"/>
         <w:tag w:val="goog_rdk_0"/>
       </w:sdtPr>
       <w:sdtContent>
@@ -1934,7 +1934,7 @@
       <w:pPr>
         <w:numPr>
           <w:ilvl w:val="0"/>
-          <w:numId w:val="8"/>
+          <w:numId w:val="9"/>
         </w:numPr>
         <w:spacing w:after="0" w:line="360" w:lineRule="auto"/>
         <w:ind w:left="720" w:hanging="360"/>
@@ -1964,7 +1964,7 @@
       <w:pPr>
         <w:numPr>
           <w:ilvl w:val="0"/>
-          <w:numId w:val="8"/>
+          <w:numId w:val="9"/>
         </w:numPr>
         <w:spacing w:after="0" w:line="360" w:lineRule="auto"/>
         <w:ind w:left="720" w:hanging="360"/>
@@ -1994,7 +1994,7 @@
       <w:pPr>
         <w:numPr>
           <w:ilvl w:val="0"/>
-          <w:numId w:val="8"/>
+          <w:numId w:val="9"/>
         </w:numPr>
         <w:spacing w:after="200" w:line="360" w:lineRule="auto"/>
         <w:ind w:left="720" w:hanging="360"/>
@@ -2038,7 +2038,7 @@
       <w:pPr>
         <w:numPr>
           <w:ilvl w:val="0"/>
-          <w:numId w:val="7"/>
+          <w:numId w:val="8"/>
         </w:numPr>
         <w:spacing w:after="200" w:line="360" w:lineRule="auto"/>
         <w:ind w:left="720" w:hanging="360"/>
@@ -2083,7 +2083,7 @@
     <w:p>
       <w:pPr>
         <w:spacing w:after="200" w:line="360" w:lineRule="auto"/>
-        <w:ind w:left="720"/>
+        <w:ind w:left="720" w:firstLine="720"/>
         <w:rPr>
           <w:rFonts w:ascii="Arial" w:cs="Arial" w:eastAsia="Arial" w:hAnsi="Arial"/>
         </w:rPr>
@@ -2103,12 +2103,12 @@
           <wp:inline distB="114300" distT="114300" distL="114300" distR="114300">
             <wp:extent cx="5850255" cy="3289300"/>
             <wp:effectExtent b="0" l="0" r="0" t="0"/>
-            <wp:docPr id="7" name="image11.png"/>
+            <wp:docPr id="2" name="image7.png"/>
             <a:graphic>
               <a:graphicData uri="http://schemas.openxmlformats.org/drawingml/2006/picture">
                 <pic:pic>
                   <pic:nvPicPr>
-                    <pic:cNvPr id="0" name="image11.png"/>
+                    <pic:cNvPr id="0" name="image7.png"/>
                     <pic:cNvPicPr preferRelativeResize="0"/>
                   </pic:nvPicPr>
                   <pic:blipFill>
@@ -2142,7 +2142,7 @@
       <w:pPr>
         <w:numPr>
           <w:ilvl w:val="0"/>
-          <w:numId w:val="10"/>
+          <w:numId w:val="2"/>
         </w:numPr>
         <w:spacing w:after="200" w:line="360" w:lineRule="auto"/>
         <w:ind w:left="720" w:hanging="360"/>
@@ -2161,7 +2161,7 @@
     <w:p>
       <w:pPr>
         <w:spacing w:after="200" w:line="360" w:lineRule="auto"/>
-        <w:ind w:left="720"/>
+        <w:ind w:left="720" w:firstLine="720"/>
         <w:rPr>
           <w:rFonts w:ascii="Arial" w:cs="Arial" w:eastAsia="Arial" w:hAnsi="Arial"/>
         </w:rPr>
@@ -2188,12 +2188,12 @@
           <wp:inline distB="114300" distT="114300" distL="114300" distR="114300">
             <wp:extent cx="5850255" cy="6083300"/>
             <wp:effectExtent b="0" l="0" r="0" t="0"/>
-            <wp:docPr id="12" name="image12.png"/>
+            <wp:docPr id="4" name="image8.png"/>
             <a:graphic>
               <a:graphicData uri="http://schemas.openxmlformats.org/drawingml/2006/picture">
                 <pic:pic>
                   <pic:nvPicPr>
-                    <pic:cNvPr id="0" name="image12.png"/>
+                    <pic:cNvPr id="0" name="image8.png"/>
                     <pic:cNvPicPr preferRelativeResize="0"/>
                   </pic:nvPicPr>
                   <pic:blipFill>
@@ -2227,7 +2227,7 @@
       <w:pPr>
         <w:numPr>
           <w:ilvl w:val="0"/>
-          <w:numId w:val="6"/>
+          <w:numId w:val="7"/>
         </w:numPr>
         <w:spacing w:after="200" w:line="360" w:lineRule="auto"/>
         <w:ind w:left="720" w:hanging="360"/>
@@ -2259,27 +2259,18 @@
           <w:rFonts w:ascii="Arial" w:cs="Arial" w:eastAsia="Arial" w:hAnsi="Arial"/>
           <w:rtl w:val="0"/>
         </w:rPr>
-        <w:t xml:space="preserve"> descargamos la </w:t>
-      </w:r>
-      <w:r>
-        <w:rPr>
-          <w:rFonts w:ascii="Arial" w:cs="Arial" w:eastAsia="Arial" w:hAnsi="Arial"/>
-          <w:rtl w:val="0"/>
-        </w:rPr>
-        <w:t xml:space="preserve">versión</w:t>
-      </w:r>
-      <w:r>
-        <w:rPr>
-          <w:rFonts w:ascii="Arial" w:cs="Arial" w:eastAsia="Arial" w:hAnsi="Arial"/>
-          <w:rtl w:val="0"/>
-        </w:rPr>
-        <w:t xml:space="preserve"> para windows.</w:t>
-      </w:r>
-    </w:p>
-    <w:p>
-      <w:pPr>
-        <w:spacing w:after="200" w:line="360" w:lineRule="auto"/>
-        <w:ind w:left="720"/>
+        <w:t xml:space="preserve"> descargamos la versión para windows.</w:t>
+      </w:r>
+      <w:r>
+        <w:rPr>
+          <w:rtl w:val="0"/>
+        </w:rPr>
+      </w:r>
+    </w:p>
+    <w:p>
+      <w:pPr>
+        <w:spacing w:after="200" w:line="360" w:lineRule="auto"/>
+        <w:ind w:left="720" w:firstLine="720"/>
         <w:rPr>
           <w:rFonts w:ascii="Arial" w:cs="Arial" w:eastAsia="Arial" w:hAnsi="Arial"/>
         </w:rPr>
@@ -2292,7 +2283,7 @@
           <wp:inline distB="114300" distT="114300" distL="114300" distR="114300">
             <wp:extent cx="4619625" cy="3752850"/>
             <wp:effectExtent b="0" l="0" r="0" t="0"/>
-            <wp:docPr id="9" name="image6.png"/>
+            <wp:docPr id="3" name="image6.png"/>
             <a:graphic>
               <a:graphicData uri="http://schemas.openxmlformats.org/drawingml/2006/picture">
                 <pic:pic>
@@ -2331,7 +2322,7 @@
       <w:pPr>
         <w:numPr>
           <w:ilvl w:val="0"/>
-          <w:numId w:val="6"/>
+          <w:numId w:val="7"/>
         </w:numPr>
         <w:spacing w:after="200" w:line="360" w:lineRule="auto"/>
         <w:ind w:left="720" w:hanging="360"/>
@@ -2345,21 +2336,12 @@
           <w:rFonts w:ascii="Arial" w:cs="Arial" w:eastAsia="Arial" w:hAnsi="Arial"/>
           <w:rtl w:val="0"/>
         </w:rPr>
-        <w:t xml:space="preserve">Luego ejecutamos el archivo.exe e </w:t>
-      </w:r>
-      <w:r>
-        <w:rPr>
-          <w:rFonts w:ascii="Arial" w:cs="Arial" w:eastAsia="Arial" w:hAnsi="Arial"/>
-          <w:rtl w:val="0"/>
-        </w:rPr>
-        <w:t xml:space="preserve">instalamos</w:t>
-      </w:r>
-      <w:r>
-        <w:rPr>
-          <w:rFonts w:ascii="Arial" w:cs="Arial" w:eastAsia="Arial" w:hAnsi="Arial"/>
-          <w:rtl w:val="0"/>
-        </w:rPr>
-        <w:t xml:space="preserve"> virtualbox</w:t>
+        <w:t xml:space="preserve">Luego ejecutamos el archivo.exe e instalamos virtualbox</w:t>
+      </w:r>
+      <w:r>
+        <w:rPr>
+          <w:rtl w:val="0"/>
+        </w:rPr>
       </w:r>
     </w:p>
     <w:p>
@@ -2378,12 +2360,12 @@
           <wp:inline distB="114300" distT="114300" distL="114300" distR="114300">
             <wp:extent cx="5850255" cy="3441700"/>
             <wp:effectExtent b="0" l="0" r="0" t="0"/>
-            <wp:docPr id="1" name="image7.png"/>
+            <wp:docPr id="6" name="image3.png"/>
             <a:graphic>
               <a:graphicData uri="http://schemas.openxmlformats.org/drawingml/2006/picture">
                 <pic:pic>
                   <pic:nvPicPr>
-                    <pic:cNvPr id="0" name="image7.png"/>
+                    <pic:cNvPr id="0" name="image3.png"/>
                     <pic:cNvPicPr preferRelativeResize="0"/>
                   </pic:nvPicPr>
                   <pic:blipFill>
@@ -2417,7 +2399,7 @@
       <w:pPr>
         <w:numPr>
           <w:ilvl w:val="0"/>
-          <w:numId w:val="6"/>
+          <w:numId w:val="7"/>
         </w:numPr>
         <w:spacing w:after="200" w:line="360" w:lineRule="auto"/>
         <w:ind w:left="720" w:hanging="360"/>
@@ -2432,6 +2414,11 @@
           <w:rtl w:val="0"/>
         </w:rPr>
         <w:t xml:space="preserve">Descargamos la imagen de Linux ubuntu desde https://ubuntu.com/download/desktop</w:t>
+      </w:r>
+      <w:r>
+        <w:rPr>
+          <w:rtl w:val="0"/>
+        </w:rPr>
       </w:r>
     </w:p>
     <w:p>
@@ -2464,12 +2451,12 @@
           <wp:inline distB="114300" distT="114300" distL="114300" distR="114300">
             <wp:extent cx="5850255" cy="4559300"/>
             <wp:effectExtent b="0" l="0" r="0" t="0"/>
-            <wp:docPr id="6" name="image8.png"/>
+            <wp:docPr id="5" name="image9.png"/>
             <a:graphic>
               <a:graphicData uri="http://schemas.openxmlformats.org/drawingml/2006/picture">
                 <pic:pic>
                   <pic:nvPicPr>
-                    <pic:cNvPr id="0" name="image8.png"/>
+                    <pic:cNvPr id="0" name="image9.png"/>
                     <pic:cNvPicPr preferRelativeResize="0"/>
                   </pic:nvPicPr>
                   <pic:blipFill>
@@ -2501,24 +2488,61 @@
     </w:p>
     <w:p>
       <w:pPr>
+        <w:spacing w:after="200" w:line="360" w:lineRule="auto"/>
+        <w:ind w:left="0" w:firstLine="0"/>
+        <w:rPr>
+          <w:rFonts w:ascii="Arial" w:cs="Arial" w:eastAsia="Arial" w:hAnsi="Arial"/>
+        </w:rPr>
+      </w:pPr>
+      <w:r>
+        <w:rPr>
+          <w:rtl w:val="0"/>
+        </w:rPr>
+      </w:r>
+    </w:p>
+    <w:p>
+      <w:pPr>
         <w:numPr>
           <w:ilvl w:val="0"/>
-          <w:numId w:val="2"/>
+          <w:numId w:val="3"/>
         </w:numPr>
-        <w:spacing w:after="0" w:afterAutospacing="0" w:line="360" w:lineRule="auto"/>
+        <w:spacing w:after="200" w:line="360" w:lineRule="auto"/>
         <w:ind w:left="720" w:hanging="360"/>
         <w:rPr>
           <w:rFonts w:ascii="Arial" w:cs="Arial" w:eastAsia="Arial" w:hAnsi="Arial"/>
+        </w:rPr>
+      </w:pPr>
+      <w:r>
+        <w:rPr>
+          <w:rFonts w:ascii="Arial" w:cs="Arial" w:eastAsia="Arial" w:hAnsi="Arial"/>
+          <w:rtl w:val="0"/>
+        </w:rPr>
+        <w:t xml:space="preserve">Iniciamos VirtualBox y creamos una nueva máquina virtual, con la imagen de ubuntu descargada previamente.</w:t>
+      </w:r>
+    </w:p>
+    <w:p>
+      <w:pPr>
+        <w:spacing w:after="0" w:line="360" w:lineRule="auto"/>
+        <w:ind w:left="720"/>
+        <w:rPr>
+          <w:rFonts w:ascii="Arial" w:cs="Arial" w:eastAsia="Arial" w:hAnsi="Arial"/>
+        </w:rPr>
+      </w:pPr>
+      <w:r>
+        <w:rPr>
+          <w:rtl w:val="0"/>
+        </w:rPr>
+      </w:r>
+    </w:p>
+    <w:p>
+      <w:pPr>
+        <w:spacing w:after="0" w:line="360" w:lineRule="auto"/>
+        <w:ind w:left="720"/>
+        <w:rPr>
+          <w:rFonts w:ascii="Arial" w:cs="Arial" w:eastAsia="Arial" w:hAnsi="Arial"/>
           <w:u w:val="none"/>
         </w:rPr>
       </w:pPr>
-      <w:r>
-        <w:rPr>
-          <w:rFonts w:ascii="Arial" w:cs="Arial" w:eastAsia="Arial" w:hAnsi="Arial"/>
-          <w:rtl w:val="0"/>
-        </w:rPr>
-        <w:t xml:space="preserve">Iniciamos VirtualBox y creamos una nueva máquina virtual, con la imagen de ubuntu descargada previamente. </w:t>
-      </w:r>
       <w:r>
         <w:rPr>
           <w:rFonts w:ascii="Arial" w:cs="Arial" w:eastAsia="Arial" w:hAnsi="Arial"/>
@@ -2527,12 +2551,12 @@
           <wp:inline distB="114300" distT="114300" distL="114300" distR="114300">
             <wp:extent cx="5850255" cy="4559300"/>
             <wp:effectExtent b="0" l="0" r="0" t="0"/>
-            <wp:docPr id="3" name="image5.png"/>
+            <wp:docPr id="8" name="image10.png"/>
             <a:graphic>
               <a:graphicData uri="http://schemas.openxmlformats.org/drawingml/2006/picture">
                 <pic:pic>
                   <pic:nvPicPr>
-                    <pic:cNvPr id="0" name="image5.png"/>
+                    <pic:cNvPr id="0" name="image10.png"/>
                     <pic:cNvPicPr preferRelativeResize="0"/>
                   </pic:nvPicPr>
                   <pic:blipFill>
@@ -2563,12 +2587,17 @@
         </w:rPr>
         <w:t xml:space="preserve"> </w:t>
       </w:r>
+      <w:r>
+        <w:rPr>
+          <w:rtl w:val="0"/>
+        </w:rPr>
+      </w:r>
     </w:p>
     <w:p>
       <w:pPr>
         <w:numPr>
           <w:ilvl w:val="0"/>
-          <w:numId w:val="2"/>
+          <w:numId w:val="3"/>
         </w:numPr>
         <w:spacing w:after="200" w:line="360" w:lineRule="auto"/>
         <w:ind w:left="720" w:hanging="360"/>
@@ -2582,7 +2611,12 @@
           <w:rFonts w:ascii="Arial" w:cs="Arial" w:eastAsia="Arial" w:hAnsi="Arial"/>
           <w:rtl w:val="0"/>
         </w:rPr>
-        <w:t xml:space="preserve">confuiguramos usuario y password para poder ingresar</w:t>
+        <w:t xml:space="preserve">configuramos usuario y password para poder ingresar</w:t>
+      </w:r>
+      <w:r>
+        <w:rPr>
+          <w:rtl w:val="0"/>
+        </w:rPr>
       </w:r>
     </w:p>
     <w:p>
@@ -2601,7 +2635,7 @@
           <wp:inline distB="114300" distT="114300" distL="114300" distR="114300">
             <wp:extent cx="5850255" cy="4559300"/>
             <wp:effectExtent b="0" l="0" r="0" t="0"/>
-            <wp:docPr id="2" name="image4.png"/>
+            <wp:docPr id="7" name="image4.png"/>
             <a:graphic>
               <a:graphicData uri="http://schemas.openxmlformats.org/drawingml/2006/picture">
                 <pic:pic>
@@ -2656,6 +2690,11 @@
         </w:rPr>
         <w:t xml:space="preserve">Definimos las especificaciones técnicas memoria, cpu, disco en base a lo que dimensionamos como requerimiento básico.</w:t>
       </w:r>
+      <w:r>
+        <w:rPr>
+          <w:rtl w:val="0"/>
+        </w:rPr>
+      </w:r>
     </w:p>
     <w:p>
       <w:pPr>
@@ -2673,12 +2712,12 @@
           <wp:inline distB="114300" distT="114300" distL="114300" distR="114300">
             <wp:extent cx="5850255" cy="4584700"/>
             <wp:effectExtent b="0" l="0" r="0" t="0"/>
-            <wp:docPr id="5" name="image1.png"/>
+            <wp:docPr id="10" name="image2.png"/>
             <a:graphic>
               <a:graphicData uri="http://schemas.openxmlformats.org/drawingml/2006/picture">
                 <pic:pic>
                   <pic:nvPicPr>
-                    <pic:cNvPr id="0" name="image1.png"/>
+                    <pic:cNvPr id="0" name="image2.png"/>
                     <pic:cNvPicPr preferRelativeResize="0"/>
                   </pic:nvPicPr>
                   <pic:blipFill>
@@ -2712,7 +2751,7 @@
       <w:pPr>
         <w:numPr>
           <w:ilvl w:val="0"/>
-          <w:numId w:val="3"/>
+          <w:numId w:val="4"/>
         </w:numPr>
         <w:spacing w:after="200" w:line="360" w:lineRule="auto"/>
         <w:ind w:left="720" w:hanging="360"/>
@@ -2727,6 +2766,11 @@
           <w:rtl w:val="0"/>
         </w:rPr>
         <w:t xml:space="preserve">Una vez iniciada la instalación de ubuntu, aguardamos a que termine.</w:t>
+      </w:r>
+      <w:r>
+        <w:rPr>
+          <w:rtl w:val="0"/>
+        </w:rPr>
       </w:r>
     </w:p>
     <w:p>
@@ -2745,12 +2789,12 @@
           <wp:inline distB="114300" distT="114300" distL="114300" distR="114300">
             <wp:extent cx="5850255" cy="4406900"/>
             <wp:effectExtent b="0" l="0" r="0" t="0"/>
-            <wp:docPr id="4" name="image9.png"/>
+            <wp:docPr id="9" name="image5.png"/>
             <a:graphic>
               <a:graphicData uri="http://schemas.openxmlformats.org/drawingml/2006/picture">
                 <pic:pic>
                   <pic:nvPicPr>
-                    <pic:cNvPr id="0" name="image9.png"/>
+                    <pic:cNvPr id="0" name="image5.png"/>
                     <pic:cNvPicPr preferRelativeResize="0"/>
                   </pic:nvPicPr>
                   <pic:blipFill>
@@ -2783,93 +2827,71 @@
     <w:p>
       <w:pPr>
         <w:spacing w:after="200" w:line="360" w:lineRule="auto"/>
+        <w:ind w:left="720" w:firstLine="720"/>
+        <w:rPr>
+          <w:rFonts w:ascii="Arial" w:cs="Arial" w:eastAsia="Arial" w:hAnsi="Arial"/>
+        </w:rPr>
+      </w:pPr>
+      <w:r>
+        <w:rPr>
+          <w:rtl w:val="0"/>
+        </w:rPr>
+      </w:r>
+    </w:p>
+    <w:p>
+      <w:pPr>
+        <w:numPr>
+          <w:ilvl w:val="0"/>
+          <w:numId w:val="6"/>
+        </w:numPr>
+        <w:spacing w:line="360" w:lineRule="auto"/>
+        <w:ind w:left="720" w:hanging="360"/>
+        <w:rPr>
+          <w:rFonts w:ascii="Arial" w:cs="Arial" w:eastAsia="Arial" w:hAnsi="Arial"/>
+        </w:rPr>
+      </w:pPr>
+      <w:r>
+        <w:rPr>
+          <w:rFonts w:ascii="Arial" w:cs="Arial" w:eastAsia="Arial" w:hAnsi="Arial"/>
+          <w:rtl w:val="0"/>
+        </w:rPr>
+        <w:t xml:space="preserve">Luego instalamos python y pip.</w:t>
+      </w:r>
+    </w:p>
+    <w:p>
+      <w:pPr>
+        <w:spacing w:after="0" w:line="360" w:lineRule="auto"/>
         <w:ind w:left="720"/>
         <w:rPr>
           <w:rFonts w:ascii="Arial" w:cs="Arial" w:eastAsia="Arial" w:hAnsi="Arial"/>
-        </w:rPr>
-      </w:pPr>
+          <w:u w:val="none"/>
+        </w:rPr>
+      </w:pPr>
+      <w:r>
+        <w:rPr>
+          <w:rFonts w:ascii="Arial" w:cs="Arial" w:eastAsia="Arial" w:hAnsi="Arial"/>
+          <w:rtl w:val="0"/>
+        </w:rPr>
+        <w:br w:type="textWrapping"/>
+      </w:r>
       <w:r>
         <w:rPr>
           <w:rFonts w:ascii="Arial" w:cs="Arial" w:eastAsia="Arial" w:hAnsi="Arial"/>
         </w:rPr>
         <w:drawing>
           <wp:inline distB="114300" distT="114300" distL="114300" distR="114300">
-            <wp:extent cx="5850255" cy="4419600"/>
+            <wp:extent cx="5850255" cy="4394200"/>
             <wp:effectExtent b="0" l="0" r="0" t="0"/>
-            <wp:docPr id="10" name="image3.png"/>
+            <wp:docPr id="11" name="image11.png"/>
             <a:graphic>
               <a:graphicData uri="http://schemas.openxmlformats.org/drawingml/2006/picture">
                 <pic:pic>
                   <pic:nvPicPr>
-                    <pic:cNvPr id="0" name="image3.png"/>
+                    <pic:cNvPr id="0" name="image11.png"/>
                     <pic:cNvPicPr preferRelativeResize="0"/>
                   </pic:nvPicPr>
                   <pic:blipFill>
                     <a:blip r:embed="rId20"/>
-                    <a:srcRect b="0" l="0" r="0" t="0"/>
-                    <a:stretch>
-                      <a:fillRect/>
-                    </a:stretch>
-                  </pic:blipFill>
-                  <pic:spPr>
-                    <a:xfrm>
-                      <a:off x="0" y="0"/>
-                      <a:ext cx="5850255" cy="4419600"/>
-                    </a:xfrm>
-                    <a:prstGeom prst="rect"/>
-                    <a:ln/>
-                  </pic:spPr>
-                </pic:pic>
-              </a:graphicData>
-            </a:graphic>
-          </wp:inline>
-        </w:drawing>
-      </w:r>
-      <w:r>
-        <w:rPr>
-          <w:rtl w:val="0"/>
-        </w:rPr>
-      </w:r>
-    </w:p>
-    <w:p>
-      <w:pPr>
-        <w:numPr>
-          <w:ilvl w:val="0"/>
-          <w:numId w:val="5"/>
-        </w:numPr>
-        <w:spacing w:after="0" w:afterAutospacing="0" w:line="360" w:lineRule="auto"/>
-        <w:ind w:left="720" w:hanging="360"/>
-        <w:rPr>
-          <w:rFonts w:ascii="Arial" w:cs="Arial" w:eastAsia="Arial" w:hAnsi="Arial"/>
-          <w:u w:val="none"/>
-        </w:rPr>
-      </w:pPr>
-      <w:r>
-        <w:rPr>
-          <w:rFonts w:ascii="Arial" w:cs="Arial" w:eastAsia="Arial" w:hAnsi="Arial"/>
-          <w:rtl w:val="0"/>
-        </w:rPr>
-        <w:t xml:space="preserve">Luego instalamos python y pip.</w:t>
-        <w:br w:type="textWrapping"/>
-      </w:r>
-      <w:r>
-        <w:rPr>
-          <w:rFonts w:ascii="Arial" w:cs="Arial" w:eastAsia="Arial" w:hAnsi="Arial"/>
-        </w:rPr>
-        <w:drawing>
-          <wp:inline distB="114300" distT="114300" distL="114300" distR="114300">
-            <wp:extent cx="5850255" cy="4394200"/>
-            <wp:effectExtent b="0" l="0" r="0" t="0"/>
-            <wp:docPr id="8" name="image10.png"/>
-            <a:graphic>
-              <a:graphicData uri="http://schemas.openxmlformats.org/drawingml/2006/picture">
-                <pic:pic>
-                  <pic:nvPicPr>
-                    <pic:cNvPr id="0" name="image10.png"/>
-                    <pic:cNvPicPr preferRelativeResize="0"/>
-                  </pic:nvPicPr>
-                  <pic:blipFill>
-                    <a:blip r:embed="rId21"/>
                     <a:srcRect b="0" l="0" r="0" t="0"/>
                     <a:stretch>
                       <a:fillRect/>
@@ -2899,9 +2921,9 @@
       <w:pPr>
         <w:numPr>
           <w:ilvl w:val="0"/>
-          <w:numId w:val="5"/>
+          <w:numId w:val="6"/>
         </w:numPr>
-        <w:spacing w:after="0" w:afterAutospacing="0" w:line="360" w:lineRule="auto"/>
+        <w:spacing w:after="0" w:line="360" w:lineRule="auto"/>
         <w:ind w:left="720" w:hanging="360"/>
         <w:rPr>
           <w:rFonts w:ascii="Arial" w:cs="Arial" w:eastAsia="Arial" w:hAnsi="Arial"/>
@@ -2916,12 +2938,17 @@
         <w:t xml:space="preserve">Probamos la instalación de python con la aplicación nuestro repositorio.</w:t>
         <w:br w:type="textWrapping"/>
       </w:r>
+      <w:r>
+        <w:rPr>
+          <w:rtl w:val="0"/>
+        </w:rPr>
+      </w:r>
     </w:p>
     <w:p>
       <w:pPr>
         <w:numPr>
           <w:ilvl w:val="0"/>
-          <w:numId w:val="7"/>
+          <w:numId w:val="8"/>
         </w:numPr>
         <w:spacing w:after="200" w:line="360" w:lineRule="auto"/>
         <w:ind w:left="720" w:hanging="360"/>
@@ -2942,6 +2969,11 @@
         </w:rPr>
         <w:t xml:space="preserve">METODOLOGÍA UTILIZADA</w:t>
       </w:r>
+      <w:r>
+        <w:rPr>
+          <w:rtl w:val="0"/>
+        </w:rPr>
+      </w:r>
     </w:p>
     <w:p>
       <w:pPr>
@@ -2963,9 +2995,9 @@
       <w:pPr>
         <w:numPr>
           <w:ilvl w:val="0"/>
-          <w:numId w:val="4"/>
+          <w:numId w:val="5"/>
         </w:numPr>
-        <w:spacing w:after="0" w:afterAutospacing="0" w:before="240" w:line="360" w:lineRule="auto"/>
+        <w:spacing w:after="0" w:before="240" w:line="360" w:lineRule="auto"/>
         <w:ind w:left="720" w:hanging="360"/>
         <w:rPr>
           <w:rFonts w:ascii="Arial" w:cs="Arial" w:eastAsia="Arial" w:hAnsi="Arial"/>
@@ -3024,9 +3056,9 @@
       <w:pPr>
         <w:numPr>
           <w:ilvl w:val="0"/>
-          <w:numId w:val="4"/>
+          <w:numId w:val="5"/>
         </w:numPr>
-        <w:spacing w:after="0" w:afterAutospacing="0" w:before="0" w:beforeAutospacing="0" w:line="360" w:lineRule="auto"/>
+        <w:spacing w:after="0" w:before="0" w:line="360" w:lineRule="auto"/>
         <w:ind w:left="720" w:hanging="360"/>
         <w:rPr>
           <w:rFonts w:ascii="Arial" w:cs="Arial" w:eastAsia="Arial" w:hAnsi="Arial"/>
@@ -3069,9 +3101,9 @@
       <w:pPr>
         <w:numPr>
           <w:ilvl w:val="0"/>
-          <w:numId w:val="4"/>
+          <w:numId w:val="5"/>
         </w:numPr>
-        <w:spacing w:after="0" w:afterAutospacing="0" w:before="0" w:beforeAutospacing="0" w:line="360" w:lineRule="auto"/>
+        <w:spacing w:after="0" w:before="0" w:line="360" w:lineRule="auto"/>
         <w:ind w:left="720" w:hanging="360"/>
         <w:rPr>
           <w:rFonts w:ascii="Arial" w:cs="Arial" w:eastAsia="Arial" w:hAnsi="Arial"/>
@@ -3130,9 +3162,9 @@
       <w:pPr>
         <w:numPr>
           <w:ilvl w:val="0"/>
-          <w:numId w:val="4"/>
+          <w:numId w:val="5"/>
         </w:numPr>
-        <w:spacing w:after="0" w:afterAutospacing="0" w:before="0" w:beforeAutospacing="0" w:line="360" w:lineRule="auto"/>
+        <w:spacing w:after="0" w:before="0" w:line="360" w:lineRule="auto"/>
         <w:ind w:left="720" w:hanging="360"/>
         <w:rPr>
           <w:rFonts w:ascii="Arial" w:cs="Arial" w:eastAsia="Arial" w:hAnsi="Arial"/>
@@ -3207,9 +3239,9 @@
       <w:pPr>
         <w:numPr>
           <w:ilvl w:val="0"/>
-          <w:numId w:val="4"/>
+          <w:numId w:val="5"/>
         </w:numPr>
-        <w:spacing w:after="240" w:before="0" w:beforeAutospacing="0" w:line="360" w:lineRule="auto"/>
+        <w:spacing w:after="240" w:before="0" w:line="360" w:lineRule="auto"/>
         <w:ind w:left="720" w:hanging="360"/>
         <w:rPr>
           <w:rFonts w:ascii="Arial" w:cs="Arial" w:eastAsia="Arial" w:hAnsi="Arial"/>
@@ -3283,7 +3315,7 @@
       <w:pPr>
         <w:numPr>
           <w:ilvl w:val="0"/>
-          <w:numId w:val="7"/>
+          <w:numId w:val="8"/>
         </w:numPr>
         <w:spacing w:after="200" w:line="360" w:lineRule="auto"/>
         <w:ind w:left="720" w:hanging="360"/>
@@ -3300,7 +3332,7 @@
           <w:u w:val="single"/>
           <w:rtl w:val="0"/>
         </w:rPr>
-        <w:t xml:space="preserve">Resultados Obtenidos</w:t>
+        <w:t xml:space="preserve">RESULTADOS OBTENIDOS</w:t>
       </w:r>
       <w:r>
         <w:rPr>
@@ -3309,6 +3341,11 @@
         </w:rPr>
         <w:t xml:space="preserve">  </w:t>
       </w:r>
+      <w:r>
+        <w:rPr>
+          <w:rtl w:val="0"/>
+        </w:rPr>
+      </w:r>
     </w:p>
     <w:p>
       <w:pPr>
@@ -3324,6 +3361,268 @@
           <w:rtl w:val="0"/>
         </w:rPr>
         <w:t xml:space="preserve">Los indicadores de éxito del trabajo práctico se consolidaron en los siguientes puntos:</w:t>
+      </w:r>
+    </w:p>
+    <w:p>
+      <w:pPr>
+        <w:numPr>
+          <w:ilvl w:val="0"/>
+          <w:numId w:val="10"/>
+        </w:numPr>
+        <w:spacing w:after="0" w:before="240" w:line="360" w:lineRule="auto"/>
+        <w:ind w:left="720" w:hanging="360"/>
+        <w:rPr>
+          <w:rFonts w:ascii="Arial" w:cs="Arial" w:eastAsia="Arial" w:hAnsi="Arial"/>
+        </w:rPr>
+      </w:pPr>
+      <w:r>
+        <w:rPr>
+          <w:rFonts w:ascii="Arial" w:cs="Arial" w:eastAsia="Arial" w:hAnsi="Arial"/>
+          <w:b w:val="1"/>
+          <w:bCs w:val="1"/>
+          <w:rtl w:val="0"/>
+        </w:rPr>
+        <w:t xml:space="preserve">Estabilidad del Entorno Virtual:</w:t>
+      </w:r>
+      <w:r>
+        <w:rPr>
+          <w:rFonts w:ascii="Arial" w:cs="Arial" w:eastAsia="Arial" w:hAnsi="Arial"/>
+          <w:rtl w:val="0"/>
+        </w:rPr>
+        <w:t xml:space="preserve"> El sistema operativo invitado (Ubuntu) se ejecutó de manera fluida y correcta. No se presentaron fallos ni degradación crítica en el rendimiento del sistema Host, validando que el dimensionamiento previo de recursos fue adecuado.</w:t>
+      </w:r>
+    </w:p>
+    <w:p>
+      <w:pPr>
+        <w:numPr>
+          <w:ilvl w:val="0"/>
+          <w:numId w:val="10"/>
+        </w:numPr>
+        <w:spacing w:after="0" w:before="0" w:line="360" w:lineRule="auto"/>
+        <w:ind w:left="720" w:hanging="360"/>
+        <w:rPr>
+          <w:rFonts w:ascii="Arial" w:cs="Arial" w:eastAsia="Arial" w:hAnsi="Arial"/>
+        </w:rPr>
+      </w:pPr>
+      <w:r>
+        <w:rPr>
+          <w:rFonts w:ascii="Arial" w:cs="Arial" w:eastAsia="Arial" w:hAnsi="Arial"/>
+          <w:b w:val="1"/>
+          <w:bCs w:val="1"/>
+          <w:rtl w:val="0"/>
+        </w:rPr>
+        <w:t xml:space="preserve">Correcto Funcionamiento Python</w:t>
+      </w:r>
+      <w:r>
+        <w:rPr>
+          <w:rFonts w:ascii="Arial" w:cs="Arial" w:eastAsia="Arial" w:hAnsi="Arial"/>
+          <w:rtl w:val="0"/>
+        </w:rPr>
+        <w:t xml:space="preserve"> </w:t>
+      </w:r>
+      <w:r>
+        <w:rPr>
+          <w:rFonts w:ascii="Arial" w:cs="Arial" w:eastAsia="Arial" w:hAnsi="Arial"/>
+          <w:b w:val="1"/>
+          <w:bCs w:val="1"/>
+          <w:rtl w:val="0"/>
+        </w:rPr>
+        <w:t xml:space="preserve">:</w:t>
+      </w:r>
+      <w:r>
+        <w:rPr>
+          <w:rFonts w:ascii="Arial" w:cs="Arial" w:eastAsia="Arial" w:hAnsi="Arial"/>
+          <w:rtl w:val="0"/>
+        </w:rPr>
+        <w:t xml:space="preserve"> La instalación de Python y pip por terminal fue exitosa. La aplicación </w:t>
+      </w:r>
+      <w:r>
+        <w:rPr>
+          <w:rFonts w:ascii="Roboto Mono" w:cs="Roboto Mono" w:eastAsia="Roboto Mono" w:hAnsi="Roboto Mono"/>
+          <w:color w:val="188038"/>
+          <w:rtl w:val="0"/>
+        </w:rPr>
+        <w:t xml:space="preserve">promedio.py</w:t>
+      </w:r>
+      <w:r>
+        <w:rPr>
+          <w:rFonts w:ascii="Arial" w:cs="Arial" w:eastAsia="Arial" w:hAnsi="Arial"/>
+          <w:rtl w:val="0"/>
+        </w:rPr>
+        <w:t xml:space="preserve"> se ejecutó sin lanzar excepciones de dependencias o de entorno, procesando los datos de manera correcta.</w:t>
+      </w:r>
+    </w:p>
+    <w:p>
+      <w:pPr>
+        <w:numPr>
+          <w:ilvl w:val="0"/>
+          <w:numId w:val="10"/>
+        </w:numPr>
+        <w:spacing w:after="240" w:before="0" w:line="360" w:lineRule="auto"/>
+        <w:ind w:left="720" w:hanging="360"/>
+        <w:rPr>
+          <w:rFonts w:ascii="Arial" w:cs="Arial" w:eastAsia="Arial" w:hAnsi="Arial"/>
+        </w:rPr>
+      </w:pPr>
+      <w:r>
+        <w:rPr>
+          <w:rFonts w:ascii="Arial" w:cs="Arial" w:eastAsia="Arial" w:hAnsi="Arial"/>
+          <w:b w:val="1"/>
+          <w:bCs w:val="1"/>
+          <w:rtl w:val="0"/>
+        </w:rPr>
+        <w:t xml:space="preserve">Comprensión de la Arquitectura Host-Guest:</w:t>
+      </w:r>
+      <w:r>
+        <w:rPr>
+          <w:rFonts w:ascii="Arial" w:cs="Arial" w:eastAsia="Arial" w:hAnsi="Arial"/>
+          <w:rtl w:val="0"/>
+        </w:rPr>
+        <w:t xml:space="preserve"> Se logró un entendimiento práctico de la interacción entre el sistema Host y el Guest. Se validaron conceptos clave como el aislamiento de procesos</w:t>
+      </w:r>
+    </w:p>
+    <w:p>
+      <w:pPr>
+        <w:numPr>
+          <w:ilvl w:val="0"/>
+          <w:numId w:val="8"/>
+        </w:numPr>
+        <w:spacing w:after="200" w:line="360" w:lineRule="auto"/>
+        <w:ind w:left="720" w:hanging="360"/>
+        <w:rPr>
+          <w:rFonts w:ascii="Arial" w:cs="Arial" w:eastAsia="Arial" w:hAnsi="Arial"/>
+          <w:u w:val="none"/>
+        </w:rPr>
+      </w:pPr>
+      <w:r>
+        <w:rPr>
+          <w:rFonts w:ascii="Arial" w:cs="Arial" w:eastAsia="Arial" w:hAnsi="Arial"/>
+          <w:b w:val="1"/>
+          <w:bCs w:val="1"/>
+          <w:u w:val="single"/>
+          <w:rtl w:val="0"/>
+        </w:rPr>
+        <w:t xml:space="preserve">CONCLUSIONES</w:t>
+      </w:r>
+      <w:r>
+        <w:rPr>
+          <w:rtl w:val="0"/>
+        </w:rPr>
+      </w:r>
+    </w:p>
+    <w:p>
+      <w:pPr>
+        <w:spacing w:after="240" w:before="240" w:line="360" w:lineRule="auto"/>
+        <w:ind w:firstLine="0"/>
+        <w:rPr>
+          <w:rFonts w:ascii="Arial" w:cs="Arial" w:eastAsia="Arial" w:hAnsi="Arial"/>
+        </w:rPr>
+      </w:pPr>
+      <w:r>
+        <w:rPr>
+          <w:rFonts w:ascii="Arial" w:cs="Arial" w:eastAsia="Arial" w:hAnsi="Arial"/>
+          <w:rtl w:val="0"/>
+        </w:rPr>
+        <w:t xml:space="preserve">La virtualización se consolida como una herramienta indispensable en el ámbito del desarrollo de software, ya que permite generar </w:t>
+      </w:r>
+      <w:r>
+        <w:rPr>
+          <w:rFonts w:ascii="Arial" w:cs="Arial" w:eastAsia="Arial" w:hAnsi="Arial"/>
+          <w:b w:val="1"/>
+          <w:bCs w:val="1"/>
+          <w:rtl w:val="0"/>
+        </w:rPr>
+        <w:t xml:space="preserve">entornos de ejecución aislados y controlados</w:t>
+      </w:r>
+      <w:r>
+        <w:rPr>
+          <w:rFonts w:ascii="Arial" w:cs="Arial" w:eastAsia="Arial" w:hAnsi="Arial"/>
+          <w:rtl w:val="0"/>
+        </w:rPr>
+        <w:t xml:space="preserve">. Esto facilita la realización de pruebas de compatibilidad sobre diferentes sistemas operativos, con la ventaja crítica de que el sistema Guest no comparte el </w:t>
+      </w:r>
+      <w:r>
+        <w:rPr>
+          <w:rFonts w:ascii="Arial" w:cs="Arial" w:eastAsia="Arial" w:hAnsi="Arial"/>
+          <w:i w:val="1"/>
+          <w:iCs w:val="1"/>
+          <w:rtl w:val="0"/>
+        </w:rPr>
+        <w:t xml:space="preserve">kernel</w:t>
+      </w:r>
+      <w:r>
+        <w:rPr>
+          <w:rFonts w:ascii="Arial" w:cs="Arial" w:eastAsia="Arial" w:hAnsi="Arial"/>
+          <w:rtl w:val="0"/>
+        </w:rPr>
+        <w:t xml:space="preserve"> con el sistema Host, garantizando que cualquier fallo catastrófico en la VM no afecte la estabilidad de la máquina física.</w:t>
+      </w:r>
+    </w:p>
+    <w:p>
+      <w:pPr>
+        <w:spacing w:after="240" w:before="240" w:line="360" w:lineRule="auto"/>
+        <w:ind w:firstLine="0"/>
+        <w:rPr>
+          <w:rFonts w:ascii="Arial" w:cs="Arial" w:eastAsia="Arial" w:hAnsi="Arial"/>
+        </w:rPr>
+      </w:pPr>
+      <w:r>
+        <w:rPr>
+          <w:rFonts w:ascii="Arial" w:cs="Arial" w:eastAsia="Arial" w:hAnsi="Arial"/>
+          <w:rtl w:val="0"/>
+        </w:rPr>
+        <w:t xml:space="preserve">No obstante, la experiencia de este laboratorio demuestra que la virtualización requiere una planificación rigurosa de los recursos de hardware. Al momento de dimensionar una máquina virtual, es mandatorio evaluar tanto los requisitos mínimos del sistema operativo elegido como la carga de trabajo de las aplicaciones que se van a ejecutar en ella. Validar la disponibilidad de hardware real (RAM y CPU) antes del despliegue es un paso mandatorio para asegurar la viabilidad de cualquier proyecto de infraestructura virtual.</w:t>
+      </w:r>
+    </w:p>
+    <w:p>
+      <w:pPr>
+        <w:spacing w:after="200" w:line="360" w:lineRule="auto"/>
+        <w:ind w:left="0" w:firstLine="0"/>
+        <w:rPr>
+          <w:rFonts w:ascii="Arial" w:cs="Arial" w:eastAsia="Arial" w:hAnsi="Arial"/>
+        </w:rPr>
+      </w:pPr>
+      <w:r>
+        <w:rPr>
+          <w:rtl w:val="0"/>
+        </w:rPr>
+      </w:r>
+    </w:p>
+    <w:p>
+      <w:pPr>
+        <w:numPr>
+          <w:ilvl w:val="0"/>
+          <w:numId w:val="8"/>
+        </w:numPr>
+        <w:spacing w:after="200" w:line="360" w:lineRule="auto"/>
+        <w:ind w:left="720" w:hanging="360"/>
+        <w:rPr>
+          <w:rFonts w:ascii="Arial" w:cs="Arial" w:eastAsia="Arial" w:hAnsi="Arial"/>
+        </w:rPr>
+      </w:pPr>
+      <w:r>
+        <w:rPr>
+          <w:rFonts w:ascii="Arial" w:cs="Arial" w:eastAsia="Arial" w:hAnsi="Arial"/>
+          <w:u w:val="single"/>
+          <w:rtl w:val="0"/>
+        </w:rPr>
+        <w:t xml:space="preserve">BIBLIOGRAFÍA</w:t>
+      </w:r>
+    </w:p>
+    <w:p>
+      <w:pPr>
+        <w:spacing w:after="200" w:line="360" w:lineRule="auto"/>
+        <w:ind w:left="0" w:firstLine="0"/>
+        <w:rPr>
+          <w:rFonts w:ascii="Arial" w:cs="Arial" w:eastAsia="Arial" w:hAnsi="Arial"/>
+        </w:rPr>
+      </w:pPr>
+      <w:r>
+        <w:rPr>
+          <w:rFonts w:ascii="Arial" w:cs="Arial" w:eastAsia="Arial" w:hAnsi="Arial"/>
+          <w:rtl w:val="0"/>
+        </w:rPr>
+        <w:t xml:space="preserve">Apuntes de la catedra AySO UTN-FRSN</w:t>
       </w:r>
     </w:p>
     <w:p>
@@ -3332,27 +3631,27 @@
           <w:ilvl w:val="0"/>
           <w:numId w:val="9"/>
         </w:numPr>
-        <w:spacing w:after="0" w:afterAutospacing="0" w:before="240" w:line="360" w:lineRule="auto"/>
+        <w:spacing w:line="360" w:lineRule="auto"/>
         <w:ind w:left="720" w:hanging="360"/>
         <w:rPr>
           <w:rFonts w:ascii="Arial" w:cs="Arial" w:eastAsia="Arial" w:hAnsi="Arial"/>
         </w:rPr>
       </w:pPr>
-      <w:r>
-        <w:rPr>
-          <w:rFonts w:ascii="Arial" w:cs="Arial" w:eastAsia="Arial" w:hAnsi="Arial"/>
-          <w:b w:val="1"/>
-          <w:bCs w:val="1"/>
-          <w:rtl w:val="0"/>
-        </w:rPr>
-        <w:t xml:space="preserve">Estabilidad del Entorno Virtual:</w:t>
-      </w:r>
-      <w:r>
-        <w:rPr>
-          <w:rFonts w:ascii="Arial" w:cs="Arial" w:eastAsia="Arial" w:hAnsi="Arial"/>
-          <w:rtl w:val="0"/>
-        </w:rPr>
-        <w:t xml:space="preserve"> El sistema operativo invitado (Ubuntu) se ejecutó de manera fluida y correcta. No se presentaron fallos ni degradación crítica en el rendimiento del sistema Host, validando que el dimensionamiento previo de recursos fue adecuado.</w:t>
+      <w:hyperlink r:id="rId21">
+        <w:r>
+          <w:rPr>
+            <w:rFonts w:ascii="Arial" w:cs="Arial" w:eastAsia="Arial" w:hAnsi="Arial"/>
+            <w:color w:val="1155cc"/>
+            <w:u w:val="single"/>
+            <w:rtl w:val="0"/>
+          </w:rPr>
+          <w:t xml:space="preserve">https://tup.sied.utn.edu.ar/pluginfile.php/26094/mod_label/intro/Virtualizacion%20de%20recursos%20por%20un%20hipervisor%20tipo%202.pdf</w:t>
+        </w:r>
+      </w:hyperlink>
+      <w:r>
+        <w:rPr>
+          <w:rtl w:val="0"/>
+        </w:rPr>
       </w:r>
     </w:p>
     <w:p>
@@ -3361,58 +3660,27 @@
           <w:ilvl w:val="0"/>
           <w:numId w:val="9"/>
         </w:numPr>
-        <w:spacing w:after="0" w:afterAutospacing="0" w:before="0" w:beforeAutospacing="0" w:line="360" w:lineRule="auto"/>
+        <w:spacing w:line="360" w:lineRule="auto"/>
         <w:ind w:left="720" w:hanging="360"/>
         <w:rPr>
           <w:rFonts w:ascii="Arial" w:cs="Arial" w:eastAsia="Arial" w:hAnsi="Arial"/>
         </w:rPr>
       </w:pPr>
-      <w:r>
-        <w:rPr>
-          <w:rFonts w:ascii="Arial" w:cs="Arial" w:eastAsia="Arial" w:hAnsi="Arial"/>
-          <w:b w:val="1"/>
-          <w:bCs w:val="1"/>
-          <w:rtl w:val="0"/>
-        </w:rPr>
-        <w:t xml:space="preserve">Correcto Funcionamiento Python</w:t>
-      </w:r>
-      <w:r>
-        <w:rPr>
-          <w:rFonts w:ascii="Arial" w:cs="Arial" w:eastAsia="Arial" w:hAnsi="Arial"/>
-          <w:rtl w:val="0"/>
-        </w:rPr>
-        <w:t xml:space="preserve"> </w:t>
-      </w:r>
-      <w:r>
-        <w:rPr>
-          <w:rFonts w:ascii="Arial" w:cs="Arial" w:eastAsia="Arial" w:hAnsi="Arial"/>
-          <w:b w:val="1"/>
-          <w:bCs w:val="1"/>
-          <w:rtl w:val="0"/>
-        </w:rPr>
-        <w:t xml:space="preserve">:</w:t>
-      </w:r>
-      <w:r>
-        <w:rPr>
-          <w:rFonts w:ascii="Arial" w:cs="Arial" w:eastAsia="Arial" w:hAnsi="Arial"/>
-          <w:rtl w:val="0"/>
-        </w:rPr>
-        <w:t xml:space="preserve"> La instalación de Python y pip por terminal fue exitosa. La aplicación </w:t>
-      </w:r>
-      <w:r>
-        <w:rPr>
-          <w:rFonts w:ascii="Roboto Mono" w:cs="Roboto Mono" w:eastAsia="Roboto Mono" w:hAnsi="Roboto Mono"/>
-          <w:color w:val="188038"/>
-          <w:rtl w:val="0"/>
-        </w:rPr>
-        <w:t xml:space="preserve">promedio.py</w:t>
-      </w:r>
-      <w:r>
-        <w:rPr>
-          <w:rFonts w:ascii="Arial" w:cs="Arial" w:eastAsia="Arial" w:hAnsi="Arial"/>
-          <w:rtl w:val="0"/>
-        </w:rPr>
-        <w:t xml:space="preserve"> se ejecutó sin lanzar excepciones de dependencias o de entorno, procesando los datos de manera correcta.</w:t>
+      <w:hyperlink r:id="rId22">
+        <w:r>
+          <w:rPr>
+            <w:rFonts w:ascii="Arial" w:cs="Arial" w:eastAsia="Arial" w:hAnsi="Arial"/>
+            <w:color w:val="1155cc"/>
+            <w:u w:val="single"/>
+            <w:rtl w:val="0"/>
+          </w:rPr>
+          <w:t xml:space="preserve">https://tup.sied.utn.edu.ar/pluginfile.php/26094/mod_label/intro/Virtualizacion-de-Recursos-por-un-Hypervisor-Tipo-2.pdf</w:t>
+        </w:r>
+      </w:hyperlink>
+      <w:r>
+        <w:rPr>
+          <w:rtl w:val="0"/>
+        </w:rPr>
       </w:r>
     </w:p>
     <w:p>
@@ -3421,27 +3689,27 @@
           <w:ilvl w:val="0"/>
           <w:numId w:val="9"/>
         </w:numPr>
-        <w:spacing w:after="240" w:before="0" w:beforeAutospacing="0" w:line="360" w:lineRule="auto"/>
+        <w:spacing w:after="200" w:line="360" w:lineRule="auto"/>
         <w:ind w:left="720" w:hanging="360"/>
         <w:rPr>
           <w:rFonts w:ascii="Arial" w:cs="Arial" w:eastAsia="Arial" w:hAnsi="Arial"/>
         </w:rPr>
       </w:pPr>
-      <w:r>
-        <w:rPr>
-          <w:rFonts w:ascii="Arial" w:cs="Arial" w:eastAsia="Arial" w:hAnsi="Arial"/>
-          <w:b w:val="1"/>
-          <w:bCs w:val="1"/>
-          <w:rtl w:val="0"/>
-        </w:rPr>
-        <w:t xml:space="preserve">Comprensión de la Arquitectura Host-Guest:</w:t>
-      </w:r>
-      <w:r>
-        <w:rPr>
-          <w:rFonts w:ascii="Arial" w:cs="Arial" w:eastAsia="Arial" w:hAnsi="Arial"/>
-          <w:rtl w:val="0"/>
-        </w:rPr>
-        <w:t xml:space="preserve"> Se logró un entendimiento práctico de la interacción entre el sistema Host y el Guest. Se validaron conceptos clave como el aislamiento de procesos</w:t>
+      <w:hyperlink r:id="rId23">
+        <w:r>
+          <w:rPr>
+            <w:rFonts w:ascii="Arial" w:cs="Arial" w:eastAsia="Arial" w:hAnsi="Arial"/>
+            <w:color w:val="1155cc"/>
+            <w:u w:val="single"/>
+            <w:rtl w:val="0"/>
+          </w:rPr>
+          <w:t xml:space="preserve">https://tup.sied.utn.edu.ar/pluginfile.php/26094/mod_label/intro/Virtualizacion-Conceptos-y-Beneficios.pdf</w:t>
+        </w:r>
+      </w:hyperlink>
+      <w:r>
+        <w:rPr>
+          <w:rtl w:val="0"/>
+        </w:rPr>
       </w:r>
     </w:p>
     <w:p>
@@ -3450,124 +3718,72 @@
         <w:ind w:left="0" w:firstLine="0"/>
         <w:rPr>
           <w:rFonts w:ascii="Arial" w:cs="Arial" w:eastAsia="Arial" w:hAnsi="Arial"/>
-        </w:rPr>
-      </w:pPr>
-      <w:r>
-        <w:rPr>
-          <w:rtl w:val="0"/>
-        </w:rPr>
-      </w:r>
-    </w:p>
-    <w:p>
-      <w:pPr>
-        <w:spacing w:after="200" w:line="360" w:lineRule="auto"/>
-        <w:ind w:left="0" w:firstLine="0"/>
-        <w:rPr>
-          <w:rFonts w:ascii="Arial" w:cs="Arial" w:eastAsia="Arial" w:hAnsi="Arial"/>
-        </w:rPr>
-      </w:pPr>
-      <w:r>
-        <w:rPr>
-          <w:rtl w:val="0"/>
-        </w:rPr>
+          <w:u w:val="single"/>
+        </w:rPr>
+      </w:pPr>
+      <w:r>
+        <w:rPr>
+          <w:rFonts w:ascii="Arial" w:cs="Arial" w:eastAsia="Arial" w:hAnsi="Arial"/>
+          <w:u w:val="single"/>
+          <w:rtl w:val="0"/>
+        </w:rPr>
+        <w:t xml:space="preserve">Link a programas utilizados:</w:t>
       </w:r>
     </w:p>
     <w:p>
       <w:pPr>
         <w:numPr>
           <w:ilvl w:val="0"/>
-          <w:numId w:val="7"/>
+          <w:numId w:val="11"/>
         </w:numPr>
-        <w:spacing w:after="200" w:line="360" w:lineRule="auto"/>
+        <w:spacing w:after="0" w:afterAutospacing="0" w:line="360" w:lineRule="auto"/>
         <w:ind w:left="720" w:hanging="360"/>
         <w:rPr>
           <w:rFonts w:ascii="Arial" w:cs="Arial" w:eastAsia="Arial" w:hAnsi="Arial"/>
           <w:u w:val="none"/>
         </w:rPr>
       </w:pPr>
-      <w:r>
-        <w:rPr>
-          <w:rFonts w:ascii="Arial" w:cs="Arial" w:eastAsia="Arial" w:hAnsi="Arial"/>
-          <w:b w:val="1"/>
-          <w:bCs w:val="1"/>
-          <w:u w:val="single"/>
-          <w:rtl w:val="0"/>
-        </w:rPr>
-        <w:t xml:space="preserve">Conclusiones</w:t>
-      </w:r>
-    </w:p>
-    <w:p>
-      <w:pPr>
-        <w:spacing w:after="240" w:before="240" w:line="360" w:lineRule="auto"/>
-        <w:ind w:firstLine="0"/>
-        <w:rPr>
-          <w:rFonts w:ascii="Arial" w:cs="Arial" w:eastAsia="Arial" w:hAnsi="Arial"/>
-        </w:rPr>
-      </w:pPr>
-      <w:r>
-        <w:rPr>
-          <w:rFonts w:ascii="Arial" w:cs="Arial" w:eastAsia="Arial" w:hAnsi="Arial"/>
-          <w:rtl w:val="0"/>
-        </w:rPr>
-        <w:t xml:space="preserve">La virtualización se consolida como una herramienta indispensable en el ámbito del desarrollo de software, ya que permite generar </w:t>
-      </w:r>
-      <w:r>
-        <w:rPr>
-          <w:rFonts w:ascii="Arial" w:cs="Arial" w:eastAsia="Arial" w:hAnsi="Arial"/>
-          <w:b w:val="1"/>
-          <w:bCs w:val="1"/>
-          <w:rtl w:val="0"/>
-        </w:rPr>
-        <w:t xml:space="preserve">entornos de ejecución aislados y controlados</w:t>
-      </w:r>
-      <w:r>
-        <w:rPr>
-          <w:rFonts w:ascii="Arial" w:cs="Arial" w:eastAsia="Arial" w:hAnsi="Arial"/>
-          <w:rtl w:val="0"/>
-        </w:rPr>
-        <w:t xml:space="preserve">. Esto facilita la realización de pruebas de compatibilidad sobre diferentes sistemas operativos, con la ventaja crítica de que el sistema Guest no comparte el </w:t>
-      </w:r>
-      <w:r>
-        <w:rPr>
-          <w:rFonts w:ascii="Arial" w:cs="Arial" w:eastAsia="Arial" w:hAnsi="Arial"/>
-          <w:i w:val="1"/>
-          <w:iCs w:val="1"/>
-          <w:rtl w:val="0"/>
-        </w:rPr>
-        <w:t xml:space="preserve">kernel</w:t>
-      </w:r>
-      <w:r>
-        <w:rPr>
-          <w:rFonts w:ascii="Arial" w:cs="Arial" w:eastAsia="Arial" w:hAnsi="Arial"/>
-          <w:rtl w:val="0"/>
-        </w:rPr>
-        <w:t xml:space="preserve"> con el sistema Host, garantizando que cualquier fallo catastrófico en la VM no afecte la estabilidad de la máquina física.</w:t>
-      </w:r>
-    </w:p>
-    <w:p>
-      <w:pPr>
-        <w:spacing w:after="240" w:before="240" w:line="360" w:lineRule="auto"/>
-        <w:ind w:firstLine="0"/>
-        <w:rPr>
-          <w:rFonts w:ascii="Arial" w:cs="Arial" w:eastAsia="Arial" w:hAnsi="Arial"/>
-        </w:rPr>
-      </w:pPr>
-      <w:r>
-        <w:rPr>
-          <w:rFonts w:ascii="Arial" w:cs="Arial" w:eastAsia="Arial" w:hAnsi="Arial"/>
-          <w:rtl w:val="0"/>
-        </w:rPr>
-        <w:t xml:space="preserve">No obstante, la experiencia de este laboratorio demuestra que la virtualización requiere una planificación rigurosa de los recursos de hardware. Al momento de dimensionar una máquina virtual, es mandatorio evaluar tanto los requisitos mínimos del sistema operativo elegido como la carga de trabajo de las aplicaciones que se van a ejecutar en ella. Validar la disponibilidad de hardware real (RAM y CPU) antes del despliegue es un paso mandatorio para asegurar la viabilidad de cualquier proyecto de infraestructura virtual.</w:t>
-      </w:r>
-    </w:p>
-    <w:p>
-      <w:pPr>
-        <w:spacing w:after="200" w:line="360" w:lineRule="auto"/>
-        <w:ind w:left="0" w:firstLine="0"/>
-        <w:rPr>
-          <w:rFonts w:ascii="Arial" w:cs="Arial" w:eastAsia="Arial" w:hAnsi="Arial"/>
-        </w:rPr>
-      </w:pPr>
+      <w:hyperlink r:id="rId24">
+        <w:r>
+          <w:rPr>
+            <w:rFonts w:ascii="Arial" w:cs="Arial" w:eastAsia="Arial" w:hAnsi="Arial"/>
+            <w:color w:val="1155cc"/>
+            <w:u w:val="single"/>
+            <w:rtl w:val="0"/>
+          </w:rPr>
+          <w:t xml:space="preserve">https://www.virtualbox.org/wiki/Downloads</w:t>
+        </w:r>
+      </w:hyperlink>
+      <w:r>
+        <w:rPr>
+          <w:rtl w:val="0"/>
+        </w:rPr>
+      </w:r>
+    </w:p>
+    <w:p>
+      <w:pPr>
+        <w:numPr>
+          <w:ilvl w:val="0"/>
+          <w:numId w:val="11"/>
+        </w:numPr>
+        <w:spacing w:after="200" w:line="360" w:lineRule="auto"/>
+        <w:ind w:left="720" w:hanging="360"/>
+        <w:rPr>
+          <w:rFonts w:ascii="Arial" w:cs="Arial" w:eastAsia="Arial" w:hAnsi="Arial"/>
+          <w:u w:val="none"/>
+        </w:rPr>
+      </w:pPr>
+      <w:hyperlink r:id="rId25">
+        <w:r>
+          <w:rPr>
+            <w:rFonts w:ascii="Arial" w:cs="Arial" w:eastAsia="Arial" w:hAnsi="Arial"/>
+            <w:color w:val="1155cc"/>
+            <w:u w:val="single"/>
+            <w:rtl w:val="0"/>
+          </w:rPr>
+          <w:t xml:space="preserve">https://ubuntu.com/#download-ubuntu</w:t>
+        </w:r>
+      </w:hyperlink>
       <w:r>
         <w:rPr>
           <w:rtl w:val="0"/>
@@ -3575,9 +3791,9 @@
       </w:r>
     </w:p>
     <w:sectPr>
-      <w:headerReference r:id="rId22" w:type="default"/>
-      <w:headerReference r:id="rId23" w:type="first"/>
-      <w:footerReference r:id="rId24" w:type="first"/>
+      <w:headerReference r:id="rId26" w:type="default"/>
+      <w:headerReference r:id="rId27" w:type="first"/>
+      <w:footerReference r:id="rId28" w:type="first"/>
       <w:pgSz w:h="15840" w:w="12240" w:orient="portrait"/>
       <w:pgMar w:bottom="1440" w:top="1440" w:left="1440" w:right="1587" w:header="720" w:footer="720"/>
       <w:pgNumType w:start="1"/>
@@ -3688,20 +3904,20 @@
         <wp:anchor allowOverlap="1" behindDoc="0" distB="114300" distT="114300" distL="114300" distR="114300" hidden="0" layoutInCell="1" locked="0" relativeHeight="0" simplePos="0">
           <wp:simplePos x="0" y="0"/>
           <wp:positionH relativeFrom="column">
-            <wp:posOffset>14</wp:posOffset>
+            <wp:posOffset>15</wp:posOffset>
           </wp:positionH>
           <wp:positionV relativeFrom="paragraph">
-            <wp:posOffset>-295262</wp:posOffset>
+            <wp:posOffset>-295261</wp:posOffset>
           </wp:positionV>
           <wp:extent cx="1783007" cy="747713"/>
           <wp:effectExtent b="0" l="0" r="0" t="0"/>
           <wp:wrapNone/>
-          <wp:docPr id="11" name="image2.png"/>
+          <wp:docPr id="1" name="image1.png"/>
           <a:graphic>
             <a:graphicData uri="http://schemas.openxmlformats.org/drawingml/2006/picture">
               <pic:pic>
                 <pic:nvPicPr>
-                  <pic:cNvPr id="0" name="image2.png"/>
+                  <pic:cNvPr id="0" name="image1.png"/>
                   <pic:cNvPicPr preferRelativeResize="0"/>
                 </pic:nvPicPr>
                 <pic:blipFill>
@@ -4394,6 +4610,116 @@
   <w:abstractNum w:abstractNumId="7">
     <w:lvl w:ilvl="0">
       <w:start w:val="1"/>
+      <w:numFmt w:val="bullet"/>
+      <w:lvlText w:val="●"/>
+      <w:lvlJc w:val="left"/>
+      <w:pPr>
+        <w:ind w:left="720" w:hanging="360"/>
+      </w:pPr>
+      <w:rPr>
+        <w:u w:val="none"/>
+      </w:rPr>
+    </w:lvl>
+    <w:lvl w:ilvl="1">
+      <w:start w:val="1"/>
+      <w:numFmt w:val="bullet"/>
+      <w:lvlText w:val="○"/>
+      <w:lvlJc w:val="left"/>
+      <w:pPr>
+        <w:ind w:left="1440" w:hanging="360"/>
+      </w:pPr>
+      <w:rPr>
+        <w:u w:val="none"/>
+      </w:rPr>
+    </w:lvl>
+    <w:lvl w:ilvl="2">
+      <w:start w:val="1"/>
+      <w:numFmt w:val="bullet"/>
+      <w:lvlText w:val="■"/>
+      <w:lvlJc w:val="left"/>
+      <w:pPr>
+        <w:ind w:left="2160" w:hanging="360"/>
+      </w:pPr>
+      <w:rPr>
+        <w:u w:val="none"/>
+      </w:rPr>
+    </w:lvl>
+    <w:lvl w:ilvl="3">
+      <w:start w:val="1"/>
+      <w:numFmt w:val="bullet"/>
+      <w:lvlText w:val="●"/>
+      <w:lvlJc w:val="left"/>
+      <w:pPr>
+        <w:ind w:left="2880" w:hanging="360"/>
+      </w:pPr>
+      <w:rPr>
+        <w:u w:val="none"/>
+      </w:rPr>
+    </w:lvl>
+    <w:lvl w:ilvl="4">
+      <w:start w:val="1"/>
+      <w:numFmt w:val="bullet"/>
+      <w:lvlText w:val="○"/>
+      <w:lvlJc w:val="left"/>
+      <w:pPr>
+        <w:ind w:left="3600" w:hanging="360"/>
+      </w:pPr>
+      <w:rPr>
+        <w:u w:val="none"/>
+      </w:rPr>
+    </w:lvl>
+    <w:lvl w:ilvl="5">
+      <w:start w:val="1"/>
+      <w:numFmt w:val="bullet"/>
+      <w:lvlText w:val="■"/>
+      <w:lvlJc w:val="left"/>
+      <w:pPr>
+        <w:ind w:left="4320" w:hanging="360"/>
+      </w:pPr>
+      <w:rPr>
+        <w:u w:val="none"/>
+      </w:rPr>
+    </w:lvl>
+    <w:lvl w:ilvl="6">
+      <w:start w:val="1"/>
+      <w:numFmt w:val="bullet"/>
+      <w:lvlText w:val="●"/>
+      <w:lvlJc w:val="left"/>
+      <w:pPr>
+        <w:ind w:left="5040" w:hanging="360"/>
+      </w:pPr>
+      <w:rPr>
+        <w:u w:val="none"/>
+      </w:rPr>
+    </w:lvl>
+    <w:lvl w:ilvl="7">
+      <w:start w:val="1"/>
+      <w:numFmt w:val="bullet"/>
+      <w:lvlText w:val="○"/>
+      <w:lvlJc w:val="left"/>
+      <w:pPr>
+        <w:ind w:left="5760" w:hanging="360"/>
+      </w:pPr>
+      <w:rPr>
+        <w:u w:val="none"/>
+      </w:rPr>
+    </w:lvl>
+    <w:lvl w:ilvl="8">
+      <w:start w:val="1"/>
+      <w:numFmt w:val="bullet"/>
+      <w:lvlText w:val="■"/>
+      <w:lvlJc w:val="left"/>
+      <w:pPr>
+        <w:ind w:left="6480" w:hanging="360"/>
+      </w:pPr>
+      <w:rPr>
+        <w:u w:val="none"/>
+      </w:rPr>
+    </w:lvl>
+  </w:abstractNum>
+  <w:abstractNum w:abstractNumId="8">
+    <w:lvl w:ilvl="0">
+      <w:start w:val="1"/>
       <w:numFmt w:val="decimal"/>
       <w:lvlText w:val="%1."/>
       <w:lvlJc w:val="left"/>
@@ -4501,121 +4827,11 @@
       </w:rPr>
     </w:lvl>
   </w:abstractNum>
-  <w:abstractNum w:abstractNumId="8">
-    <w:lvl w:ilvl="0">
-      <w:start w:val="1"/>
-      <w:numFmt w:val="bullet"/>
-      <w:lvlText w:val="-"/>
-      <w:lvlJc w:val="left"/>
-      <w:pPr>
-        <w:ind w:left="720" w:hanging="360"/>
-      </w:pPr>
-      <w:rPr>
-        <w:u w:val="none"/>
-      </w:rPr>
-    </w:lvl>
-    <w:lvl w:ilvl="1">
-      <w:start w:val="1"/>
-      <w:numFmt w:val="bullet"/>
-      <w:lvlText w:val="-"/>
-      <w:lvlJc w:val="left"/>
-      <w:pPr>
-        <w:ind w:left="1440" w:hanging="360"/>
-      </w:pPr>
-      <w:rPr>
-        <w:u w:val="none"/>
-      </w:rPr>
-    </w:lvl>
-    <w:lvl w:ilvl="2">
-      <w:start w:val="1"/>
-      <w:numFmt w:val="bullet"/>
-      <w:lvlText w:val="-"/>
-      <w:lvlJc w:val="left"/>
-      <w:pPr>
-        <w:ind w:left="2160" w:hanging="360"/>
-      </w:pPr>
-      <w:rPr>
-        <w:u w:val="none"/>
-      </w:rPr>
-    </w:lvl>
-    <w:lvl w:ilvl="3">
-      <w:start w:val="1"/>
-      <w:numFmt w:val="bullet"/>
-      <w:lvlText w:val="-"/>
-      <w:lvlJc w:val="left"/>
-      <w:pPr>
-        <w:ind w:left="2880" w:hanging="360"/>
-      </w:pPr>
-      <w:rPr>
-        <w:u w:val="none"/>
-      </w:rPr>
-    </w:lvl>
-    <w:lvl w:ilvl="4">
-      <w:start w:val="1"/>
-      <w:numFmt w:val="bullet"/>
-      <w:lvlText w:val="-"/>
-      <w:lvlJc w:val="left"/>
-      <w:pPr>
-        <w:ind w:left="3600" w:hanging="360"/>
-      </w:pPr>
-      <w:rPr>
-        <w:u w:val="none"/>
-      </w:rPr>
-    </w:lvl>
-    <w:lvl w:ilvl="5">
-      <w:start w:val="1"/>
-      <w:numFmt w:val="bullet"/>
-      <w:lvlText w:val="-"/>
-      <w:lvlJc w:val="left"/>
-      <w:pPr>
-        <w:ind w:left="4320" w:hanging="360"/>
-      </w:pPr>
-      <w:rPr>
-        <w:u w:val="none"/>
-      </w:rPr>
-    </w:lvl>
-    <w:lvl w:ilvl="6">
-      <w:start w:val="1"/>
-      <w:numFmt w:val="bullet"/>
-      <w:lvlText w:val="-"/>
-      <w:lvlJc w:val="left"/>
-      <w:pPr>
-        <w:ind w:left="5040" w:hanging="360"/>
-      </w:pPr>
-      <w:rPr>
-        <w:u w:val="none"/>
-      </w:rPr>
-    </w:lvl>
-    <w:lvl w:ilvl="7">
-      <w:start w:val="1"/>
-      <w:numFmt w:val="bullet"/>
-      <w:lvlText w:val="-"/>
-      <w:lvlJc w:val="left"/>
-      <w:pPr>
-        <w:ind w:left="5760" w:hanging="360"/>
-      </w:pPr>
-      <w:rPr>
-        <w:u w:val="none"/>
-      </w:rPr>
-    </w:lvl>
-    <w:lvl w:ilvl="8">
-      <w:start w:val="1"/>
-      <w:numFmt w:val="bullet"/>
-      <w:lvlText w:val="-"/>
-      <w:lvlJc w:val="left"/>
-      <w:pPr>
-        <w:ind w:left="6480" w:hanging="360"/>
-      </w:pPr>
-      <w:rPr>
-        <w:u w:val="none"/>
-      </w:rPr>
-    </w:lvl>
-  </w:abstractNum>
   <w:abstractNum w:abstractNumId="9">
     <w:lvl w:ilvl="0">
       <w:start w:val="1"/>
       <w:numFmt w:val="bullet"/>
-      <w:lvlText w:val="●"/>
+      <w:lvlText w:val="-"/>
       <w:lvlJc w:val="left"/>
       <w:pPr>
         <w:ind w:left="720" w:hanging="360"/>
@@ -4627,7 +4843,7 @@
     <w:lvl w:ilvl="1">
       <w:start w:val="1"/>
       <w:numFmt w:val="bullet"/>
-      <w:lvlText w:val="○"/>
+      <w:lvlText w:val="-"/>
       <w:lvlJc w:val="left"/>
       <w:pPr>
         <w:ind w:left="1440" w:hanging="360"/>
@@ -4639,7 +4855,7 @@
     <w:lvl w:ilvl="2">
       <w:start w:val="1"/>
       <w:numFmt w:val="bullet"/>
-      <w:lvlText w:val="■"/>
+      <w:lvlText w:val="-"/>
       <w:lvlJc w:val="left"/>
       <w:pPr>
         <w:ind w:left="2160" w:hanging="360"/>
@@ -4651,7 +4867,7 @@
     <w:lvl w:ilvl="3">
       <w:start w:val="1"/>
       <w:numFmt w:val="bullet"/>
-      <w:lvlText w:val="●"/>
+      <w:lvlText w:val="-"/>
       <w:lvlJc w:val="left"/>
       <w:pPr>
         <w:ind w:left="2880" w:hanging="360"/>
@@ -4663,7 +4879,7 @@
     <w:lvl w:ilvl="4">
       <w:start w:val="1"/>
       <w:numFmt w:val="bullet"/>
-      <w:lvlText w:val="○"/>
+      <w:lvlText w:val="-"/>
       <w:lvlJc w:val="left"/>
       <w:pPr>
         <w:ind w:left="3600" w:hanging="360"/>
@@ -4675,7 +4891,7 @@
     <w:lvl w:ilvl="5">
       <w:start w:val="1"/>
       <w:numFmt w:val="bullet"/>
-      <w:lvlText w:val="■"/>
+      <w:lvlText w:val="-"/>
       <w:lvlJc w:val="left"/>
       <w:pPr>
         <w:ind w:left="4320" w:hanging="360"/>
@@ -4687,7 +4903,7 @@
     <w:lvl w:ilvl="6">
       <w:start w:val="1"/>
       <w:numFmt w:val="bullet"/>
-      <w:lvlText w:val="●"/>
+      <w:lvlText w:val="-"/>
       <w:lvlJc w:val="left"/>
       <w:pPr>
         <w:ind w:left="5040" w:hanging="360"/>
@@ -4699,7 +4915,7 @@
     <w:lvl w:ilvl="7">
       <w:start w:val="1"/>
       <w:numFmt w:val="bullet"/>
-      <w:lvlText w:val="○"/>
+      <w:lvlText w:val="-"/>
       <w:lvlJc w:val="left"/>
       <w:pPr>
         <w:ind w:left="5760" w:hanging="360"/>
@@ -4711,7 +4927,7 @@
     <w:lvl w:ilvl="8">
       <w:start w:val="1"/>
       <w:numFmt w:val="bullet"/>
-      <w:lvlText w:val="■"/>
+      <w:lvlText w:val="-"/>
       <w:lvlJc w:val="left"/>
       <w:pPr>
         <w:ind w:left="6480" w:hanging="360"/>
@@ -4822,6 +5038,116 @@
       <w:start w:val="1"/>
       <w:numFmt w:val="bullet"/>
       <w:lvlText w:val="■"/>
+      <w:lvlJc w:val="left"/>
+      <w:pPr>
+        <w:ind w:left="6480" w:hanging="360"/>
+      </w:pPr>
+      <w:rPr>
+        <w:u w:val="none"/>
+      </w:rPr>
+    </w:lvl>
+  </w:abstractNum>
+  <w:abstractNum w:abstractNumId="11">
+    <w:lvl w:ilvl="0">
+      <w:start w:val="1"/>
+      <w:numFmt w:val="bullet"/>
+      <w:lvlText w:val="-"/>
+      <w:lvlJc w:val="left"/>
+      <w:pPr>
+        <w:ind w:left="720" w:hanging="360"/>
+      </w:pPr>
+      <w:rPr>
+        <w:u w:val="none"/>
+      </w:rPr>
+    </w:lvl>
+    <w:lvl w:ilvl="1">
+      <w:start w:val="1"/>
+      <w:numFmt w:val="bullet"/>
+      <w:lvlText w:val="-"/>
+      <w:lvlJc w:val="left"/>
+      <w:pPr>
+        <w:ind w:left="1440" w:hanging="360"/>
+      </w:pPr>
+      <w:rPr>
+        <w:u w:val="none"/>
+      </w:rPr>
+    </w:lvl>
+    <w:lvl w:ilvl="2">
+      <w:start w:val="1"/>
+      <w:numFmt w:val="bullet"/>
+      <w:lvlText w:val="-"/>
+      <w:lvlJc w:val="left"/>
+      <w:pPr>
+        <w:ind w:left="2160" w:hanging="360"/>
+      </w:pPr>
+      <w:rPr>
+        <w:u w:val="none"/>
+      </w:rPr>
+    </w:lvl>
+    <w:lvl w:ilvl="3">
+      <w:start w:val="1"/>
+      <w:numFmt w:val="bullet"/>
+      <w:lvlText w:val="-"/>
+      <w:lvlJc w:val="left"/>
+      <w:pPr>
+        <w:ind w:left="2880" w:hanging="360"/>
+      </w:pPr>
+      <w:rPr>
+        <w:u w:val="none"/>
+      </w:rPr>
+    </w:lvl>
+    <w:lvl w:ilvl="4">
+      <w:start w:val="1"/>
+      <w:numFmt w:val="bullet"/>
+      <w:lvlText w:val="-"/>
+      <w:lvlJc w:val="left"/>
+      <w:pPr>
+        <w:ind w:left="3600" w:hanging="360"/>
+      </w:pPr>
+      <w:rPr>
+        <w:u w:val="none"/>
+      </w:rPr>
+    </w:lvl>
+    <w:lvl w:ilvl="5">
+      <w:start w:val="1"/>
+      <w:numFmt w:val="bullet"/>
+      <w:lvlText w:val="-"/>
+      <w:lvlJc w:val="left"/>
+      <w:pPr>
+        <w:ind w:left="4320" w:hanging="360"/>
+      </w:pPr>
+      <w:rPr>
+        <w:u w:val="none"/>
+      </w:rPr>
+    </w:lvl>
+    <w:lvl w:ilvl="6">
+      <w:start w:val="1"/>
+      <w:numFmt w:val="bullet"/>
+      <w:lvlText w:val="-"/>
+      <w:lvlJc w:val="left"/>
+      <w:pPr>
+        <w:ind w:left="5040" w:hanging="360"/>
+      </w:pPr>
+      <w:rPr>
+        <w:u w:val="none"/>
+      </w:rPr>
+    </w:lvl>
+    <w:lvl w:ilvl="7">
+      <w:start w:val="1"/>
+      <w:numFmt w:val="bullet"/>
+      <w:lvlText w:val="-"/>
+      <w:lvlJc w:val="left"/>
+      <w:pPr>
+        <w:ind w:left="5760" w:hanging="360"/>
+      </w:pPr>
+      <w:rPr>
+        <w:u w:val="none"/>
+      </w:rPr>
+    </w:lvl>
+    <w:lvl w:ilvl="8">
+      <w:start w:val="1"/>
+      <w:numFmt w:val="bullet"/>
+      <w:lvlText w:val="-"/>
       <w:lvlJc w:val="left"/>
       <w:pPr>
         <w:ind w:left="6480" w:hanging="360"/>
@@ -4860,6 +5186,9 @@
   </w:num>
   <w:num w:numId="10">
     <w:abstractNumId w:val="10"/>
+  </w:num>
+  <w:num w:numId="11">
+    <w:abstractNumId w:val="11"/>
   </w:num>
 </w:numbering>
 </file>
@@ -5355,7 +5684,7 @@
 
 <file path=customXML/item1.xml><?xml version="1.0" encoding="utf-8"?>
 <go:gDocsCustomXmlDataStorage xmlns:go="http://customooxmlschemas.google.com/" xmlns:r="http://schemas.openxmlformats.org/officeDocument/2006/relationships" uri="GoogleDocsCustomDataVersion2">
-  <go:docsCustomData xmlns:go="http://customooxmlschemas.google.com/" roundtripDataSignature="AMtx7mghKyiWbcVNyBgbJSzo9DEwhT++zg==">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</go:docsCustomData>
+  <go:docsCustomData xmlns:go="http://customooxmlschemas.google.com/" roundtripDataSignature="AMtx7mg5tacPcWGPqzJs69PEYRz9f6qt0w==">CgMxLjAaHwoBMBIaChgICVIUChJ0YWJsZS51ZjI3amxyZHdlNGI4AHIhMTVoQUNUNXdUTWdQc2plc2h3UWpDTHplS0ZsTDNwb1Vm</go:docsCustomData>
 </go:gDocsCustomXmlDataStorage>
 </file>
 
